--- a/Documents/specification.docx
+++ b/Documents/specification.docx
@@ -4,7 +4,47 @@
   <w:body>
     <w:p>
       <w:pPr>
-        <w:jc w:val="center"/>
+        <w:pStyle w:val="1"/>
+      </w:pPr>
+      <w:r>
+        <w:t>С</w:t>
+      </w:r>
+      <w:r>
+        <w:t>ПЕЦИФИКАЦИЯ ПРОГРАММЫ ДЛЯ РЕАЛИЗАЦИИ АЛГОРИТМА ПРИМА</w:t>
+      </w:r>
+    </w:p>
+    <w:p/>
+    <w:p>
+      <w:pPr>
+        <w:pStyle w:val="a3"/>
+        <w:jc w:val="left"/>
+      </w:pPr>
+      <w:r>
+        <w:t>Работу выполняет бригада №10 – Ходыко Екатерина гр.4388, Максимова Мария гр.4388, Тарабанов Арсений гр.4388</w:t>
+      </w:r>
+    </w:p>
+    <w:p>
+      <w:pPr>
+        <w:pStyle w:val="a3"/>
+        <w:jc w:val="left"/>
+      </w:pPr>
+      <w:r>
+        <w:t xml:space="preserve">Ссылка на репозиторий: </w:t>
+      </w:r>
+      <w:hyperlink r:id="rId5" w:tgtFrame="_blank" w:history="1">
+        <w:r>
+          <w:rPr>
+            <w:rStyle w:val="af0"/>
+            <w:rFonts w:cs="Times New Roman"/>
+            <w:szCs w:val="28"/>
+          </w:rPr>
+          <w:t>https://github.com/ArseniyTarabanov4388/Practice.git</w:t>
+        </w:r>
+      </w:hyperlink>
+    </w:p>
+    <w:p/>
+    <w:p>
+      <w:pPr>
         <w:rPr>
           <w:rFonts w:ascii="Times New Roman" w:hAnsi="Times New Roman" w:cs="Times New Roman"/>
           <w:b/>
@@ -21,39 +61,584 @@
           <w:sz w:val="28"/>
           <w:szCs w:val="28"/>
         </w:rPr>
-        <w:t>С</w:t>
-      </w:r>
-      <w:r>
-        <w:rPr>
-          <w:rFonts w:ascii="Times New Roman" w:hAnsi="Times New Roman" w:cs="Times New Roman"/>
+        <w:br w:type="page"/>
+      </w:r>
+    </w:p>
+    <w:p>
+      <w:pPr>
+        <w:pStyle w:val="2"/>
+      </w:pPr>
+      <w:r>
+        <w:lastRenderedPageBreak/>
+        <w:t>1. Назначение</w:t>
+      </w:r>
+    </w:p>
+    <w:p>
+      <w:pPr>
+        <w:pStyle w:val="a3"/>
+      </w:pPr>
+      <w:r>
+        <w:t>Программа предназначена для демонстрации работы алгоритма Прима построения минимального остовного дерева во взвешенном неориентированном графе. Она позволяет пользователю:</w:t>
+      </w:r>
+    </w:p>
+    <w:p>
+      <w:pPr>
+        <w:pStyle w:val="a3"/>
+        <w:numPr>
+          <w:ilvl w:val="0"/>
+          <w:numId w:val="13"/>
+        </w:numPr>
+      </w:pPr>
+      <w:r>
+        <w:t>вводить граф в интерактивном режиме</w:t>
+      </w:r>
+    </w:p>
+    <w:p>
+      <w:pPr>
+        <w:pStyle w:val="a3"/>
+        <w:numPr>
+          <w:ilvl w:val="0"/>
+          <w:numId w:val="13"/>
+        </w:numPr>
+      </w:pPr>
+      <w:r>
+        <w:t>визуально наблюдать пошаговое выполнение алгоритма</w:t>
+      </w:r>
+    </w:p>
+    <w:p>
+      <w:pPr>
+        <w:pStyle w:val="a3"/>
+        <w:numPr>
+          <w:ilvl w:val="0"/>
+          <w:numId w:val="13"/>
+        </w:numPr>
+      </w:pPr>
+      <w:r>
+        <w:t>получать итоговое минимальное остовное дерево и его вес</w:t>
+      </w:r>
+    </w:p>
+    <w:p>
+      <w:pPr>
+        <w:pStyle w:val="a3"/>
+        <w:numPr>
+          <w:ilvl w:val="0"/>
+          <w:numId w:val="13"/>
+        </w:numPr>
+      </w:pPr>
+      <w:r>
+        <w:t>экспортировать результаты</w:t>
+      </w:r>
+    </w:p>
+    <w:p>
+      <w:pPr>
+        <w:pStyle w:val="a3"/>
+      </w:pPr>
+      <w:r>
+        <w:t>Программа ориентирована на образовательные цели, а также может использоваться для проверки правильности работы алгоритма на пользовательских данных</w:t>
+      </w:r>
+      <w:r>
+        <w:t xml:space="preserve"> (например, для проверки своих решений по математике </w:t>
+      </w:r>
+      <w:r>
+        <w:rPr>
+          <mc:AlternateContent>
+            <mc:Choice Requires="w16se"/>
+            <mc:Fallback>
+              <w:rFonts w:ascii="Segoe UI Emoji" w:eastAsia="Segoe UI Emoji" w:hAnsi="Segoe UI Emoji" w:cs="Segoe UI Emoji"/>
+            </mc:Fallback>
+          </mc:AlternateContent>
+        </w:rPr>
+        <mc:AlternateContent>
+          <mc:Choice Requires="w16se">
+            <w16se:symEx w16se:font="Segoe UI Emoji" w16se:char="1F60A"/>
+          </mc:Choice>
+          <mc:Fallback>
+            <w:t>😊</w:t>
+          </mc:Fallback>
+        </mc:AlternateContent>
+      </w:r>
+      <w:r>
+        <w:t>)</w:t>
+      </w:r>
+      <w:r>
+        <w:t>.</w:t>
+      </w:r>
+    </w:p>
+    <w:p>
+      <w:pPr>
+        <w:pStyle w:val="a3"/>
+      </w:pPr>
+    </w:p>
+    <w:p>
+      <w:pPr>
+        <w:rPr>
+          <w:rFonts w:ascii="Times New Roman" w:hAnsi="Times New Roman" w:cs="Times New Roman"/>
+          <w:sz w:val="28"/>
+          <w:szCs w:val="28"/>
+        </w:rPr>
+      </w:pPr>
+      <w:r>
+        <w:rPr>
+          <w:rFonts w:ascii="Times New Roman" w:hAnsi="Times New Roman" w:cs="Times New Roman"/>
+          <w:sz w:val="28"/>
+          <w:szCs w:val="28"/>
+        </w:rPr>
+        <w:br w:type="page"/>
+      </w:r>
+    </w:p>
+    <w:p>
+      <w:pPr>
+        <w:pStyle w:val="2"/>
+      </w:pPr>
+      <w:r>
+        <w:lastRenderedPageBreak/>
+        <w:t>2. Функциональные требования</w:t>
+      </w:r>
+    </w:p>
+    <w:p>
+      <w:pPr>
+        <w:pStyle w:val="2"/>
+      </w:pPr>
+      <w:r>
+        <w:t>2.1. Ввод данных</w:t>
+      </w:r>
+    </w:p>
+    <w:p>
+      <w:pPr>
+        <w:pStyle w:val="a3"/>
+      </w:pPr>
+      <w:r>
+        <w:t>П</w:t>
+      </w:r>
+      <w:r>
+        <w:t>ланируется, что п</w:t>
+      </w:r>
+      <w:r>
+        <w:t xml:space="preserve">рограмма </w:t>
+      </w:r>
+      <w:r>
+        <w:t xml:space="preserve">будет </w:t>
+      </w:r>
+      <w:r>
+        <w:t>поддержива</w:t>
+      </w:r>
+      <w:r>
+        <w:t xml:space="preserve">ть </w:t>
+      </w:r>
+      <w:r>
+        <w:t>два равноправных способа задания графа:</w:t>
+      </w:r>
+    </w:p>
+    <w:p>
+      <w:pPr>
+        <w:pStyle w:val="a3"/>
+      </w:pPr>
+      <w:r>
+        <w:t>1</w:t>
+      </w:r>
+      <w:r>
+        <w:t>. Интерактивный ввод (в приложении). Пользователь создаёт граф непосредственно на холсте с помощью мыши:</w:t>
+      </w:r>
+    </w:p>
+    <w:p>
+      <w:pPr>
+        <w:pStyle w:val="a3"/>
+        <w:numPr>
+          <w:ilvl w:val="0"/>
+          <w:numId w:val="9"/>
+        </w:numPr>
+      </w:pPr>
+      <w:r>
+        <w:t>Вершина добавляется</w:t>
+      </w:r>
+      <w:r>
+        <w:t xml:space="preserve">, например, </w:t>
+      </w:r>
+      <w:r>
+        <w:t>щелчком левой кнопки мыши по свободному месту холста.</w:t>
+      </w:r>
+    </w:p>
+    <w:p>
+      <w:pPr>
+        <w:pStyle w:val="a3"/>
+        <w:numPr>
+          <w:ilvl w:val="0"/>
+          <w:numId w:val="9"/>
+        </w:numPr>
+      </w:pPr>
+      <w:r>
+        <w:t>Ребро создаётся путём выделения двух вершин (например, последовательными щелчками с зажатой клавишей Ctrl или с помощью перетаскивания от одной вершины к другой). После выбора вершин появляется диалоговое окно для ввода веса ребра (положительное целое или вещественное число).</w:t>
+      </w:r>
+    </w:p>
+    <w:p>
+      <w:pPr>
+        <w:pStyle w:val="a3"/>
+        <w:numPr>
+          <w:ilvl w:val="0"/>
+          <w:numId w:val="9"/>
+        </w:numPr>
+      </w:pPr>
+      <w:r>
+        <w:t>Вершины можно перемещать по холсту перетаскиванием.</w:t>
+      </w:r>
+    </w:p>
+    <w:p>
+      <w:pPr>
+        <w:pStyle w:val="a3"/>
+        <w:numPr>
+          <w:ilvl w:val="0"/>
+          <w:numId w:val="9"/>
+        </w:numPr>
+      </w:pPr>
+      <w:r>
+        <w:t>Вершину или ребро можно удалить через контекстное меню (правая кнопка мыши) или клавишей Delete при выделении.</w:t>
+      </w:r>
+    </w:p>
+    <w:p>
+      <w:pPr>
+        <w:pStyle w:val="a3"/>
+        <w:ind w:left="1429" w:firstLine="0"/>
+      </w:pPr>
+    </w:p>
+    <w:p>
+      <w:pPr>
+        <w:pStyle w:val="a3"/>
+      </w:pPr>
+      <w:r>
+        <w:t xml:space="preserve">2. </w:t>
+      </w:r>
+      <w:r>
+        <w:t>Импорт из файл</w:t>
+      </w:r>
+      <w:r>
+        <w:t xml:space="preserve">а. </w:t>
+      </w:r>
+      <w:r>
+        <w:t>Файл должен быть в текстовом формате (подробности в разделе 5).</w:t>
+      </w:r>
+    </w:p>
+    <w:p>
+      <w:pPr>
+        <w:pStyle w:val="a3"/>
+      </w:pPr>
+    </w:p>
+    <w:p>
+      <w:pPr>
+        <w:pStyle w:val="a3"/>
+      </w:pPr>
+      <w:r>
+        <w:t>В обоих случаях граф должен быть связным и взвешенным (веса &gt; 0). При попытке запустить алгоритм на несвязном графе программа выводит предупреждение и не начинает выполнение. Также проверяется отсутствие петель и кратных рёбер (при необходимости).</w:t>
+      </w:r>
+    </w:p>
+    <w:p>
+      <w:pPr>
+        <w:pStyle w:val="a3"/>
+        <w:rPr>
           <w:b/>
           <w:bCs/>
-          <w:sz w:val="28"/>
-          <w:szCs w:val="28"/>
-        </w:rPr>
-        <w:t>ПЕЦИФИКАЦИЯ ПРОГРАММЫ ДЛЯ РЕАЛИЗАЦИИ АЛГОРИТМА ПРИМА</w:t>
-      </w:r>
-    </w:p>
-    <w:p>
-      <w:pPr>
+        </w:rPr>
+      </w:pPr>
+    </w:p>
+    <w:p>
+      <w:pPr>
+        <w:pStyle w:val="2"/>
+      </w:pPr>
+      <w:r>
+        <w:t>2.2. Визуализация графа и алгоритма</w:t>
+      </w:r>
+    </w:p>
+    <w:p>
+      <w:pPr>
+        <w:pStyle w:val="a3"/>
+      </w:pPr>
+      <w:r>
+        <w:t xml:space="preserve">Граф будет отображаться </w:t>
+      </w:r>
+      <w:r>
+        <w:t>в виде вершин (кругов) и рёбер (линий) с подписями весов.</w:t>
+      </w:r>
+    </w:p>
+    <w:p>
+      <w:pPr>
+        <w:pStyle w:val="a3"/>
+      </w:pPr>
+      <w:r>
+        <w:rPr>
+          <w:rFonts w:cs="Times New Roman"/>
+          <w:szCs w:val="28"/>
+        </w:rPr>
+        <w:t>На каждом шаге</w:t>
+      </w:r>
+      <w:r>
+        <w:rPr>
+          <w:rFonts w:cs="Times New Roman"/>
+          <w:szCs w:val="28"/>
+        </w:rPr>
+        <w:t xml:space="preserve"> алгоритма</w:t>
+      </w:r>
+      <w:r>
+        <w:rPr>
+          <w:rFonts w:cs="Times New Roman"/>
+          <w:szCs w:val="28"/>
+        </w:rPr>
+        <w:t xml:space="preserve"> </w:t>
+      </w:r>
+      <w:r>
+        <w:rPr>
+          <w:rFonts w:cs="Times New Roman"/>
+          <w:szCs w:val="28"/>
+        </w:rPr>
+        <w:t xml:space="preserve">могут </w:t>
+      </w:r>
+      <w:r>
+        <w:rPr>
+          <w:rFonts w:cs="Times New Roman"/>
+          <w:szCs w:val="28"/>
+        </w:rPr>
+        <w:t>подсвечиваются:</w:t>
+      </w:r>
+    </w:p>
+    <w:p>
+      <w:pPr>
+        <w:numPr>
+          <w:ilvl w:val="2"/>
+          <w:numId w:val="2"/>
+        </w:numPr>
         <w:jc w:val="both"/>
         <w:rPr>
           <w:rFonts w:ascii="Times New Roman" w:hAnsi="Times New Roman" w:cs="Times New Roman"/>
-          <w:b/>
-          <w:bCs/>
-          <w:sz w:val="28"/>
-          <w:szCs w:val="28"/>
-        </w:rPr>
-      </w:pPr>
-      <w:r>
-        <w:rPr>
-          <w:rFonts w:ascii="Times New Roman" w:hAnsi="Times New Roman" w:cs="Times New Roman"/>
-          <w:b/>
-          <w:bCs/>
-          <w:sz w:val="28"/>
-          <w:szCs w:val="28"/>
-        </w:rPr>
-        <w:t>1. Назначение</w:t>
+          <w:sz w:val="28"/>
+          <w:szCs w:val="28"/>
+        </w:rPr>
+      </w:pPr>
+      <w:r>
+        <w:rPr>
+          <w:rFonts w:ascii="Times New Roman" w:hAnsi="Times New Roman" w:cs="Times New Roman"/>
+          <w:sz w:val="28"/>
+          <w:szCs w:val="28"/>
+        </w:rPr>
+        <w:lastRenderedPageBreak/>
+        <w:t>текущая вершина, добавляемая в остов</w:t>
+      </w:r>
+    </w:p>
+    <w:p>
+      <w:pPr>
+        <w:numPr>
+          <w:ilvl w:val="2"/>
+          <w:numId w:val="2"/>
+        </w:numPr>
+        <w:jc w:val="both"/>
+        <w:rPr>
+          <w:rFonts w:ascii="Times New Roman" w:hAnsi="Times New Roman" w:cs="Times New Roman"/>
+          <w:sz w:val="28"/>
+          <w:szCs w:val="28"/>
+        </w:rPr>
+      </w:pPr>
+      <w:r>
+        <w:rPr>
+          <w:rFonts w:ascii="Times New Roman" w:hAnsi="Times New Roman" w:cs="Times New Roman"/>
+          <w:sz w:val="28"/>
+          <w:szCs w:val="28"/>
+        </w:rPr>
+        <w:t>ребро, добавляемое в остов (выделяется цветом)</w:t>
+      </w:r>
+    </w:p>
+    <w:p>
+      <w:pPr>
+        <w:numPr>
+          <w:ilvl w:val="2"/>
+          <w:numId w:val="2"/>
+        </w:numPr>
+        <w:jc w:val="both"/>
+        <w:rPr>
+          <w:rFonts w:ascii="Times New Roman" w:hAnsi="Times New Roman" w:cs="Times New Roman"/>
+          <w:sz w:val="28"/>
+          <w:szCs w:val="28"/>
+        </w:rPr>
+      </w:pPr>
+      <w:r>
+        <w:rPr>
+          <w:rFonts w:ascii="Times New Roman" w:hAnsi="Times New Roman" w:cs="Times New Roman"/>
+          <w:sz w:val="28"/>
+          <w:szCs w:val="28"/>
+        </w:rPr>
+        <w:t>множество уже построенных вершин и рёбер</w:t>
+      </w:r>
+    </w:p>
+    <w:p>
+      <w:pPr>
+        <w:numPr>
+          <w:ilvl w:val="2"/>
+          <w:numId w:val="2"/>
+        </w:numPr>
+        <w:jc w:val="both"/>
+        <w:rPr>
+          <w:rFonts w:ascii="Times New Roman" w:hAnsi="Times New Roman" w:cs="Times New Roman"/>
+          <w:sz w:val="28"/>
+          <w:szCs w:val="28"/>
+        </w:rPr>
+      </w:pPr>
+      <w:r>
+        <w:rPr>
+          <w:rFonts w:ascii="Times New Roman" w:hAnsi="Times New Roman" w:cs="Times New Roman"/>
+          <w:sz w:val="28"/>
+          <w:szCs w:val="28"/>
+        </w:rPr>
+        <w:t>кандидаты на добавление (рёбра, пересекающие разрез) с их весами</w:t>
+      </w:r>
+    </w:p>
+    <w:p>
+      <w:pPr>
+        <w:pStyle w:val="a3"/>
+      </w:pPr>
+      <w:r>
+        <w:t>Панель управления содержит кнопки:</w:t>
+      </w:r>
+    </w:p>
+    <w:p>
+      <w:pPr>
+        <w:numPr>
+          <w:ilvl w:val="1"/>
+          <w:numId w:val="2"/>
+        </w:numPr>
+        <w:ind w:firstLine="403"/>
+        <w:jc w:val="both"/>
+        <w:rPr>
+          <w:rFonts w:ascii="Times New Roman" w:hAnsi="Times New Roman" w:cs="Times New Roman"/>
+          <w:sz w:val="28"/>
+          <w:szCs w:val="28"/>
+        </w:rPr>
+      </w:pPr>
+      <w:r>
+        <w:rPr>
+          <w:rFonts w:ascii="Times New Roman" w:hAnsi="Times New Roman" w:cs="Times New Roman"/>
+          <w:sz w:val="28"/>
+          <w:szCs w:val="28"/>
+        </w:rPr>
+        <w:t>«Следующий шаг» – переход к следующей итерации;</w:t>
+      </w:r>
+    </w:p>
+    <w:p>
+      <w:pPr>
+        <w:numPr>
+          <w:ilvl w:val="1"/>
+          <w:numId w:val="2"/>
+        </w:numPr>
+        <w:ind w:firstLine="403"/>
+        <w:jc w:val="both"/>
+        <w:rPr>
+          <w:rFonts w:ascii="Times New Roman" w:hAnsi="Times New Roman" w:cs="Times New Roman"/>
+          <w:sz w:val="28"/>
+          <w:szCs w:val="28"/>
+        </w:rPr>
+      </w:pPr>
+      <w:r>
+        <w:rPr>
+          <w:rFonts w:ascii="Times New Roman" w:hAnsi="Times New Roman" w:cs="Times New Roman"/>
+          <w:sz w:val="28"/>
+          <w:szCs w:val="28"/>
+        </w:rPr>
+        <w:t>«Автозапуск» – непрерывное выполнение с регулируемой скоростью</w:t>
+      </w:r>
+      <w:r>
+        <w:rPr>
+          <w:rFonts w:ascii="Times New Roman" w:hAnsi="Times New Roman" w:cs="Times New Roman"/>
+          <w:sz w:val="28"/>
+          <w:szCs w:val="28"/>
+        </w:rPr>
+        <w:t xml:space="preserve"> (регуляция при помощи ползунка)</w:t>
+      </w:r>
+      <w:r>
+        <w:rPr>
+          <w:rFonts w:ascii="Times New Roman" w:hAnsi="Times New Roman" w:cs="Times New Roman"/>
+          <w:sz w:val="28"/>
+          <w:szCs w:val="28"/>
+        </w:rPr>
+        <w:t>;</w:t>
+      </w:r>
+    </w:p>
+    <w:p>
+      <w:pPr>
+        <w:numPr>
+          <w:ilvl w:val="1"/>
+          <w:numId w:val="2"/>
+        </w:numPr>
+        <w:ind w:firstLine="403"/>
+        <w:jc w:val="both"/>
+        <w:rPr>
+          <w:rFonts w:ascii="Times New Roman" w:hAnsi="Times New Roman" w:cs="Times New Roman"/>
+          <w:sz w:val="28"/>
+          <w:szCs w:val="28"/>
+        </w:rPr>
+      </w:pPr>
+      <w:r>
+        <w:rPr>
+          <w:rFonts w:ascii="Times New Roman" w:hAnsi="Times New Roman" w:cs="Times New Roman"/>
+          <w:sz w:val="28"/>
+          <w:szCs w:val="28"/>
+        </w:rPr>
+        <w:t>«Сброс» – возврат к исходному графу;</w:t>
+      </w:r>
+    </w:p>
+    <w:p>
+      <w:pPr>
+        <w:numPr>
+          <w:ilvl w:val="1"/>
+          <w:numId w:val="2"/>
+        </w:numPr>
+        <w:ind w:firstLine="403"/>
+        <w:jc w:val="both"/>
+        <w:rPr>
+          <w:rFonts w:ascii="Times New Roman" w:hAnsi="Times New Roman" w:cs="Times New Roman"/>
+          <w:sz w:val="28"/>
+          <w:szCs w:val="28"/>
+        </w:rPr>
+      </w:pPr>
+      <w:r>
+        <w:rPr>
+          <w:rFonts w:ascii="Times New Roman" w:hAnsi="Times New Roman" w:cs="Times New Roman"/>
+          <w:sz w:val="28"/>
+          <w:szCs w:val="28"/>
+        </w:rPr>
+        <w:t>«Завершить» – переход к финальному состоянию.</w:t>
+      </w:r>
+    </w:p>
+    <w:p>
+      <w:pPr>
+        <w:ind w:left="720"/>
+        <w:jc w:val="both"/>
+        <w:rPr>
+          <w:rFonts w:ascii="Times New Roman" w:hAnsi="Times New Roman" w:cs="Times New Roman"/>
+          <w:sz w:val="28"/>
+          <w:szCs w:val="28"/>
+        </w:rPr>
+      </w:pPr>
+      <w:r>
+        <w:rPr>
+          <w:rFonts w:ascii="Times New Roman" w:hAnsi="Times New Roman" w:cs="Times New Roman"/>
+          <w:sz w:val="28"/>
+          <w:szCs w:val="28"/>
+        </w:rPr>
+        <w:t>Визуализация поддерживает масштабирование и перемещение графа (zoom).</w:t>
+      </w:r>
+    </w:p>
+    <w:p>
+      <w:pPr>
+        <w:ind w:left="720"/>
+        <w:jc w:val="both"/>
+        <w:rPr>
+          <w:rFonts w:ascii="Times New Roman" w:hAnsi="Times New Roman" w:cs="Times New Roman"/>
+          <w:sz w:val="28"/>
+          <w:szCs w:val="28"/>
+        </w:rPr>
+      </w:pPr>
+    </w:p>
+    <w:p>
+      <w:pPr>
+        <w:pStyle w:val="2"/>
+      </w:pPr>
+      <w:r>
+        <w:t>2.3. Вывод результатов</w:t>
       </w:r>
     </w:p>
     <w:p>
@@ -72,314 +657,7 @@
           <w:sz w:val="28"/>
           <w:szCs w:val="28"/>
         </w:rPr>
-        <w:t xml:space="preserve">Программа предназначена для демонстрации работы алгоритма Прима построения минимального </w:t>
-      </w:r>
-      <w:proofErr w:type="spellStart"/>
-      <w:r>
-        <w:rPr>
-          <w:rFonts w:ascii="Times New Roman" w:hAnsi="Times New Roman" w:cs="Times New Roman"/>
-          <w:sz w:val="28"/>
-          <w:szCs w:val="28"/>
-        </w:rPr>
-        <w:t>остовного</w:t>
-      </w:r>
-      <w:proofErr w:type="spellEnd"/>
-      <w:r>
-        <w:rPr>
-          <w:rFonts w:ascii="Times New Roman" w:hAnsi="Times New Roman" w:cs="Times New Roman"/>
-          <w:sz w:val="28"/>
-          <w:szCs w:val="28"/>
-        </w:rPr>
-        <w:t xml:space="preserve"> дерева во взвешенном неориентированном графе. Она позволяет пользователю:</w:t>
-      </w:r>
-    </w:p>
-    <w:p>
-      <w:pPr>
-        <w:numPr>
-          <w:ilvl w:val="0"/>
-          <w:numId w:val="1"/>
-        </w:numPr>
-        <w:ind w:firstLine="709"/>
-        <w:jc w:val="both"/>
-        <w:rPr>
-          <w:rFonts w:ascii="Times New Roman" w:hAnsi="Times New Roman" w:cs="Times New Roman"/>
-          <w:sz w:val="28"/>
-          <w:szCs w:val="28"/>
-        </w:rPr>
-      </w:pPr>
-      <w:r>
-        <w:rPr>
-          <w:rFonts w:ascii="Times New Roman" w:hAnsi="Times New Roman" w:cs="Times New Roman"/>
-          <w:sz w:val="28"/>
-          <w:szCs w:val="28"/>
-        </w:rPr>
-        <w:t>вводить граф в интерактивном режиме</w:t>
-      </w:r>
-    </w:p>
-    <w:p>
-      <w:pPr>
-        <w:numPr>
-          <w:ilvl w:val="0"/>
-          <w:numId w:val="1"/>
-        </w:numPr>
-        <w:ind w:firstLine="709"/>
-        <w:jc w:val="both"/>
-        <w:rPr>
-          <w:rFonts w:ascii="Times New Roman" w:hAnsi="Times New Roman" w:cs="Times New Roman"/>
-          <w:sz w:val="28"/>
-          <w:szCs w:val="28"/>
-        </w:rPr>
-      </w:pPr>
-      <w:r>
-        <w:rPr>
-          <w:rFonts w:ascii="Times New Roman" w:hAnsi="Times New Roman" w:cs="Times New Roman"/>
-          <w:sz w:val="28"/>
-          <w:szCs w:val="28"/>
-        </w:rPr>
-        <w:t>визуально наблюдать пошаговое выполнение алгоритма</w:t>
-      </w:r>
-    </w:p>
-    <w:p>
-      <w:pPr>
-        <w:numPr>
-          <w:ilvl w:val="0"/>
-          <w:numId w:val="1"/>
-        </w:numPr>
-        <w:ind w:firstLine="709"/>
-        <w:jc w:val="both"/>
-        <w:rPr>
-          <w:rFonts w:ascii="Times New Roman" w:hAnsi="Times New Roman" w:cs="Times New Roman"/>
-          <w:sz w:val="28"/>
-          <w:szCs w:val="28"/>
-        </w:rPr>
-      </w:pPr>
-      <w:r>
-        <w:rPr>
-          <w:rFonts w:ascii="Times New Roman" w:hAnsi="Times New Roman" w:cs="Times New Roman"/>
-          <w:sz w:val="28"/>
-          <w:szCs w:val="28"/>
-        </w:rPr>
-        <w:t xml:space="preserve">получать итоговое минимальное </w:t>
-      </w:r>
-      <w:proofErr w:type="spellStart"/>
-      <w:r>
-        <w:rPr>
-          <w:rFonts w:ascii="Times New Roman" w:hAnsi="Times New Roman" w:cs="Times New Roman"/>
-          <w:sz w:val="28"/>
-          <w:szCs w:val="28"/>
-        </w:rPr>
-        <w:t>остовное</w:t>
-      </w:r>
-      <w:proofErr w:type="spellEnd"/>
-      <w:r>
-        <w:rPr>
-          <w:rFonts w:ascii="Times New Roman" w:hAnsi="Times New Roman" w:cs="Times New Roman"/>
-          <w:sz w:val="28"/>
-          <w:szCs w:val="28"/>
-        </w:rPr>
-        <w:t xml:space="preserve"> дерево и его вес</w:t>
-      </w:r>
-    </w:p>
-    <w:p>
-      <w:pPr>
-        <w:numPr>
-          <w:ilvl w:val="0"/>
-          <w:numId w:val="1"/>
-        </w:numPr>
-        <w:ind w:firstLine="709"/>
-        <w:jc w:val="both"/>
-        <w:rPr>
-          <w:rFonts w:ascii="Times New Roman" w:hAnsi="Times New Roman" w:cs="Times New Roman"/>
-          <w:sz w:val="28"/>
-          <w:szCs w:val="28"/>
-        </w:rPr>
-      </w:pPr>
-      <w:r>
-        <w:rPr>
-          <w:rFonts w:ascii="Times New Roman" w:hAnsi="Times New Roman" w:cs="Times New Roman"/>
-          <w:sz w:val="28"/>
-          <w:szCs w:val="28"/>
-        </w:rPr>
-        <w:t>экспортировать результаты</w:t>
-      </w:r>
-    </w:p>
-    <w:p>
-      <w:pPr>
-        <w:ind w:firstLine="709"/>
-        <w:jc w:val="both"/>
-        <w:rPr>
-          <w:rFonts w:ascii="Times New Roman" w:hAnsi="Times New Roman" w:cs="Times New Roman"/>
-          <w:sz w:val="28"/>
-          <w:szCs w:val="28"/>
-        </w:rPr>
-      </w:pPr>
-      <w:r>
-        <w:rPr>
-          <w:rFonts w:ascii="Times New Roman" w:hAnsi="Times New Roman" w:cs="Times New Roman"/>
-          <w:sz w:val="28"/>
-          <w:szCs w:val="28"/>
-        </w:rPr>
-        <w:t>Программа ориентирована на образовательные цели, а также может использоваться для проверки правильности работы алгоритма на пользовательских данных.</w:t>
-      </w:r>
-    </w:p>
-    <w:p>
-      <w:pPr>
-        <w:jc w:val="both"/>
-        <w:rPr>
-          <w:rFonts w:ascii="Times New Roman" w:hAnsi="Times New Roman" w:cs="Times New Roman"/>
-          <w:b/>
-          <w:bCs/>
-          <w:sz w:val="28"/>
-          <w:szCs w:val="28"/>
-        </w:rPr>
-      </w:pPr>
-      <w:r>
-        <w:rPr>
-          <w:rFonts w:ascii="Times New Roman" w:hAnsi="Times New Roman" w:cs="Times New Roman"/>
-          <w:b/>
-          <w:bCs/>
-          <w:sz w:val="28"/>
-          <w:szCs w:val="28"/>
-        </w:rPr>
-        <w:t>2. Функциональные требования</w:t>
-      </w:r>
-    </w:p>
-    <w:p>
-      <w:pPr>
-        <w:jc w:val="both"/>
-        <w:rPr>
-          <w:rFonts w:ascii="Times New Roman" w:hAnsi="Times New Roman" w:cs="Times New Roman"/>
-          <w:b/>
-          <w:bCs/>
-          <w:sz w:val="28"/>
-          <w:szCs w:val="28"/>
-        </w:rPr>
-      </w:pPr>
-      <w:r>
-        <w:rPr>
-          <w:rFonts w:ascii="Times New Roman" w:hAnsi="Times New Roman" w:cs="Times New Roman"/>
-          <w:b/>
-          <w:bCs/>
-          <w:sz w:val="28"/>
-          <w:szCs w:val="28"/>
-        </w:rPr>
-        <w:t>2.1. Ввод данных</w:t>
-      </w:r>
-    </w:p>
-    <w:p>
-      <w:pPr>
-        <w:numPr>
-          <w:ilvl w:val="0"/>
-          <w:numId w:val="2"/>
-        </w:numPr>
-        <w:tabs>
-          <w:tab w:val="clear" w:pos="720"/>
-        </w:tabs>
-        <w:ind w:left="0" w:firstLine="709"/>
-        <w:jc w:val="both"/>
-        <w:rPr>
-          <w:rFonts w:ascii="Times New Roman" w:hAnsi="Times New Roman" w:cs="Times New Roman"/>
-          <w:sz w:val="28"/>
-          <w:szCs w:val="28"/>
-        </w:rPr>
-      </w:pPr>
-      <w:r>
-        <w:rPr>
-          <w:rFonts w:ascii="Times New Roman" w:hAnsi="Times New Roman" w:cs="Times New Roman"/>
-          <w:sz w:val="28"/>
-          <w:szCs w:val="28"/>
-        </w:rPr>
-        <w:t>С</w:t>
-      </w:r>
-      <w:r>
-        <w:rPr>
-          <w:rFonts w:ascii="Times New Roman" w:hAnsi="Times New Roman" w:cs="Times New Roman"/>
-          <w:sz w:val="28"/>
-          <w:szCs w:val="28"/>
-        </w:rPr>
-        <w:t>пособ ввода графа:</w:t>
-      </w:r>
-      <w:r>
-        <w:rPr>
-          <w:rFonts w:ascii="Times New Roman" w:hAnsi="Times New Roman" w:cs="Times New Roman"/>
-          <w:sz w:val="28"/>
-          <w:szCs w:val="28"/>
-        </w:rPr>
-        <w:t xml:space="preserve"> и</w:t>
-      </w:r>
-      <w:r>
-        <w:rPr>
-          <w:rFonts w:ascii="Times New Roman" w:hAnsi="Times New Roman" w:cs="Times New Roman"/>
-          <w:sz w:val="28"/>
-          <w:szCs w:val="28"/>
-        </w:rPr>
-        <w:t>мпорт из файла – текстовый файл в формате (описан далее).</w:t>
-      </w:r>
-    </w:p>
-    <w:p>
-      <w:pPr>
-        <w:numPr>
-          <w:ilvl w:val="0"/>
-          <w:numId w:val="2"/>
-        </w:numPr>
-        <w:tabs>
-          <w:tab w:val="clear" w:pos="720"/>
-        </w:tabs>
-        <w:ind w:left="0" w:firstLine="709"/>
-        <w:jc w:val="both"/>
-        <w:rPr>
-          <w:rFonts w:ascii="Times New Roman" w:hAnsi="Times New Roman" w:cs="Times New Roman"/>
-          <w:sz w:val="28"/>
-          <w:szCs w:val="28"/>
-        </w:rPr>
-      </w:pPr>
-      <w:r>
-        <w:rPr>
-          <w:rFonts w:ascii="Times New Roman" w:hAnsi="Times New Roman" w:cs="Times New Roman"/>
-          <w:sz w:val="28"/>
-          <w:szCs w:val="28"/>
-        </w:rPr>
-        <w:t>Граф должен быть связным и взвешенным (</w:t>
-      </w:r>
-      <w:proofErr w:type="gramStart"/>
-      <w:r>
-        <w:rPr>
-          <w:rFonts w:ascii="Times New Roman" w:hAnsi="Times New Roman" w:cs="Times New Roman"/>
-          <w:sz w:val="28"/>
-          <w:szCs w:val="28"/>
-        </w:rPr>
-        <w:t>веса &gt;</w:t>
-      </w:r>
-      <w:proofErr w:type="gramEnd"/>
-      <w:r>
-        <w:rPr>
-          <w:rFonts w:ascii="Times New Roman" w:hAnsi="Times New Roman" w:cs="Times New Roman"/>
-          <w:sz w:val="28"/>
-          <w:szCs w:val="28"/>
-        </w:rPr>
-        <w:t xml:space="preserve"> 0). При попытке ввести несвязный граф программа выдаёт предупреждение и не запускает алгоритм.</w:t>
-      </w:r>
-    </w:p>
-    <w:p>
-      <w:pPr>
-        <w:jc w:val="both"/>
-        <w:rPr>
-          <w:rFonts w:ascii="Times New Roman" w:hAnsi="Times New Roman" w:cs="Times New Roman"/>
-          <w:b/>
-          <w:bCs/>
-          <w:sz w:val="28"/>
-          <w:szCs w:val="28"/>
-        </w:rPr>
-      </w:pPr>
-      <w:r>
-        <w:rPr>
-          <w:rFonts w:ascii="Times New Roman" w:hAnsi="Times New Roman" w:cs="Times New Roman"/>
-          <w:b/>
-          <w:bCs/>
-          <w:sz w:val="28"/>
-          <w:szCs w:val="28"/>
-        </w:rPr>
-        <w:t>2.2. Визуализация графа и алгоритма</w:t>
+        <w:t>После завершения работы алгоритма программа отображает:</w:t>
       </w:r>
     </w:p>
     <w:p>
@@ -388,6 +666,7 @@
           <w:ilvl w:val="0"/>
           <w:numId w:val="3"/>
         </w:numPr>
+        <w:ind w:left="0" w:firstLine="709"/>
         <w:jc w:val="both"/>
         <w:rPr>
           <w:rFonts w:ascii="Times New Roman" w:hAnsi="Times New Roman" w:cs="Times New Roman"/>
@@ -401,7 +680,7 @@
           <w:sz w:val="28"/>
           <w:szCs w:val="28"/>
         </w:rPr>
-        <w:t>Отображение графа в виде вершин (кругов) и рёбер (линий) с подписями весов.</w:t>
+        <w:t>минимальное остовное дерево (подсвеченные рёбра);</w:t>
       </w:r>
     </w:p>
     <w:p>
@@ -410,6 +689,7 @@
           <w:ilvl w:val="0"/>
           <w:numId w:val="3"/>
         </w:numPr>
+        <w:ind w:left="0" w:firstLine="709"/>
         <w:jc w:val="both"/>
         <w:rPr>
           <w:rFonts w:ascii="Times New Roman" w:hAnsi="Times New Roman" w:cs="Times New Roman"/>
@@ -423,117 +703,7 @@
           <w:sz w:val="28"/>
           <w:szCs w:val="28"/>
         </w:rPr>
-        <w:t>Пошаговый режим работы алгоритма Прима:</w:t>
-      </w:r>
-    </w:p>
-    <w:p>
-      <w:pPr>
-        <w:numPr>
-          <w:ilvl w:val="1"/>
-          <w:numId w:val="3"/>
-        </w:numPr>
-        <w:jc w:val="both"/>
-        <w:rPr>
-          <w:rFonts w:ascii="Times New Roman" w:hAnsi="Times New Roman" w:cs="Times New Roman"/>
-          <w:sz w:val="28"/>
-          <w:szCs w:val="28"/>
-        </w:rPr>
-      </w:pPr>
-      <w:r>
-        <w:rPr>
-          <w:rFonts w:ascii="Times New Roman" w:hAnsi="Times New Roman" w:cs="Times New Roman"/>
-          <w:sz w:val="28"/>
-          <w:szCs w:val="28"/>
-        </w:rPr>
-        <w:t>На каждом шаге подсвечиваются:</w:t>
-      </w:r>
-    </w:p>
-    <w:p>
-      <w:pPr>
-        <w:numPr>
-          <w:ilvl w:val="2"/>
-          <w:numId w:val="3"/>
-        </w:numPr>
-        <w:jc w:val="both"/>
-        <w:rPr>
-          <w:rFonts w:ascii="Times New Roman" w:hAnsi="Times New Roman" w:cs="Times New Roman"/>
-          <w:sz w:val="28"/>
-          <w:szCs w:val="28"/>
-        </w:rPr>
-      </w:pPr>
-      <w:r>
-        <w:rPr>
-          <w:rFonts w:ascii="Times New Roman" w:hAnsi="Times New Roman" w:cs="Times New Roman"/>
-          <w:sz w:val="28"/>
-          <w:szCs w:val="28"/>
-        </w:rPr>
-        <w:t>текущая вершина, добавляемая в остов</w:t>
-      </w:r>
-    </w:p>
-    <w:p>
-      <w:pPr>
-        <w:numPr>
-          <w:ilvl w:val="2"/>
-          <w:numId w:val="3"/>
-        </w:numPr>
-        <w:jc w:val="both"/>
-        <w:rPr>
-          <w:rFonts w:ascii="Times New Roman" w:hAnsi="Times New Roman" w:cs="Times New Roman"/>
-          <w:sz w:val="28"/>
-          <w:szCs w:val="28"/>
-        </w:rPr>
-      </w:pPr>
-      <w:r>
-        <w:rPr>
-          <w:rFonts w:ascii="Times New Roman" w:hAnsi="Times New Roman" w:cs="Times New Roman"/>
-          <w:sz w:val="28"/>
-          <w:szCs w:val="28"/>
-        </w:rPr>
-        <w:t>ребро, добавляемое в остов (выделяется цветом)</w:t>
-      </w:r>
-    </w:p>
-    <w:p>
-      <w:pPr>
-        <w:numPr>
-          <w:ilvl w:val="2"/>
-          <w:numId w:val="3"/>
-        </w:numPr>
-        <w:jc w:val="both"/>
-        <w:rPr>
-          <w:rFonts w:ascii="Times New Roman" w:hAnsi="Times New Roman" w:cs="Times New Roman"/>
-          <w:sz w:val="28"/>
-          <w:szCs w:val="28"/>
-        </w:rPr>
-      </w:pPr>
-      <w:r>
-        <w:rPr>
-          <w:rFonts w:ascii="Times New Roman" w:hAnsi="Times New Roman" w:cs="Times New Roman"/>
-          <w:sz w:val="28"/>
-          <w:szCs w:val="28"/>
-        </w:rPr>
-        <w:t>множество уже построенных вершин и рёбер</w:t>
-      </w:r>
-    </w:p>
-    <w:p>
-      <w:pPr>
-        <w:numPr>
-          <w:ilvl w:val="2"/>
-          <w:numId w:val="3"/>
-        </w:numPr>
-        <w:jc w:val="both"/>
-        <w:rPr>
-          <w:rFonts w:ascii="Times New Roman" w:hAnsi="Times New Roman" w:cs="Times New Roman"/>
-          <w:sz w:val="28"/>
-          <w:szCs w:val="28"/>
-        </w:rPr>
-      </w:pPr>
-      <w:r>
-        <w:rPr>
-          <w:rFonts w:ascii="Times New Roman" w:hAnsi="Times New Roman" w:cs="Times New Roman"/>
-          <w:sz w:val="28"/>
-          <w:szCs w:val="28"/>
-        </w:rPr>
-        <w:t>кандидаты на добавление (рёбра, пересекающие разрез) с их весами</w:t>
+        <w:t>общий вес дерева;</w:t>
       </w:r>
     </w:p>
     <w:p>
@@ -542,6 +712,7 @@
           <w:ilvl w:val="0"/>
           <w:numId w:val="3"/>
         </w:numPr>
+        <w:ind w:left="0" w:firstLine="709"/>
         <w:jc w:val="both"/>
         <w:rPr>
           <w:rFonts w:ascii="Times New Roman" w:hAnsi="Times New Roman" w:cs="Times New Roman"/>
@@ -555,16 +726,12 @@
           <w:sz w:val="28"/>
           <w:szCs w:val="28"/>
         </w:rPr>
-        <w:lastRenderedPageBreak/>
-        <w:t>Панель управления содержит кнопки:</w:t>
-      </w:r>
-    </w:p>
-    <w:p>
-      <w:pPr>
-        <w:numPr>
-          <w:ilvl w:val="1"/>
-          <w:numId w:val="3"/>
-        </w:numPr>
+        <w:t>список рёбер, входящих в MST, с указанием порядка их добавления.</w:t>
+      </w:r>
+    </w:p>
+    <w:p>
+      <w:pPr>
+        <w:ind w:left="709"/>
         <w:jc w:val="both"/>
         <w:rPr>
           <w:rFonts w:ascii="Times New Roman" w:hAnsi="Times New Roman" w:cs="Times New Roman"/>
@@ -578,15 +745,36 @@
           <w:sz w:val="28"/>
           <w:szCs w:val="28"/>
         </w:rPr>
-        <w:t>«Следующий шаг» – переход к следующей итерации;</w:t>
-      </w:r>
-    </w:p>
-    <w:p>
-      <w:pPr>
-        <w:numPr>
-          <w:ilvl w:val="1"/>
-          <w:numId w:val="3"/>
-        </w:numPr>
+        <w:t xml:space="preserve">+ </w:t>
+      </w:r>
+      <w:r>
+        <w:rPr>
+          <w:rFonts w:ascii="Times New Roman" w:hAnsi="Times New Roman" w:cs="Times New Roman"/>
+          <w:sz w:val="28"/>
+          <w:szCs w:val="28"/>
+        </w:rPr>
+        <w:t>Возможность сохранить результаты в текстовый файл (формат – см. раздел 5</w:t>
+      </w:r>
+      <w:r>
+        <w:rPr>
+          <w:rFonts w:ascii="Times New Roman" w:hAnsi="Times New Roman" w:cs="Times New Roman"/>
+          <w:sz w:val="28"/>
+          <w:szCs w:val="28"/>
+        </w:rPr>
+        <w:t>.1</w:t>
+      </w:r>
+      <w:r>
+        <w:rPr>
+          <w:rFonts w:ascii="Times New Roman" w:hAnsi="Times New Roman" w:cs="Times New Roman"/>
+          <w:sz w:val="28"/>
+          <w:szCs w:val="28"/>
+        </w:rPr>
+        <w:t>).</w:t>
+      </w:r>
+    </w:p>
+    <w:p>
+      <w:pPr>
+        <w:ind w:left="709"/>
         <w:jc w:val="both"/>
         <w:rPr>
           <w:rFonts w:ascii="Times New Roman" w:hAnsi="Times New Roman" w:cs="Times New Roman"/>
@@ -594,156 +782,13 @@
           <w:szCs w:val="28"/>
         </w:rPr>
       </w:pPr>
-      <w:r>
-        <w:rPr>
-          <w:rFonts w:ascii="Times New Roman" w:hAnsi="Times New Roman" w:cs="Times New Roman"/>
-          <w:sz w:val="28"/>
-          <w:szCs w:val="28"/>
-        </w:rPr>
-        <w:t>«Автозапуск» – непрерывное выполнение с регулируемой скоростью;</w:t>
-      </w:r>
-    </w:p>
-    <w:p>
-      <w:pPr>
-        <w:numPr>
-          <w:ilvl w:val="1"/>
-          <w:numId w:val="3"/>
-        </w:numPr>
-        <w:jc w:val="both"/>
-        <w:rPr>
-          <w:rFonts w:ascii="Times New Roman" w:hAnsi="Times New Roman" w:cs="Times New Roman"/>
-          <w:sz w:val="28"/>
-          <w:szCs w:val="28"/>
-        </w:rPr>
-      </w:pPr>
-      <w:r>
-        <w:rPr>
-          <w:rFonts w:ascii="Times New Roman" w:hAnsi="Times New Roman" w:cs="Times New Roman"/>
-          <w:sz w:val="28"/>
-          <w:szCs w:val="28"/>
-        </w:rPr>
-        <w:t>«Сброс» – возврат к исходному графу;</w:t>
-      </w:r>
-    </w:p>
-    <w:p>
-      <w:pPr>
-        <w:numPr>
-          <w:ilvl w:val="1"/>
-          <w:numId w:val="3"/>
-        </w:numPr>
-        <w:jc w:val="both"/>
-        <w:rPr>
-          <w:rFonts w:ascii="Times New Roman" w:hAnsi="Times New Roman" w:cs="Times New Roman"/>
-          <w:sz w:val="28"/>
-          <w:szCs w:val="28"/>
-        </w:rPr>
-      </w:pPr>
-      <w:r>
-        <w:rPr>
-          <w:rFonts w:ascii="Times New Roman" w:hAnsi="Times New Roman" w:cs="Times New Roman"/>
-          <w:sz w:val="28"/>
-          <w:szCs w:val="28"/>
-        </w:rPr>
-        <w:t>«Завершить» – переход к финальному состоянию.</w:t>
-      </w:r>
-    </w:p>
-    <w:p>
-      <w:pPr>
-        <w:numPr>
-          <w:ilvl w:val="0"/>
-          <w:numId w:val="3"/>
-        </w:numPr>
-        <w:jc w:val="both"/>
-        <w:rPr>
-          <w:rFonts w:ascii="Times New Roman" w:hAnsi="Times New Roman" w:cs="Times New Roman"/>
-          <w:sz w:val="28"/>
-          <w:szCs w:val="28"/>
-        </w:rPr>
-      </w:pPr>
-      <w:r>
-        <w:rPr>
-          <w:rFonts w:ascii="Times New Roman" w:hAnsi="Times New Roman" w:cs="Times New Roman"/>
-          <w:sz w:val="28"/>
-          <w:szCs w:val="28"/>
-        </w:rPr>
-        <w:t>Визуализация поддерживает масштабирование и перемещение графа (</w:t>
-      </w:r>
-      <w:proofErr w:type="spellStart"/>
-      <w:r>
-        <w:rPr>
-          <w:rFonts w:ascii="Times New Roman" w:hAnsi="Times New Roman" w:cs="Times New Roman"/>
-          <w:sz w:val="28"/>
-          <w:szCs w:val="28"/>
-        </w:rPr>
-        <w:t>pan</w:t>
-      </w:r>
-      <w:proofErr w:type="spellEnd"/>
-      <w:r>
-        <w:rPr>
-          <w:rFonts w:ascii="Times New Roman" w:hAnsi="Times New Roman" w:cs="Times New Roman"/>
-          <w:sz w:val="28"/>
-          <w:szCs w:val="28"/>
-        </w:rPr>
-        <w:t xml:space="preserve"> &amp; </w:t>
-      </w:r>
-      <w:proofErr w:type="spellStart"/>
-      <w:r>
-        <w:rPr>
-          <w:rFonts w:ascii="Times New Roman" w:hAnsi="Times New Roman" w:cs="Times New Roman"/>
-          <w:sz w:val="28"/>
-          <w:szCs w:val="28"/>
-        </w:rPr>
-        <w:t>zoom</w:t>
-      </w:r>
-      <w:proofErr w:type="spellEnd"/>
-      <w:r>
-        <w:rPr>
-          <w:rFonts w:ascii="Times New Roman" w:hAnsi="Times New Roman" w:cs="Times New Roman"/>
-          <w:sz w:val="28"/>
-          <w:szCs w:val="28"/>
-        </w:rPr>
-        <w:t>).</w:t>
-      </w:r>
-    </w:p>
-    <w:p>
-      <w:pPr>
-        <w:jc w:val="both"/>
-        <w:rPr>
-          <w:rFonts w:ascii="Times New Roman" w:hAnsi="Times New Roman" w:cs="Times New Roman"/>
-          <w:b/>
-          <w:bCs/>
-          <w:sz w:val="28"/>
-          <w:szCs w:val="28"/>
-        </w:rPr>
-      </w:pPr>
-      <w:r>
-        <w:rPr>
-          <w:rFonts w:ascii="Times New Roman" w:hAnsi="Times New Roman" w:cs="Times New Roman"/>
-          <w:b/>
-          <w:bCs/>
-          <w:sz w:val="28"/>
-          <w:szCs w:val="28"/>
-        </w:rPr>
-        <w:t>2.3. Вывод результатов</w:t>
-      </w:r>
-    </w:p>
-    <w:p>
-      <w:pPr>
-        <w:ind w:firstLine="709"/>
-        <w:jc w:val="both"/>
-        <w:rPr>
-          <w:rFonts w:ascii="Times New Roman" w:hAnsi="Times New Roman" w:cs="Times New Roman"/>
-          <w:sz w:val="28"/>
-          <w:szCs w:val="28"/>
-        </w:rPr>
-      </w:pPr>
-      <w:r>
-        <w:rPr>
-          <w:rFonts w:ascii="Times New Roman" w:hAnsi="Times New Roman" w:cs="Times New Roman"/>
-          <w:sz w:val="28"/>
-          <w:szCs w:val="28"/>
-        </w:rPr>
-        <w:t>После завершения работы алгоритма программа отображает:</w:t>
+    </w:p>
+    <w:p>
+      <w:pPr>
+        <w:pStyle w:val="2"/>
+      </w:pPr>
+      <w:r>
+        <w:t>2.4. Дополнительные возможности</w:t>
       </w:r>
     </w:p>
     <w:p>
@@ -752,7 +797,11 @@
           <w:ilvl w:val="0"/>
           <w:numId w:val="4"/>
         </w:numPr>
-        <w:ind w:left="0" w:firstLine="709"/>
+        <w:tabs>
+          <w:tab w:val="clear" w:pos="720"/>
+          <w:tab w:val="num" w:pos="1276"/>
+        </w:tabs>
+        <w:ind w:left="0" w:firstLine="567"/>
         <w:jc w:val="both"/>
         <w:rPr>
           <w:rFonts w:ascii="Times New Roman" w:hAnsi="Times New Roman" w:cs="Times New Roman"/>
@@ -766,25 +815,7 @@
           <w:sz w:val="28"/>
           <w:szCs w:val="28"/>
         </w:rPr>
-        <w:t xml:space="preserve">минимальное </w:t>
-      </w:r>
-      <w:proofErr w:type="spellStart"/>
-      <w:r>
-        <w:rPr>
-          <w:rFonts w:ascii="Times New Roman" w:hAnsi="Times New Roman" w:cs="Times New Roman"/>
-          <w:sz w:val="28"/>
-          <w:szCs w:val="28"/>
-        </w:rPr>
-        <w:t>остовное</w:t>
-      </w:r>
-      <w:proofErr w:type="spellEnd"/>
-      <w:r>
-        <w:rPr>
-          <w:rFonts w:ascii="Times New Roman" w:hAnsi="Times New Roman" w:cs="Times New Roman"/>
-          <w:sz w:val="28"/>
-          <w:szCs w:val="28"/>
-        </w:rPr>
-        <w:t xml:space="preserve"> дерево (подсвеченные рёбра);</w:t>
+        <w:t>Генерация случайного графа по заданному числу вершин и плотности рёбер.</w:t>
       </w:r>
     </w:p>
     <w:p>
@@ -793,119 +824,6 @@
           <w:ilvl w:val="0"/>
           <w:numId w:val="4"/>
         </w:numPr>
-        <w:ind w:left="0" w:firstLine="709"/>
-        <w:jc w:val="both"/>
-        <w:rPr>
-          <w:rFonts w:ascii="Times New Roman" w:hAnsi="Times New Roman" w:cs="Times New Roman"/>
-          <w:sz w:val="28"/>
-          <w:szCs w:val="28"/>
-        </w:rPr>
-      </w:pPr>
-      <w:r>
-        <w:rPr>
-          <w:rFonts w:ascii="Times New Roman" w:hAnsi="Times New Roman" w:cs="Times New Roman"/>
-          <w:sz w:val="28"/>
-          <w:szCs w:val="28"/>
-        </w:rPr>
-        <w:t>общий вес дерева;</w:t>
-      </w:r>
-    </w:p>
-    <w:p>
-      <w:pPr>
-        <w:numPr>
-          <w:ilvl w:val="0"/>
-          <w:numId w:val="4"/>
-        </w:numPr>
-        <w:ind w:left="0" w:firstLine="709"/>
-        <w:jc w:val="both"/>
-        <w:rPr>
-          <w:rFonts w:ascii="Times New Roman" w:hAnsi="Times New Roman" w:cs="Times New Roman"/>
-          <w:sz w:val="28"/>
-          <w:szCs w:val="28"/>
-        </w:rPr>
-      </w:pPr>
-      <w:r>
-        <w:rPr>
-          <w:rFonts w:ascii="Times New Roman" w:hAnsi="Times New Roman" w:cs="Times New Roman"/>
-          <w:sz w:val="28"/>
-          <w:szCs w:val="28"/>
-        </w:rPr>
-        <w:t>список рёбер, входящих в MST, с указанием порядка их добавления.</w:t>
-      </w:r>
-    </w:p>
-    <w:p>
-      <w:pPr>
-        <w:numPr>
-          <w:ilvl w:val="0"/>
-          <w:numId w:val="4"/>
-        </w:numPr>
-        <w:ind w:left="0" w:firstLine="709"/>
-        <w:jc w:val="both"/>
-        <w:rPr>
-          <w:rFonts w:ascii="Times New Roman" w:hAnsi="Times New Roman" w:cs="Times New Roman"/>
-          <w:sz w:val="28"/>
-          <w:szCs w:val="28"/>
-        </w:rPr>
-      </w:pPr>
-      <w:r>
-        <w:rPr>
-          <w:rFonts w:ascii="Times New Roman" w:hAnsi="Times New Roman" w:cs="Times New Roman"/>
-          <w:sz w:val="28"/>
-          <w:szCs w:val="28"/>
-        </w:rPr>
-        <w:t>Возможность сохранить результаты в текстовый файл (формат – см. раздел 5).</w:t>
-      </w:r>
-    </w:p>
-    <w:p>
-      <w:pPr>
-        <w:jc w:val="both"/>
-        <w:rPr>
-          <w:rFonts w:ascii="Times New Roman" w:hAnsi="Times New Roman" w:cs="Times New Roman"/>
-          <w:b/>
-          <w:bCs/>
-          <w:sz w:val="28"/>
-          <w:szCs w:val="28"/>
-        </w:rPr>
-      </w:pPr>
-      <w:r>
-        <w:rPr>
-          <w:rFonts w:ascii="Times New Roman" w:hAnsi="Times New Roman" w:cs="Times New Roman"/>
-          <w:b/>
-          <w:bCs/>
-          <w:sz w:val="28"/>
-          <w:szCs w:val="28"/>
-        </w:rPr>
-        <w:t xml:space="preserve">2.4. Дополнительные </w:t>
-      </w:r>
-      <w:proofErr w:type="gramStart"/>
-      <w:r>
-        <w:rPr>
-          <w:rFonts w:ascii="Times New Roman" w:hAnsi="Times New Roman" w:cs="Times New Roman"/>
-          <w:b/>
-          <w:bCs/>
-          <w:sz w:val="28"/>
-          <w:szCs w:val="28"/>
-        </w:rPr>
-        <w:t>возможности(</w:t>
-      </w:r>
-      <w:proofErr w:type="gramEnd"/>
-      <w:r>
-        <w:rPr>
-          <w:rFonts w:ascii="Times New Roman" w:hAnsi="Times New Roman" w:cs="Times New Roman"/>
-          <w:b/>
-          <w:bCs/>
-          <w:sz w:val="28"/>
-          <w:szCs w:val="28"/>
-        </w:rPr>
-        <w:t>можно убрать 2ое, как по мне лишняя морока)</w:t>
-      </w:r>
-    </w:p>
-    <w:p>
-      <w:pPr>
-        <w:numPr>
-          <w:ilvl w:val="0"/>
-          <w:numId w:val="5"/>
-        </w:numPr>
         <w:tabs>
           <w:tab w:val="clear" w:pos="720"/>
           <w:tab w:val="num" w:pos="1276"/>
@@ -924,80 +842,45 @@
           <w:sz w:val="28"/>
           <w:szCs w:val="28"/>
         </w:rPr>
-        <w:t>Генерация случайного графа по заданному числу вершин и плотности рёбер.</w:t>
-      </w:r>
-    </w:p>
-    <w:p>
-      <w:pPr>
-        <w:numPr>
-          <w:ilvl w:val="0"/>
-          <w:numId w:val="5"/>
-        </w:numPr>
-        <w:tabs>
-          <w:tab w:val="clear" w:pos="720"/>
-          <w:tab w:val="num" w:pos="1276"/>
-        </w:tabs>
-        <w:ind w:left="0" w:firstLine="567"/>
-        <w:jc w:val="both"/>
-        <w:rPr>
-          <w:rFonts w:ascii="Times New Roman" w:hAnsi="Times New Roman" w:cs="Times New Roman"/>
-          <w:sz w:val="28"/>
-          <w:szCs w:val="28"/>
-        </w:rPr>
-      </w:pPr>
-      <w:r>
-        <w:rPr>
-          <w:rFonts w:ascii="Times New Roman" w:hAnsi="Times New Roman" w:cs="Times New Roman"/>
-          <w:sz w:val="28"/>
-          <w:szCs w:val="28"/>
-        </w:rPr>
         <w:t>Отображение таблицы состояний (для каждой вершины – расстояние до остова и родительская вершина).</w:t>
       </w:r>
     </w:p>
     <w:p>
       <w:pPr>
-        <w:jc w:val="both"/>
-        <w:rPr>
-          <w:rFonts w:ascii="Times New Roman" w:hAnsi="Times New Roman" w:cs="Times New Roman"/>
-          <w:b/>
-          <w:bCs/>
-          <w:sz w:val="28"/>
-          <w:szCs w:val="28"/>
+        <w:rPr>
+          <w:rFonts w:ascii="Times New Roman" w:hAnsi="Times New Roman" w:cs="Times New Roman"/>
+          <w:sz w:val="28"/>
+          <w:szCs w:val="28"/>
+        </w:rPr>
+      </w:pPr>
+      <w:r>
+        <w:rPr>
+          <w:rFonts w:ascii="Times New Roman" w:hAnsi="Times New Roman" w:cs="Times New Roman"/>
+          <w:sz w:val="28"/>
+          <w:szCs w:val="28"/>
+        </w:rPr>
+        <w:br w:type="page"/>
+      </w:r>
+    </w:p>
+    <w:p>
+      <w:pPr>
+        <w:pStyle w:val="2"/>
+      </w:pPr>
+      <w:r>
+        <w:lastRenderedPageBreak/>
+        <w:t>3. Пользовательский интерфейс</w:t>
+      </w:r>
+      <w:r>
+        <w:t>(референс)</w:t>
+      </w:r>
+      <w:r>
+        <w:rPr>
           <w:lang w:val="en-US"/>
         </w:rPr>
-      </w:pPr>
-      <w:r>
-        <w:rPr>
-          <w:rFonts w:ascii="Times New Roman" w:hAnsi="Times New Roman" w:cs="Times New Roman"/>
-          <w:b/>
-          <w:bCs/>
-          <w:sz w:val="28"/>
-          <w:szCs w:val="28"/>
-        </w:rPr>
-        <w:t>3. Пользовательский интерфейс</w:t>
-      </w:r>
-      <w:r>
-        <w:rPr>
-          <w:rFonts w:ascii="Times New Roman" w:hAnsi="Times New Roman" w:cs="Times New Roman"/>
-          <w:b/>
-          <w:bCs/>
-          <w:sz w:val="28"/>
-          <w:szCs w:val="28"/>
-        </w:rPr>
-        <w:t>(референс)</w:t>
-      </w:r>
-      <w:r>
-        <w:rPr>
-          <w:rFonts w:ascii="Times New Roman" w:hAnsi="Times New Roman" w:cs="Times New Roman"/>
-          <w:b/>
-          <w:bCs/>
-          <w:sz w:val="28"/>
-          <w:szCs w:val="28"/>
-          <w:lang w:val="en-US"/>
-        </w:rPr>
         <w:t>:</w:t>
       </w:r>
     </w:p>
+    <w:p/>
     <w:p>
       <w:pPr>
         <w:jc w:val="both"/>
@@ -1020,9 +903,8 @@
           <w:szCs w:val="28"/>
           <w:lang w:val="en-US"/>
         </w:rPr>
-        <w:lastRenderedPageBreak/>
         <w:drawing>
-          <wp:inline distT="0" distB="0" distL="0" distR="0" wp14:anchorId="4A666E01" wp14:editId="6A50006D">
+          <wp:inline distT="0" distB="0" distL="0" distR="0" wp14:anchorId="0F979DFD" wp14:editId="4694A1E4">
             <wp:extent cx="5777733" cy="3005137"/>
             <wp:effectExtent l="0" t="0" r="0" b="5080"/>
             <wp:docPr id="283864660" name="Рисунок 2"/>
@@ -1039,7 +921,7 @@
                     </pic:cNvPicPr>
                   </pic:nvPicPr>
                   <pic:blipFill>
-                    <a:blip r:embed="rId5">
+                    <a:blip r:embed="rId6">
                       <a:extLst>
                         <a:ext uri="{28A0092B-C50C-407E-A947-70E740481C1C}">
                           <a14:useLocalDpi xmlns:a14="http://schemas.microsoft.com/office/drawing/2010/main" val="0"/>
@@ -1083,20 +965,57 @@
           <w:sz w:val="28"/>
           <w:szCs w:val="28"/>
         </w:rPr>
-        <w:t>Рис. 1 – референс для пользовательского интерфейса</w:t>
-      </w:r>
-      <w:r>
-        <w:rPr>
-          <w:rFonts w:ascii="Times New Roman" w:hAnsi="Times New Roman" w:cs="Times New Roman"/>
-          <w:sz w:val="28"/>
-          <w:szCs w:val="28"/>
-        </w:rPr>
-        <w:t xml:space="preserve"> для визуализации работы алгоритма Прима</w:t>
-      </w:r>
-    </w:p>
-    <w:p>
-      <w:pPr>
-        <w:jc w:val="both"/>
+        <w:t>Рис. 1 – референс для пользовательского интерфейса для визуализации работы алгоритма Прима</w:t>
+      </w:r>
+    </w:p>
+    <w:p>
+      <w:pPr>
+        <w:jc w:val="center"/>
+        <w:rPr>
+          <w:rFonts w:ascii="Times New Roman" w:hAnsi="Times New Roman" w:cs="Times New Roman"/>
+          <w:sz w:val="28"/>
+          <w:szCs w:val="28"/>
+        </w:rPr>
+      </w:pPr>
+    </w:p>
+    <w:p>
+      <w:pPr>
+        <w:rPr>
+          <w:rFonts w:ascii="Times New Roman" w:hAnsi="Times New Roman" w:cs="Times New Roman"/>
+          <w:sz w:val="28"/>
+          <w:szCs w:val="28"/>
+        </w:rPr>
+      </w:pPr>
+      <w:r>
+        <w:rPr>
+          <w:rFonts w:ascii="Times New Roman" w:hAnsi="Times New Roman" w:cs="Times New Roman"/>
+          <w:sz w:val="28"/>
+          <w:szCs w:val="28"/>
+        </w:rPr>
+        <w:t>Планируется следующее в</w:t>
+      </w:r>
+      <w:r>
+        <w:rPr>
+          <w:rFonts w:ascii="Times New Roman" w:hAnsi="Times New Roman" w:cs="Times New Roman"/>
+          <w:sz w:val="28"/>
+          <w:szCs w:val="28"/>
+        </w:rPr>
+        <w:t>заимодействие с холстом с помощью мыши:</w:t>
+      </w:r>
+    </w:p>
+    <w:p>
+      <w:pPr>
+        <w:numPr>
+          <w:ilvl w:val="0"/>
+          <w:numId w:val="7"/>
+        </w:numPr>
+        <w:rPr>
+          <w:rFonts w:ascii="Times New Roman" w:hAnsi="Times New Roman" w:cs="Times New Roman"/>
+          <w:sz w:val="28"/>
+          <w:szCs w:val="28"/>
+        </w:rPr>
+      </w:pPr>
+      <w:r>
         <w:rPr>
           <w:rFonts w:ascii="Times New Roman" w:hAnsi="Times New Roman" w:cs="Times New Roman"/>
           <w:b/>
@@ -1104,6 +1023,28 @@
           <w:sz w:val="28"/>
           <w:szCs w:val="28"/>
         </w:rPr>
+        <w:t>Клик по пустому месту</w:t>
+      </w:r>
+      <w:r>
+        <w:rPr>
+          <w:rFonts w:ascii="Times New Roman" w:hAnsi="Times New Roman" w:cs="Times New Roman"/>
+          <w:sz w:val="28"/>
+          <w:szCs w:val="28"/>
+        </w:rPr>
+        <w:t> – создание новой вершины (в режиме редактирования графа).</w:t>
+      </w:r>
+    </w:p>
+    <w:p>
+      <w:pPr>
+        <w:numPr>
+          <w:ilvl w:val="0"/>
+          <w:numId w:val="7"/>
+        </w:numPr>
+        <w:rPr>
+          <w:rFonts w:ascii="Times New Roman" w:hAnsi="Times New Roman" w:cs="Times New Roman"/>
+          <w:sz w:val="28"/>
+          <w:szCs w:val="28"/>
+        </w:rPr>
       </w:pPr>
       <w:r>
         <w:rPr>
@@ -1113,9 +1054,29 @@
           <w:sz w:val="28"/>
           <w:szCs w:val="28"/>
         </w:rPr>
-        <w:t xml:space="preserve">4. Принцип </w:t>
-      </w:r>
-      <w:proofErr w:type="gramStart"/>
+        <w:t>Последовательный клик по двум вершинам с зажатой клавишей </w:t>
+      </w:r>
+      <w:r>
+        <w:rPr>
+          <w:rFonts w:ascii="Times New Roman" w:hAnsi="Times New Roman" w:cs="Times New Roman"/>
+          <w:sz w:val="28"/>
+          <w:szCs w:val="28"/>
+        </w:rPr>
+        <w:t>Ctrl (или перетаскивание от одной вершины к другой) – создание ребра; после этого открывается диалог ввода веса.</w:t>
+      </w:r>
+    </w:p>
+    <w:p>
+      <w:pPr>
+        <w:numPr>
+          <w:ilvl w:val="0"/>
+          <w:numId w:val="7"/>
+        </w:numPr>
+        <w:rPr>
+          <w:rFonts w:ascii="Times New Roman" w:hAnsi="Times New Roman" w:cs="Times New Roman"/>
+          <w:sz w:val="28"/>
+          <w:szCs w:val="28"/>
+        </w:rPr>
+      </w:pPr>
       <w:r>
         <w:rPr>
           <w:rFonts w:ascii="Times New Roman" w:hAnsi="Times New Roman" w:cs="Times New Roman"/>
@@ -1124,10 +1085,29 @@
           <w:sz w:val="28"/>
           <w:szCs w:val="28"/>
         </w:rPr>
-        <w:t>работы(</w:t>
-      </w:r>
-      <w:proofErr w:type="spellStart"/>
-      <w:proofErr w:type="gramEnd"/>
+        <w:t>Перетаскивание вершины</w:t>
+      </w:r>
+      <w:r>
+        <w:rPr>
+          <w:rFonts w:ascii="Times New Roman" w:hAnsi="Times New Roman" w:cs="Times New Roman"/>
+          <w:sz w:val="28"/>
+          <w:szCs w:val="28"/>
+        </w:rPr>
+        <w:t> – изменение её положения.</w:t>
+      </w:r>
+    </w:p>
+    <w:p>
+      <w:pPr>
+        <w:numPr>
+          <w:ilvl w:val="0"/>
+          <w:numId w:val="7"/>
+        </w:numPr>
+        <w:rPr>
+          <w:rFonts w:ascii="Times New Roman" w:hAnsi="Times New Roman" w:cs="Times New Roman"/>
+          <w:sz w:val="28"/>
+          <w:szCs w:val="28"/>
+        </w:rPr>
+      </w:pPr>
       <w:r>
         <w:rPr>
           <w:rFonts w:ascii="Times New Roman" w:hAnsi="Times New Roman" w:cs="Times New Roman"/>
@@ -1136,9 +1116,29 @@
           <w:sz w:val="28"/>
           <w:szCs w:val="28"/>
         </w:rPr>
-        <w:t>визуацизация</w:t>
-      </w:r>
-      <w:proofErr w:type="spellEnd"/>
+        <w:t>Щелчок правой кнопкой по вершине/ребру</w:t>
+      </w:r>
+      <w:r>
+        <w:rPr>
+          <w:rFonts w:ascii="Times New Roman" w:hAnsi="Times New Roman" w:cs="Times New Roman"/>
+          <w:sz w:val="28"/>
+          <w:szCs w:val="28"/>
+        </w:rPr>
+        <w:t> – контекстное меню с опциями «Удалить», «Изменить вес».</w:t>
+      </w:r>
+    </w:p>
+    <w:p>
+      <w:pPr>
+        <w:numPr>
+          <w:ilvl w:val="0"/>
+          <w:numId w:val="7"/>
+        </w:numPr>
+        <w:rPr>
+          <w:rFonts w:ascii="Times New Roman" w:hAnsi="Times New Roman" w:cs="Times New Roman"/>
+          <w:sz w:val="28"/>
+          <w:szCs w:val="28"/>
+        </w:rPr>
+      </w:pPr>
       <w:r>
         <w:rPr>
           <w:rFonts w:ascii="Times New Roman" w:hAnsi="Times New Roman" w:cs="Times New Roman"/>
@@ -1147,8 +1147,29 @@
           <w:sz w:val="28"/>
           <w:szCs w:val="28"/>
         </w:rPr>
-        <w:t xml:space="preserve"> алгоритма)</w:t>
-      </w:r>
+        <w:t>Прокрутка колёсиком мыши</w:t>
+      </w:r>
+      <w:r>
+        <w:rPr>
+          <w:rFonts w:ascii="Times New Roman" w:hAnsi="Times New Roman" w:cs="Times New Roman"/>
+          <w:sz w:val="28"/>
+          <w:szCs w:val="28"/>
+        </w:rPr>
+        <w:t> – масштабирование холста.</w:t>
+      </w:r>
+    </w:p>
+    <w:p>
+      <w:pPr>
+        <w:numPr>
+          <w:ilvl w:val="0"/>
+          <w:numId w:val="7"/>
+        </w:numPr>
+        <w:rPr>
+          <w:rFonts w:ascii="Times New Roman" w:hAnsi="Times New Roman" w:cs="Times New Roman"/>
+          <w:sz w:val="28"/>
+          <w:szCs w:val="28"/>
+        </w:rPr>
+      </w:pPr>
       <w:r>
         <w:rPr>
           <w:rFonts w:ascii="Times New Roman" w:hAnsi="Times New Roman" w:cs="Times New Roman"/>
@@ -1157,304 +1178,2105 @@
           <w:sz w:val="28"/>
           <w:szCs w:val="28"/>
         </w:rPr>
+        <w:t>Перетаскивание фона (зажатая средняя кнопка / левая кнопка на свободном месте)</w:t>
+      </w:r>
+      <w:r>
+        <w:rPr>
+          <w:rFonts w:ascii="Times New Roman" w:hAnsi="Times New Roman" w:cs="Times New Roman"/>
+          <w:sz w:val="28"/>
+          <w:szCs w:val="28"/>
+        </w:rPr>
+        <w:t> – панорамирование.</w:t>
+      </w:r>
+    </w:p>
+    <w:p>
+      <w:pPr>
+        <w:rPr>
+          <w:rFonts w:ascii="Times New Roman" w:hAnsi="Times New Roman" w:cs="Times New Roman"/>
+          <w:sz w:val="28"/>
+          <w:szCs w:val="28"/>
+        </w:rPr>
+      </w:pPr>
+      <w:r>
+        <w:rPr>
+          <w:rFonts w:ascii="Times New Roman" w:hAnsi="Times New Roman" w:cs="Times New Roman"/>
+          <w:sz w:val="28"/>
+          <w:szCs w:val="28"/>
+        </w:rPr>
+        <w:br w:type="page"/>
+      </w:r>
+    </w:p>
+    <w:p>
+      <w:pPr>
+        <w:pStyle w:val="2"/>
+      </w:pPr>
+      <w:r>
+        <w:lastRenderedPageBreak/>
+        <w:t>4. Принцип работы</w:t>
+      </w:r>
+      <w:r>
+        <w:t xml:space="preserve"> </w:t>
+      </w:r>
+      <w:r>
+        <w:t>(визуа</w:t>
+      </w:r>
+      <w:r>
+        <w:t>ли</w:t>
+      </w:r>
+      <w:r>
+        <w:t>зация алгоритма)</w:t>
+      </w:r>
+      <w:r>
         <w:t>:</w:t>
       </w:r>
     </w:p>
     <w:p>
       <w:pPr>
-        <w:ind w:firstLine="709"/>
-        <w:jc w:val="both"/>
-        <w:rPr>
-          <w:rFonts w:ascii="Times New Roman" w:hAnsi="Times New Roman" w:cs="Times New Roman"/>
-          <w:sz w:val="28"/>
-          <w:szCs w:val="28"/>
-        </w:rPr>
-      </w:pPr>
-      <w:r>
-        <w:rPr>
-          <w:rFonts w:ascii="Times New Roman" w:hAnsi="Times New Roman" w:cs="Times New Roman"/>
-          <w:sz w:val="28"/>
-          <w:szCs w:val="28"/>
-        </w:rPr>
+        <w:pStyle w:val="a3"/>
+      </w:pPr>
+      <w:r>
         <w:t>Программа реализует алгоритм Прима, начиная с произвольно выбранной стартовой вершины. На каждом шаге:</w:t>
       </w:r>
     </w:p>
     <w:p>
       <w:pPr>
+        <w:pStyle w:val="a3"/>
         <w:numPr>
           <w:ilvl w:val="0"/>
-          <w:numId w:val="6"/>
+          <w:numId w:val="10"/>
         </w:numPr>
-        <w:jc w:val="both"/>
-        <w:rPr>
-          <w:rFonts w:ascii="Times New Roman" w:hAnsi="Times New Roman" w:cs="Times New Roman"/>
-          <w:sz w:val="28"/>
-          <w:szCs w:val="28"/>
-        </w:rPr>
-      </w:pPr>
-      <w:r>
-        <w:rPr>
-          <w:rFonts w:ascii="Times New Roman" w:hAnsi="Times New Roman" w:cs="Times New Roman"/>
-          <w:sz w:val="28"/>
-          <w:szCs w:val="28"/>
-        </w:rPr>
+      </w:pPr>
+      <w:r>
         <w:t>Выделяется множество уже построенных вершин (закрашиваются зелёным)</w:t>
       </w:r>
     </w:p>
     <w:p>
       <w:pPr>
+        <w:pStyle w:val="a3"/>
         <w:numPr>
           <w:ilvl w:val="0"/>
-          <w:numId w:val="6"/>
+          <w:numId w:val="10"/>
         </w:numPr>
-        <w:jc w:val="both"/>
-        <w:rPr>
-          <w:rFonts w:ascii="Times New Roman" w:hAnsi="Times New Roman" w:cs="Times New Roman"/>
-          <w:sz w:val="28"/>
-          <w:szCs w:val="28"/>
-        </w:rPr>
-      </w:pPr>
-      <w:r>
-        <w:rPr>
-          <w:rFonts w:ascii="Times New Roman" w:hAnsi="Times New Roman" w:cs="Times New Roman"/>
-          <w:sz w:val="28"/>
-          <w:szCs w:val="28"/>
-        </w:rPr>
+      </w:pPr>
+      <w:r>
         <w:t>Выделяются рёбра, соединяющие построенные и непостроенные вершины (кандидаты) – показываются жёлтым цветом</w:t>
       </w:r>
     </w:p>
     <w:p>
       <w:pPr>
+        <w:pStyle w:val="a3"/>
         <w:numPr>
           <w:ilvl w:val="0"/>
-          <w:numId w:val="6"/>
+          <w:numId w:val="10"/>
         </w:numPr>
-        <w:jc w:val="both"/>
-        <w:rPr>
-          <w:rFonts w:ascii="Times New Roman" w:hAnsi="Times New Roman" w:cs="Times New Roman"/>
-          <w:sz w:val="28"/>
-          <w:szCs w:val="28"/>
-        </w:rPr>
-      </w:pPr>
-      <w:r>
-        <w:rPr>
-          <w:rFonts w:ascii="Times New Roman" w:hAnsi="Times New Roman" w:cs="Times New Roman"/>
-          <w:sz w:val="28"/>
-          <w:szCs w:val="28"/>
-        </w:rPr>
+      </w:pPr>
+      <w:r>
         <w:t>Среди кандидатов выбирается ребро с минимальным весом – оно подсвечивается мигающим цветом (красный)</w:t>
       </w:r>
     </w:p>
     <w:p>
       <w:pPr>
+        <w:pStyle w:val="a3"/>
         <w:numPr>
           <w:ilvl w:val="0"/>
-          <w:numId w:val="6"/>
+          <w:numId w:val="10"/>
         </w:numPr>
-        <w:jc w:val="both"/>
-        <w:rPr>
-          <w:rFonts w:ascii="Times New Roman" w:hAnsi="Times New Roman" w:cs="Times New Roman"/>
-          <w:sz w:val="28"/>
-          <w:szCs w:val="28"/>
-        </w:rPr>
-      </w:pPr>
-      <w:r>
-        <w:rPr>
-          <w:rFonts w:ascii="Times New Roman" w:hAnsi="Times New Roman" w:cs="Times New Roman"/>
-          <w:sz w:val="28"/>
-          <w:szCs w:val="28"/>
-        </w:rPr>
+      </w:pPr>
+      <w:r>
         <w:t xml:space="preserve">Добавляется новая вершина и ребро в остов – они окрашиваются в синий </w:t>
       </w:r>
     </w:p>
     <w:p>
       <w:pPr>
+        <w:pStyle w:val="a3"/>
         <w:numPr>
           <w:ilvl w:val="0"/>
-          <w:numId w:val="6"/>
+          <w:numId w:val="10"/>
         </w:numPr>
-        <w:jc w:val="both"/>
-        <w:rPr>
-          <w:rFonts w:ascii="Times New Roman" w:hAnsi="Times New Roman" w:cs="Times New Roman"/>
-          <w:sz w:val="28"/>
-          <w:szCs w:val="28"/>
-        </w:rPr>
-      </w:pPr>
-      <w:r>
-        <w:rPr>
-          <w:rFonts w:ascii="Times New Roman" w:hAnsi="Times New Roman" w:cs="Times New Roman"/>
-          <w:sz w:val="28"/>
-          <w:szCs w:val="28"/>
-        </w:rPr>
+      </w:pPr>
+      <w:r>
         <w:t>На панели информации обновляется текущий вес остова и номер шага</w:t>
       </w:r>
     </w:p>
     <w:p>
       <w:pPr>
+        <w:pStyle w:val="a3"/>
         <w:numPr>
           <w:ilvl w:val="0"/>
-          <w:numId w:val="6"/>
+          <w:numId w:val="10"/>
         </w:numPr>
-        <w:jc w:val="both"/>
-        <w:rPr>
-          <w:rFonts w:ascii="Times New Roman" w:hAnsi="Times New Roman" w:cs="Times New Roman"/>
-          <w:sz w:val="28"/>
-          <w:szCs w:val="28"/>
-        </w:rPr>
-      </w:pPr>
-      <w:r>
-        <w:rPr>
-          <w:rFonts w:ascii="Times New Roman" w:hAnsi="Times New Roman" w:cs="Times New Roman"/>
-          <w:sz w:val="28"/>
-          <w:szCs w:val="28"/>
-        </w:rPr>
-        <w:t xml:space="preserve">Если остались </w:t>
-      </w:r>
-      <w:proofErr w:type="spellStart"/>
-      <w:r>
-        <w:rPr>
-          <w:rFonts w:ascii="Times New Roman" w:hAnsi="Times New Roman" w:cs="Times New Roman"/>
-          <w:sz w:val="28"/>
-          <w:szCs w:val="28"/>
-        </w:rPr>
-        <w:t>неподключённые</w:t>
-      </w:r>
-      <w:proofErr w:type="spellEnd"/>
-      <w:r>
-        <w:rPr>
-          <w:rFonts w:ascii="Times New Roman" w:hAnsi="Times New Roman" w:cs="Times New Roman"/>
-          <w:sz w:val="28"/>
-          <w:szCs w:val="28"/>
-        </w:rPr>
-        <w:t xml:space="preserve"> вершины, алгоритм переходит к следующему шагу</w:t>
-      </w:r>
-    </w:p>
-    <w:p>
-      <w:pPr>
-        <w:ind w:firstLine="709"/>
-        <w:jc w:val="both"/>
-        <w:rPr>
-          <w:rFonts w:ascii="Times New Roman" w:hAnsi="Times New Roman" w:cs="Times New Roman"/>
-          <w:sz w:val="28"/>
-          <w:szCs w:val="28"/>
-        </w:rPr>
-      </w:pPr>
-      <w:r>
-        <w:rPr>
-          <w:rFonts w:ascii="Times New Roman" w:hAnsi="Times New Roman" w:cs="Times New Roman"/>
-          <w:sz w:val="28"/>
-          <w:szCs w:val="28"/>
-        </w:rPr>
-        <w:t xml:space="preserve">После завершения все рёбра </w:t>
-      </w:r>
-      <w:proofErr w:type="spellStart"/>
-      <w:r>
-        <w:rPr>
-          <w:rFonts w:ascii="Times New Roman" w:hAnsi="Times New Roman" w:cs="Times New Roman"/>
-          <w:sz w:val="28"/>
-          <w:szCs w:val="28"/>
-        </w:rPr>
-        <w:t>остовного</w:t>
-      </w:r>
-      <w:proofErr w:type="spellEnd"/>
-      <w:r>
-        <w:rPr>
-          <w:rFonts w:ascii="Times New Roman" w:hAnsi="Times New Roman" w:cs="Times New Roman"/>
-          <w:sz w:val="28"/>
-          <w:szCs w:val="28"/>
-        </w:rPr>
-        <w:t xml:space="preserve"> дерева отображаются жирной синей линией, остальные рёбра становятся полупрозрачными.</w:t>
-      </w:r>
-    </w:p>
-    <w:p>
-      <w:pPr>
-        <w:ind w:firstLine="709"/>
-        <w:jc w:val="both"/>
-        <w:rPr>
-          <w:rFonts w:ascii="Times New Roman" w:hAnsi="Times New Roman" w:cs="Times New Roman"/>
-          <w:sz w:val="28"/>
-          <w:szCs w:val="28"/>
-        </w:rPr>
-      </w:pPr>
-      <w:r>
-        <w:rPr>
-          <w:rFonts w:ascii="Times New Roman" w:hAnsi="Times New Roman" w:cs="Times New Roman"/>
-          <w:sz w:val="28"/>
-          <w:szCs w:val="28"/>
-        </w:rPr>
-        <w:t xml:space="preserve">Работу выполняет бригада №10 </w:t>
-      </w:r>
-      <w:r>
-        <w:rPr>
-          <w:rFonts w:ascii="Times New Roman" w:hAnsi="Times New Roman" w:cs="Times New Roman"/>
-          <w:sz w:val="28"/>
-          <w:szCs w:val="28"/>
-        </w:rPr>
+      </w:pPr>
+      <w:r>
+        <w:t>Если остались неподключённые вершины, алгоритм переходит к следующему шагу</w:t>
+      </w:r>
+    </w:p>
+    <w:p>
+      <w:pPr>
+        <w:pStyle w:val="a3"/>
+      </w:pPr>
+      <w:r>
+        <w:t>После завершения все рёбра остовного дерева отображаются жирной синей линией, остальные рёбра становятся полупрозрачными.</w:t>
+      </w:r>
+    </w:p>
+    <w:p>
+      <w:pPr>
+        <w:pStyle w:val="a3"/>
+      </w:pPr>
+    </w:p>
+    <w:p>
+      <w:pPr>
+        <w:pStyle w:val="a3"/>
+      </w:pPr>
+      <w:r>
+        <w:t>Псевдокод алгоритма см. в разделе 6.</w:t>
+      </w:r>
+    </w:p>
+    <w:p>
+      <w:pPr>
+        <w:rPr>
+          <w:rFonts w:ascii="Times New Roman" w:hAnsi="Times New Roman" w:cs="Times New Roman"/>
+          <w:sz w:val="28"/>
+          <w:szCs w:val="28"/>
+        </w:rPr>
+      </w:pPr>
+      <w:r>
+        <w:rPr>
+          <w:rFonts w:ascii="Times New Roman" w:hAnsi="Times New Roman" w:cs="Times New Roman"/>
+          <w:sz w:val="28"/>
+          <w:szCs w:val="28"/>
+        </w:rPr>
+        <w:br w:type="page"/>
+      </w:r>
+    </w:p>
+    <w:p>
+      <w:pPr>
+        <w:pStyle w:val="2"/>
+      </w:pPr>
+      <w:r>
+        <w:lastRenderedPageBreak/>
+        <w:t>5. Формат входных и выходных данных</w:t>
+      </w:r>
+    </w:p>
+    <w:p/>
+    <w:p>
+      <w:pPr>
+        <w:pStyle w:val="2"/>
+      </w:pPr>
+      <w:r>
+        <w:t>5.1. Входной файл (импорт графа)</w:t>
+      </w:r>
+    </w:p>
+    <w:p>
+      <w:pPr>
+        <w:ind w:firstLine="851"/>
+        <w:rPr>
+          <w:rFonts w:ascii="Times New Roman" w:hAnsi="Times New Roman" w:cs="Times New Roman"/>
+          <w:sz w:val="28"/>
+          <w:szCs w:val="28"/>
+        </w:rPr>
+      </w:pPr>
+      <w:r>
+        <w:rPr>
+          <w:rFonts w:ascii="Times New Roman" w:hAnsi="Times New Roman" w:cs="Times New Roman"/>
+          <w:sz w:val="28"/>
+          <w:szCs w:val="28"/>
+        </w:rPr>
+        <w:t>Текстовый файл с расширением .txt. Структура:</w:t>
+      </w:r>
+    </w:p>
+    <w:p>
+      <w:pPr>
+        <w:numPr>
+          <w:ilvl w:val="0"/>
+          <w:numId w:val="8"/>
+        </w:numPr>
+        <w:ind w:left="0" w:firstLine="142"/>
+        <w:rPr>
+          <w:rFonts w:ascii="Times New Roman" w:hAnsi="Times New Roman" w:cs="Times New Roman"/>
+          <w:sz w:val="28"/>
+          <w:szCs w:val="28"/>
+        </w:rPr>
+      </w:pPr>
+      <w:r>
+        <w:rPr>
+          <w:rFonts w:ascii="Times New Roman" w:hAnsi="Times New Roman" w:cs="Times New Roman"/>
+          <w:sz w:val="28"/>
+          <w:szCs w:val="28"/>
+        </w:rPr>
+        <w:t>Первая строка – одно целое число N – количество вершин.</w:t>
+      </w:r>
+    </w:p>
+    <w:p>
+      <w:pPr>
+        <w:numPr>
+          <w:ilvl w:val="0"/>
+          <w:numId w:val="8"/>
+        </w:numPr>
+        <w:ind w:left="0" w:firstLine="142"/>
+        <w:rPr>
+          <w:rFonts w:ascii="Times New Roman" w:hAnsi="Times New Roman" w:cs="Times New Roman"/>
+          <w:sz w:val="28"/>
+          <w:szCs w:val="28"/>
+        </w:rPr>
+      </w:pPr>
+      <w:r>
+        <w:rPr>
+          <w:rFonts w:ascii="Times New Roman" w:hAnsi="Times New Roman" w:cs="Times New Roman"/>
+          <w:sz w:val="28"/>
+          <w:szCs w:val="28"/>
+        </w:rPr>
+        <w:t>Вторая строка – одно целое число M – количество рёбер.</w:t>
+      </w:r>
+    </w:p>
+    <w:p>
+      <w:pPr>
+        <w:numPr>
+          <w:ilvl w:val="0"/>
+          <w:numId w:val="8"/>
+        </w:numPr>
+        <w:ind w:left="0" w:firstLine="142"/>
+        <w:rPr>
+          <w:rFonts w:ascii="Times New Roman" w:hAnsi="Times New Roman" w:cs="Times New Roman"/>
+          <w:sz w:val="28"/>
+          <w:szCs w:val="28"/>
+        </w:rPr>
+      </w:pPr>
+      <w:r>
+        <w:rPr>
+          <w:rFonts w:ascii="Times New Roman" w:hAnsi="Times New Roman" w:cs="Times New Roman"/>
+          <w:sz w:val="28"/>
+          <w:szCs w:val="28"/>
+        </w:rPr>
+        <w:t>Следующие M строк описывают рёбра: u v w, где u, v – номера вершин (начиная с 0 или 1, указывается), w – вес ребра (целое или вещественное &gt; 0).</w:t>
+      </w:r>
+    </w:p>
+    <w:p>
+      <w:pPr>
+        <w:pStyle w:val="a3"/>
+      </w:pPr>
+      <w:r>
+        <w:t>Пример:</w:t>
+      </w:r>
+    </w:p>
+    <w:p>
+      <w:pPr>
+        <w:pStyle w:val="a5"/>
+        <w:ind w:left="709"/>
+        <w:rPr>
+          <w:lang w:val="ru-RU"/>
+        </w:rPr>
+      </w:pPr>
+      <w:r>
+        <w:rPr>
+          <w:lang w:val="ru-RU"/>
+        </w:rPr>
+        <w:t>4</w:t>
+      </w:r>
+    </w:p>
+    <w:p>
+      <w:pPr>
+        <w:pStyle w:val="a5"/>
+        <w:ind w:left="709"/>
+        <w:rPr>
+          <w:lang w:val="ru-RU"/>
+        </w:rPr>
+      </w:pPr>
+      <w:r>
+        <w:rPr>
+          <w:lang w:val="ru-RU"/>
+        </w:rPr>
+        <w:t>5</w:t>
+      </w:r>
+    </w:p>
+    <w:p>
+      <w:pPr>
+        <w:pStyle w:val="a5"/>
+        <w:ind w:left="709"/>
+        <w:rPr>
+          <w:lang w:val="ru-RU"/>
+        </w:rPr>
+      </w:pPr>
+      <w:r>
+        <w:rPr>
+          <w:lang w:val="ru-RU"/>
+        </w:rPr>
+        <w:t>0 1 2.5</w:t>
+      </w:r>
+    </w:p>
+    <w:p>
+      <w:pPr>
+        <w:pStyle w:val="a5"/>
+        <w:ind w:left="709"/>
+        <w:rPr>
+          <w:lang w:val="ru-RU"/>
+        </w:rPr>
+      </w:pPr>
+      <w:r>
+        <w:rPr>
+          <w:lang w:val="ru-RU"/>
+        </w:rPr>
+        <w:t>0 2 1.0</w:t>
+      </w:r>
+    </w:p>
+    <w:p>
+      <w:pPr>
+        <w:pStyle w:val="a5"/>
+        <w:ind w:left="709"/>
+        <w:rPr>
+          <w:lang w:val="ru-RU"/>
+        </w:rPr>
+      </w:pPr>
+      <w:r>
+        <w:rPr>
+          <w:lang w:val="ru-RU"/>
+        </w:rPr>
+        <w:t>1 2 3.0</w:t>
+      </w:r>
+    </w:p>
+    <w:p>
+      <w:pPr>
+        <w:pStyle w:val="a5"/>
+        <w:ind w:left="709"/>
+        <w:rPr>
+          <w:lang w:val="ru-RU"/>
+        </w:rPr>
+      </w:pPr>
+      <w:r>
+        <w:rPr>
+          <w:lang w:val="ru-RU"/>
+        </w:rPr>
+        <w:t>1 3 4.0</w:t>
+      </w:r>
+    </w:p>
+    <w:p>
+      <w:pPr>
+        <w:pStyle w:val="a5"/>
+        <w:ind w:left="709"/>
+        <w:rPr>
+          <w:lang w:val="ru-RU"/>
+        </w:rPr>
+      </w:pPr>
+      <w:r>
+        <w:rPr>
+          <w:lang w:val="ru-RU"/>
+        </w:rPr>
+        <w:t>2 3 0.5</w:t>
+      </w:r>
+    </w:p>
+    <w:p>
+      <w:pPr>
+        <w:pStyle w:val="a3"/>
+      </w:pPr>
+    </w:p>
+    <w:p>
+      <w:pPr>
+        <w:pStyle w:val="2"/>
+        <w:rPr>
+          <w:rStyle w:val="20"/>
+        </w:rPr>
+      </w:pPr>
+      <w:r>
+        <w:rPr>
+          <w:rStyle w:val="20"/>
+          <w:b/>
+        </w:rPr>
+        <w:t>5.2. Выходной файл (экспорт результата)</w:t>
+      </w:r>
+    </w:p>
+    <w:p>
+      <w:pPr>
+        <w:pStyle w:val="a3"/>
+        <w:rPr>
+          <w:rStyle w:val="a4"/>
+        </w:rPr>
+      </w:pPr>
+      <w:r>
+        <w:rPr>
+          <w:rStyle w:val="a4"/>
+        </w:rPr>
+        <w:t>При сохранении результатов создаётся текстовый файл, содержащий:</w:t>
+      </w:r>
+    </w:p>
+    <w:p>
+      <w:pPr>
+        <w:pStyle w:val="a3"/>
+        <w:numPr>
+          <w:ilvl w:val="0"/>
+          <w:numId w:val="12"/>
+        </w:numPr>
+      </w:pPr>
+      <w:r>
+        <w:t>Общий вес минимального остовного дерева.</w:t>
+      </w:r>
+    </w:p>
+    <w:p>
+      <w:pPr>
+        <w:pStyle w:val="a3"/>
+        <w:numPr>
+          <w:ilvl w:val="0"/>
+          <w:numId w:val="12"/>
+        </w:numPr>
+      </w:pPr>
+      <w:r>
+        <w:t>Список рёбер дерева в порядке их добавления с указанием веса.</w:t>
+      </w:r>
+    </w:p>
+    <w:p>
+      <w:pPr>
+        <w:pStyle w:val="a3"/>
+        <w:rPr>
+          <w:lang w:val="en-US"/>
+        </w:rPr>
+      </w:pPr>
+      <w:r>
+        <w:t>Пример</w:t>
+      </w:r>
+      <w:r>
+        <w:rPr>
+          <w:lang w:val="en-US"/>
+        </w:rPr>
+        <w:t xml:space="preserve"> </w:t>
+      </w:r>
+      <w:r>
+        <w:t>выходного</w:t>
+      </w:r>
+      <w:r>
+        <w:rPr>
+          <w:lang w:val="en-US"/>
+        </w:rPr>
+        <w:t xml:space="preserve"> </w:t>
+      </w:r>
+      <w:r>
+        <w:t>файла</w:t>
+      </w:r>
+      <w:r>
+        <w:rPr>
+          <w:lang w:val="en-US"/>
+        </w:rPr>
+        <w:t>:</w:t>
+      </w:r>
+    </w:p>
+    <w:p>
+      <w:pPr>
+        <w:pStyle w:val="a5"/>
+        <w:ind w:left="709"/>
+      </w:pPr>
+      <w:r>
+        <w:t>Minimal Spanning Tree Weight: 4.0</w:t>
+      </w:r>
+    </w:p>
+    <w:p>
+      <w:pPr>
+        <w:pStyle w:val="a5"/>
+        <w:ind w:left="709"/>
+      </w:pPr>
+      <w:r>
+        <w:t>Edges added (in order):</w:t>
+      </w:r>
+    </w:p>
+    <w:p>
+      <w:pPr>
+        <w:pStyle w:val="a5"/>
+        <w:ind w:left="709"/>
+      </w:pPr>
+      <w:r>
+        <w:t>1: (0, 2) weight 1.0</w:t>
+      </w:r>
+    </w:p>
+    <w:p>
+      <w:pPr>
+        <w:pStyle w:val="a5"/>
+        <w:ind w:left="709"/>
+        <w:rPr>
+          <w:lang w:val="ru-RU"/>
+        </w:rPr>
+      </w:pPr>
+      <w:r>
+        <w:rPr>
+          <w:lang w:val="ru-RU"/>
+        </w:rPr>
+        <w:t xml:space="preserve">2: (2, 3) </w:t>
+      </w:r>
+      <w:r>
+        <w:t>weight</w:t>
+      </w:r>
+      <w:r>
+        <w:rPr>
+          <w:lang w:val="ru-RU"/>
+        </w:rPr>
+        <w:t xml:space="preserve"> 0.5</w:t>
+      </w:r>
+    </w:p>
+    <w:p>
+      <w:pPr>
+        <w:pStyle w:val="a5"/>
+        <w:ind w:left="709"/>
+        <w:rPr>
+          <w:lang w:val="ru-RU"/>
+        </w:rPr>
+      </w:pPr>
+      <w:r>
+        <w:rPr>
+          <w:lang w:val="ru-RU"/>
+        </w:rPr>
+        <w:t xml:space="preserve">3: (0, 1) </w:t>
+      </w:r>
+      <w:r>
+        <w:t>weight</w:t>
+      </w:r>
+      <w:r>
+        <w:rPr>
+          <w:lang w:val="ru-RU"/>
+        </w:rPr>
+        <w:t xml:space="preserve"> 2.5</w:t>
+      </w:r>
+    </w:p>
+    <w:p>
+      <w:pPr>
+        <w:pStyle w:val="a5"/>
+        <w:ind w:left="709"/>
+        <w:rPr>
+          <w:lang w:val="ru-RU"/>
+        </w:rPr>
+      </w:pPr>
+    </w:p>
+    <w:p>
+      <w:pPr>
+        <w:pStyle w:val="a3"/>
+      </w:pPr>
+      <w:r>
+        <w:t>Формат совместим с любым текстовым редактором для просмотра и печати.</w:t>
+      </w:r>
+    </w:p>
+    <w:p>
+      <w:pPr>
+        <w:rPr>
+          <w:rFonts w:ascii="Times New Roman" w:hAnsi="Times New Roman"/>
+          <w:kern w:val="0"/>
+          <w:sz w:val="28"/>
+          <w:szCs w:val="22"/>
+          <w14:ligatures w14:val="none"/>
+        </w:rPr>
+      </w:pPr>
+      <w:r>
+        <w:br w:type="page"/>
+      </w:r>
+    </w:p>
+    <w:p>
+      <w:pPr>
+        <w:pStyle w:val="a3"/>
+        <w:rPr>
+          <w:b/>
+          <w:bCs/>
+        </w:rPr>
+      </w:pPr>
+      <w:r>
+        <w:rPr>
+          <w:b/>
+          <w:bCs/>
+        </w:rPr>
+        <w:lastRenderedPageBreak/>
+        <w:t>6. Алгоритм Прима (псевдокод)</w:t>
+      </w:r>
+    </w:p>
+    <w:p>
+      <w:pPr>
+        <w:pStyle w:val="a3"/>
+      </w:pPr>
+    </w:p>
+    <w:p>
+      <w:pPr>
+        <w:pStyle w:val="a5"/>
+        <w:rPr>
+          <w:lang w:val="ru-RU"/>
+        </w:rPr>
+      </w:pPr>
+      <w:r>
+        <w:rPr>
+          <w:lang w:val="ru-RU"/>
+        </w:rPr>
+        <w:t xml:space="preserve">Вход: связный взвешенный граф </w:t>
+      </w:r>
+      <w:r>
+        <w:t>G</w:t>
+      </w:r>
+      <w:r>
+        <w:rPr>
+          <w:lang w:val="ru-RU"/>
+        </w:rPr>
+        <w:t>(</w:t>
+      </w:r>
+      <w:r>
+        <w:t>V</w:t>
+      </w:r>
+      <w:r>
+        <w:rPr>
+          <w:lang w:val="ru-RU"/>
+        </w:rPr>
+        <w:t xml:space="preserve">, </w:t>
+      </w:r>
+      <w:r>
+        <w:t>E</w:t>
+      </w:r>
+      <w:r>
+        <w:rPr>
+          <w:lang w:val="ru-RU"/>
+        </w:rPr>
+        <w:t>)</w:t>
+      </w:r>
+    </w:p>
+    <w:p>
+      <w:pPr>
+        <w:pStyle w:val="a5"/>
+        <w:rPr>
+          <w:lang w:val="ru-RU"/>
+        </w:rPr>
+      </w:pPr>
+      <w:r>
+        <w:rPr>
+          <w:lang w:val="ru-RU"/>
+        </w:rPr>
+        <w:t xml:space="preserve">Выход: множество рёбер </w:t>
+      </w:r>
+      <w:r>
+        <w:t>MST</w:t>
+      </w:r>
+      <w:r>
+        <w:rPr>
+          <w:lang w:val="ru-RU"/>
+        </w:rPr>
+        <w:t>, общий вес</w:t>
+      </w:r>
+    </w:p>
+    <w:p>
+      <w:pPr>
+        <w:pStyle w:val="a5"/>
+        <w:rPr>
+          <w:lang w:val="ru-RU"/>
+        </w:rPr>
+      </w:pPr>
+    </w:p>
+    <w:p>
+      <w:pPr>
+        <w:pStyle w:val="a5"/>
+        <w:rPr>
+          <w:lang w:val="ru-RU"/>
+        </w:rPr>
+      </w:pPr>
+      <w:r>
+        <w:t>visited</w:t>
+      </w:r>
+      <w:r>
+        <w:rPr>
+          <w:lang w:val="ru-RU"/>
+        </w:rPr>
+        <w:t xml:space="preserve"> = пустое множество</w:t>
+      </w:r>
+    </w:p>
+    <w:p>
+      <w:pPr>
+        <w:pStyle w:val="a5"/>
+        <w:rPr>
+          <w:lang w:val="ru-RU"/>
+        </w:rPr>
+      </w:pPr>
+      <w:r>
+        <w:t>mst</w:t>
+      </w:r>
+      <w:r>
+        <w:rPr>
+          <w:lang w:val="ru-RU"/>
+        </w:rPr>
+        <w:t>_</w:t>
+      </w:r>
+      <w:r>
+        <w:t>edges</w:t>
+      </w:r>
+      <w:r>
+        <w:rPr>
+          <w:lang w:val="ru-RU"/>
+        </w:rPr>
+        <w:t xml:space="preserve"> = []</w:t>
+      </w:r>
+    </w:p>
+    <w:p>
+      <w:pPr>
+        <w:pStyle w:val="a5"/>
+        <w:rPr>
+          <w:lang w:val="ru-RU"/>
+        </w:rPr>
+      </w:pPr>
+      <w:r>
+        <w:t>total</w:t>
+      </w:r>
+      <w:r>
+        <w:rPr>
+          <w:lang w:val="ru-RU"/>
+        </w:rPr>
+        <w:t>_</w:t>
+      </w:r>
+      <w:r>
+        <w:t>weight</w:t>
+      </w:r>
+      <w:r>
+        <w:rPr>
+          <w:lang w:val="ru-RU"/>
+        </w:rPr>
+        <w:t xml:space="preserve"> = 0</w:t>
+      </w:r>
+    </w:p>
+    <w:p>
+      <w:pPr>
+        <w:pStyle w:val="a5"/>
+        <w:rPr>
+          <w:lang w:val="ru-RU"/>
+        </w:rPr>
+      </w:pPr>
+    </w:p>
+    <w:p>
+      <w:pPr>
+        <w:pStyle w:val="a5"/>
+        <w:rPr>
+          <w:lang w:val="ru-RU"/>
+        </w:rPr>
+      </w:pPr>
+      <w:r>
+        <w:rPr>
+          <w:lang w:val="ru-RU"/>
+        </w:rPr>
+        <w:t xml:space="preserve">Выбрать произвольную стартовую вершину </w:t>
+      </w:r>
+      <w:r>
+        <w:t>start</w:t>
+      </w:r>
+    </w:p>
+    <w:p>
+      <w:pPr>
+        <w:pStyle w:val="a5"/>
+      </w:pPr>
+      <w:r>
+        <w:t>visited.add(start)</w:t>
+      </w:r>
+    </w:p>
+    <w:p>
+      <w:pPr>
+        <w:pStyle w:val="a5"/>
+      </w:pPr>
+    </w:p>
+    <w:p>
+      <w:pPr>
+        <w:pStyle w:val="a5"/>
+      </w:pPr>
+      <w:r>
+        <w:t>Пока visited ≠ V:</w:t>
+      </w:r>
+    </w:p>
+    <w:p>
+      <w:pPr>
+        <w:pStyle w:val="a5"/>
+        <w:rPr>
+          <w:lang w:val="ru-RU"/>
+        </w:rPr>
+      </w:pPr>
+      <w:r>
+        <w:t xml:space="preserve">    candidates</w:t>
+      </w:r>
+      <w:r>
+        <w:rPr>
+          <w:lang w:val="ru-RU"/>
+        </w:rPr>
+        <w:t xml:space="preserve"> = все рёбра, у которых один конец в </w:t>
+      </w:r>
+      <w:r>
+        <w:t>visited</w:t>
+      </w:r>
+      <w:r>
+        <w:rPr>
+          <w:lang w:val="ru-RU"/>
+        </w:rPr>
+        <w:t>,</w:t>
+      </w:r>
+    </w:p>
+    <w:p>
+      <w:pPr>
+        <w:pStyle w:val="a5"/>
+        <w:rPr>
+          <w:lang w:val="ru-RU"/>
+        </w:rPr>
+      </w:pPr>
+      <w:r>
+        <w:rPr>
+          <w:lang w:val="ru-RU"/>
+        </w:rPr>
+        <w:t xml:space="preserve">                 а другой – нет</w:t>
+      </w:r>
+    </w:p>
+    <w:p>
+      <w:pPr>
+        <w:pStyle w:val="a5"/>
+        <w:rPr>
+          <w:lang w:val="ru-RU"/>
+        </w:rPr>
+      </w:pPr>
+      <w:r>
+        <w:rPr>
+          <w:lang w:val="ru-RU"/>
+        </w:rPr>
+        <w:t xml:space="preserve">    найти ребро </w:t>
+      </w:r>
+      <w:r>
+        <w:t>e</w:t>
+      </w:r>
+      <w:r>
+        <w:rPr>
+          <w:lang w:val="ru-RU"/>
+        </w:rPr>
+        <w:t xml:space="preserve"> = (</w:t>
+      </w:r>
+      <w:r>
+        <w:t>u</w:t>
+      </w:r>
+      <w:r>
+        <w:rPr>
+          <w:lang w:val="ru-RU"/>
+        </w:rPr>
+        <w:t xml:space="preserve">, </w:t>
+      </w:r>
+      <w:r>
+        <w:t>v</w:t>
+      </w:r>
+      <w:r>
+        <w:rPr>
+          <w:lang w:val="ru-RU"/>
+        </w:rPr>
+        <w:t xml:space="preserve">) среди </w:t>
+      </w:r>
+      <w:r>
+        <w:t>candidates</w:t>
+      </w:r>
+      <w:r>
+        <w:rPr>
+          <w:lang w:val="ru-RU"/>
+        </w:rPr>
+        <w:t xml:space="preserve"> с минимальным весом </w:t>
+      </w:r>
+      <w:r>
+        <w:t>w</w:t>
+      </w:r>
+    </w:p>
+    <w:p>
+      <w:pPr>
+        <w:pStyle w:val="a5"/>
+      </w:pPr>
+      <w:r>
+        <w:rPr>
+          <w:lang w:val="ru-RU"/>
+        </w:rPr>
+        <w:t xml:space="preserve">    </w:t>
+      </w:r>
+      <w:r>
+        <w:t>visited.add(v)</w:t>
+      </w:r>
+    </w:p>
+    <w:p>
+      <w:pPr>
+        <w:pStyle w:val="a5"/>
+      </w:pPr>
+      <w:r>
+        <w:t xml:space="preserve">    mst_edges.append(e)</w:t>
+      </w:r>
+    </w:p>
+    <w:p>
+      <w:pPr>
+        <w:pStyle w:val="a5"/>
+        <w:rPr>
+          <w:lang w:val="ru-RU"/>
+        </w:rPr>
+      </w:pPr>
+      <w:r>
+        <w:t xml:space="preserve">    total</w:t>
+      </w:r>
+      <w:r>
+        <w:rPr>
+          <w:lang w:val="ru-RU"/>
+        </w:rPr>
+        <w:t>_</w:t>
+      </w:r>
+      <w:r>
+        <w:t>weight</w:t>
+      </w:r>
+      <w:r>
+        <w:rPr>
+          <w:lang w:val="ru-RU"/>
+        </w:rPr>
+        <w:t xml:space="preserve"> += </w:t>
+      </w:r>
+      <w:r>
+        <w:t>w</w:t>
+      </w:r>
+    </w:p>
+    <w:p>
+      <w:pPr>
+        <w:pStyle w:val="a5"/>
+        <w:rPr>
+          <w:lang w:val="ru-RU"/>
+        </w:rPr>
+      </w:pPr>
+      <w:r>
+        <w:rPr>
+          <w:lang w:val="ru-RU"/>
+        </w:rPr>
+        <w:t xml:space="preserve">    Визуализировать шаг (обновить холст, пояснения)</w:t>
+      </w:r>
+    </w:p>
+    <w:p>
+      <w:pPr>
+        <w:pStyle w:val="a5"/>
+        <w:rPr>
+          <w:lang w:val="ru-RU"/>
+        </w:rPr>
+      </w:pPr>
+    </w:p>
+    <w:p>
+      <w:pPr>
+        <w:pStyle w:val="a5"/>
+      </w:pPr>
+      <w:r>
+        <w:t>Вернуть (mst_edges, total_weight)</w:t>
+      </w:r>
+    </w:p>
+    <w:p>
+      <w:pPr>
+        <w:pStyle w:val="a5"/>
+      </w:pPr>
+    </w:p>
+    <w:p>
+      <w:pPr>
+        <w:rPr>
+          <w:rFonts w:ascii="Courier New" w:eastAsia="Times New Roman" w:hAnsi="Courier New" w:cs="Times New Roman"/>
+          <w:color w:val="000000" w:themeColor="text1"/>
+          <w:kern w:val="0"/>
+          <w:sz w:val="20"/>
+          <w:lang w:val="en-US" w:eastAsia="ru-RU"/>
+          <w14:ligatures w14:val="none"/>
+        </w:rPr>
+      </w:pPr>
+      <w:r>
+        <w:br w:type="page"/>
+      </w:r>
+    </w:p>
+    <w:p>
+      <w:pPr>
+        <w:pStyle w:val="1"/>
+        <w:rPr>
+          <w:rFonts w:eastAsia="Times New Roman"/>
+        </w:rPr>
+      </w:pPr>
+      <w:r>
+        <w:rPr>
+          <w:rFonts w:eastAsia="Times New Roman"/>
+        </w:rPr>
+        <w:lastRenderedPageBreak/>
+        <w:t>ПЛАН РЕАЛИЗАЦИИ</w:t>
+      </w:r>
+    </w:p>
+    <w:p/>
+    <w:p>
+      <w:pPr>
+        <w:pStyle w:val="a3"/>
+        <w:rPr>
+          <w:b/>
+          <w:bCs/>
+        </w:rPr>
+      </w:pPr>
+      <w:r>
+        <w:rPr>
+          <w:b/>
+          <w:bCs/>
+        </w:rPr>
+        <w:t>Идеи могут быть пересмотрены в процессе разработки, если будет найден иной способ</w:t>
+      </w:r>
+      <w:r>
+        <w:rPr>
+          <w:b/>
+          <w:bCs/>
+        </w:rPr>
+        <w:t xml:space="preserve"> реализации</w:t>
+      </w:r>
+      <w:r>
+        <w:rPr>
+          <w:b/>
+          <w:bCs/>
+        </w:rPr>
+        <w:t xml:space="preserve">, который окажется более </w:t>
+      </w:r>
+      <w:r>
+        <w:rPr>
+          <w:b/>
+          <w:bCs/>
+        </w:rPr>
+        <w:t>производительным или удобным и простым к пониманию для пользователя.</w:t>
+      </w:r>
+    </w:p>
+    <w:p/>
+    <w:p>
+      <w:pPr>
+        <w:pStyle w:val="2"/>
+        <w:rPr>
+          <w:rFonts w:eastAsia="Times New Roman"/>
+        </w:rPr>
+      </w:pPr>
+      <w:r>
+        <w:rPr>
+          <w:rFonts w:eastAsia="Times New Roman"/>
+        </w:rPr>
+        <w:t>Этап 1. Проектирование архитектуры и выбор библиотек</w:t>
+      </w:r>
+    </w:p>
+    <w:p>
+      <w:pPr>
+        <w:pStyle w:val="a3"/>
+      </w:pPr>
+      <w:r>
+        <w:t xml:space="preserve">Структура проекта: </w:t>
+      </w:r>
+    </w:p>
+    <w:p>
+      <w:pPr>
+        <w:pStyle w:val="a3"/>
+        <w:numPr>
+          <w:ilvl w:val="0"/>
+          <w:numId w:val="23"/>
+        </w:numPr>
+        <w:ind w:left="426"/>
+      </w:pPr>
+      <w:r>
+        <w:t>model </w:t>
+      </w:r>
+      <w:r>
         <w:t>–</w:t>
       </w:r>
       <w:r>
-        <w:rPr>
-          <w:rFonts w:ascii="Times New Roman" w:hAnsi="Times New Roman" w:cs="Times New Roman"/>
-          <w:sz w:val="28"/>
-          <w:szCs w:val="28"/>
-        </w:rPr>
+        <w:t> модели данных (вершина, ребро, граф, состояние алгоритма).</w:t>
+      </w:r>
+    </w:p>
+    <w:p>
+      <w:pPr>
+        <w:pStyle w:val="a3"/>
+        <w:numPr>
+          <w:ilvl w:val="0"/>
+          <w:numId w:val="23"/>
+        </w:numPr>
+        <w:ind w:left="426"/>
+      </w:pPr>
+      <w:r>
+        <w:t>algorithm </w:t>
+      </w:r>
+      <w:r>
+        <w:t>–</w:t>
+      </w:r>
+      <w:r>
+        <w:t> реализация алгоритма Прима с пошаговым состоянием.</w:t>
+      </w:r>
+      <w:r>
+        <w:t xml:space="preserve"> Возможно заберем оттуда сортировку.</w:t>
+      </w:r>
+    </w:p>
+    <w:p>
+      <w:pPr>
+        <w:pStyle w:val="a3"/>
+        <w:numPr>
+          <w:ilvl w:val="0"/>
+          <w:numId w:val="23"/>
+        </w:numPr>
+        <w:ind w:left="426"/>
+      </w:pPr>
+      <w:r>
+        <w:t>ui </w:t>
+      </w:r>
+      <w:r>
+        <w:t>–</w:t>
+      </w:r>
+      <w:r>
+        <w:t> компоненты интерфейса (холст, панель управления, контекстное меню).</w:t>
+      </w:r>
+    </w:p>
+    <w:p>
+      <w:pPr>
+        <w:pStyle w:val="a3"/>
+        <w:numPr>
+          <w:ilvl w:val="0"/>
+          <w:numId w:val="23"/>
+        </w:numPr>
+        <w:ind w:left="426"/>
+      </w:pPr>
+      <w:r>
+        <w:t>io </w:t>
+      </w:r>
+      <w:r>
+        <w:t>–</w:t>
+      </w:r>
+      <w:r>
         <w:t xml:space="preserve"> </w:t>
       </w:r>
       <w:r>
-        <w:rPr>
-          <w:rFonts w:ascii="Times New Roman" w:hAnsi="Times New Roman" w:cs="Times New Roman"/>
-          <w:sz w:val="28"/>
-          <w:szCs w:val="28"/>
-        </w:rPr>
-        <w:t xml:space="preserve">Ходыко Екатерина гр.4388, Максимова Мария гр.4388, </w:t>
-      </w:r>
-      <w:proofErr w:type="spellStart"/>
-      <w:r>
-        <w:rPr>
-          <w:rFonts w:ascii="Times New Roman" w:hAnsi="Times New Roman" w:cs="Times New Roman"/>
-          <w:sz w:val="28"/>
-          <w:szCs w:val="28"/>
-        </w:rPr>
-        <w:t>Тарабанов</w:t>
-      </w:r>
-      <w:proofErr w:type="spellEnd"/>
-      <w:r>
-        <w:rPr>
-          <w:rFonts w:ascii="Times New Roman" w:hAnsi="Times New Roman" w:cs="Times New Roman"/>
-          <w:sz w:val="28"/>
-          <w:szCs w:val="28"/>
-        </w:rPr>
-        <w:t xml:space="preserve"> Арсений гр.4388</w:t>
-      </w:r>
-    </w:p>
-    <w:p>
-      <w:pPr>
-        <w:jc w:val="both"/>
-        <w:rPr>
-          <w:rFonts w:ascii="Times New Roman" w:hAnsi="Times New Roman" w:cs="Times New Roman"/>
-          <w:sz w:val="28"/>
-          <w:szCs w:val="28"/>
-        </w:rPr>
-      </w:pPr>
-      <w:r>
-        <w:rPr>
-          <w:rFonts w:ascii="Times New Roman" w:hAnsi="Times New Roman" w:cs="Times New Roman"/>
-          <w:sz w:val="28"/>
-          <w:szCs w:val="28"/>
-        </w:rPr>
-        <w:t xml:space="preserve">Ссылка на репозиторий: </w:t>
-      </w:r>
-      <w:hyperlink r:id="rId6" w:tgtFrame="_blank" w:history="1">
-        <w:r>
-          <w:rPr>
-            <w:rStyle w:val="ac"/>
-            <w:rFonts w:ascii="Times New Roman" w:hAnsi="Times New Roman" w:cs="Times New Roman"/>
-            <w:sz w:val="28"/>
-            <w:szCs w:val="28"/>
-          </w:rPr>
-          <w:t>https://github.com/ArseniyTarabanov4388/Practice.git</w:t>
-        </w:r>
-      </w:hyperlink>
+        <w:t>импорт/экспорт файлов.</w:t>
+      </w:r>
+    </w:p>
+    <w:p>
+      <w:pPr>
+        <w:pStyle w:val="a3"/>
+        <w:numPr>
+          <w:ilvl w:val="0"/>
+          <w:numId w:val="23"/>
+        </w:numPr>
+        <w:ind w:left="426"/>
+      </w:pPr>
+      <w:r>
+        <w:t>util </w:t>
+      </w:r>
+      <w:r>
+        <w:t>–</w:t>
+      </w:r>
+      <w:r>
+        <w:t> вспомогательные утилиты (валидация, генерация случайного графа).</w:t>
+      </w:r>
+    </w:p>
+    <w:p>
+      <w:pPr>
+        <w:pStyle w:val="a3"/>
+        <w:ind w:left="426" w:firstLine="0"/>
+      </w:pPr>
+    </w:p>
+    <w:p>
+      <w:pPr>
+        <w:pStyle w:val="2"/>
+        <w:rPr>
+          <w:rFonts w:eastAsia="Times New Roman"/>
+        </w:rPr>
+      </w:pPr>
+      <w:r>
+        <w:rPr>
+          <w:rFonts w:eastAsia="Times New Roman"/>
+        </w:rPr>
+        <w:t>Этап 2. Модели данных (model)</w:t>
+      </w:r>
+    </w:p>
+    <w:p>
+      <w:pPr>
+        <w:pStyle w:val="a3"/>
+      </w:pPr>
+      <w:r>
+        <w:t>Реализовать неизменяемые или контролируемо изменяемые классы:</w:t>
+      </w:r>
+    </w:p>
+    <w:p>
+      <w:pPr>
+        <w:pStyle w:val="a3"/>
+        <w:numPr>
+          <w:ilvl w:val="0"/>
+          <w:numId w:val="24"/>
+        </w:numPr>
+        <w:ind w:left="426"/>
+      </w:pPr>
+      <w:r>
+        <w:rPr>
+          <w:b/>
+          <w:bCs/>
+        </w:rPr>
+        <w:t>Vertex</w:t>
+      </w:r>
+      <w:r>
+        <w:t>: id, координаты (x, y), цвет состояния (не в остове / в остове и т.</w:t>
+      </w:r>
+      <w:r>
+        <w:rPr>
+          <w:rFonts w:ascii="Cambria Math" w:hAnsi="Cambria Math" w:cs="Cambria Math"/>
+        </w:rPr>
+        <w:t> </w:t>
+      </w:r>
+      <w:r>
+        <w:rPr>
+          <w:rFonts w:cs="Courier New"/>
+        </w:rPr>
+        <w:t>д</w:t>
+      </w:r>
+      <w:r>
+        <w:t>.).</w:t>
+      </w:r>
+    </w:p>
+    <w:p>
+      <w:pPr>
+        <w:pStyle w:val="a3"/>
+        <w:numPr>
+          <w:ilvl w:val="0"/>
+          <w:numId w:val="24"/>
+        </w:numPr>
+        <w:ind w:left="426"/>
+      </w:pPr>
+      <w:r>
+        <w:rPr>
+          <w:b/>
+          <w:bCs/>
+        </w:rPr>
+        <w:t>Edge:</w:t>
+      </w:r>
+      <w:r>
+        <w:t xml:space="preserve"> </w:t>
+      </w:r>
+      <w:r>
+        <w:t>ребро</w:t>
+      </w:r>
+      <w:r>
+        <w:t>, вес, цвет/стиль линии, флаг «в MST».</w:t>
+      </w:r>
+    </w:p>
+    <w:p>
+      <w:pPr>
+        <w:pStyle w:val="a3"/>
+        <w:numPr>
+          <w:ilvl w:val="0"/>
+          <w:numId w:val="24"/>
+        </w:numPr>
+        <w:ind w:left="426"/>
+      </w:pPr>
+      <w:r>
+        <w:rPr>
+          <w:b/>
+          <w:bCs/>
+        </w:rPr>
+        <w:t>Graph:</w:t>
+      </w:r>
+      <w:r>
+        <w:t xml:space="preserve"> коллекции вершин и рёбер, методы проверки связности, отсутствия петель/кратных рёбер.</w:t>
+      </w:r>
+    </w:p>
+    <w:p>
+      <w:pPr>
+        <w:pStyle w:val="a3"/>
+        <w:numPr>
+          <w:ilvl w:val="0"/>
+          <w:numId w:val="24"/>
+        </w:numPr>
+        <w:ind w:left="426"/>
+      </w:pPr>
+      <w:r>
+        <w:rPr>
+          <w:b/>
+          <w:bCs/>
+        </w:rPr>
+        <w:t>PrimState:</w:t>
+      </w:r>
+      <w:r>
+        <w:t xml:space="preserve"> текущее состояние алгоритма (множество посещённых вершин, список кандидатов, текущее минимальное ребро, шаг, накопленный вес). Это нужно для пошаговой визуализации.</w:t>
+      </w:r>
+    </w:p>
+    <w:p>
+      <w:pPr>
+        <w:pStyle w:val="a5"/>
+        <w:rPr>
+          <w:lang w:val="ru-RU"/>
+        </w:rPr>
+      </w:pPr>
+    </w:p>
+    <w:p>
+      <w:pPr>
+        <w:pStyle w:val="2"/>
+        <w:rPr>
+          <w:rFonts w:eastAsia="Times New Roman"/>
+        </w:rPr>
+      </w:pPr>
+      <w:r>
+        <w:rPr>
+          <w:rFonts w:eastAsia="Times New Roman"/>
+        </w:rPr>
+        <w:lastRenderedPageBreak/>
+        <w:t xml:space="preserve">Этап 3. Реализация алгоритма Прима </w:t>
+      </w:r>
+    </w:p>
+    <w:p>
+      <w:pPr>
+        <w:pStyle w:val="a3"/>
+        <w:numPr>
+          <w:ilvl w:val="0"/>
+          <w:numId w:val="25"/>
+        </w:numPr>
+        <w:ind w:left="426"/>
+      </w:pPr>
+      <w:r>
+        <w:t xml:space="preserve">Реализовать алгоритм как </w:t>
+      </w:r>
+      <w:r>
+        <w:rPr>
+          <w:b/>
+          <w:bCs/>
+        </w:rPr>
+        <w:t>итератор состояний</w:t>
+      </w:r>
+      <w:r>
+        <w:t>: каждый вызов nextStep() возвращает новое состояние PrimState, соответствующее одной итерации. Это позволяет легко управлять автозапуском.</w:t>
+      </w:r>
+    </w:p>
+    <w:p>
+      <w:pPr>
+        <w:pStyle w:val="a3"/>
+        <w:numPr>
+          <w:ilvl w:val="0"/>
+          <w:numId w:val="25"/>
+        </w:numPr>
+        <w:ind w:left="426"/>
+      </w:pPr>
+      <w:r>
+        <w:t>Использовать PriorityQueue для эффективного поиска минимального ребра среди кандидатов</w:t>
+      </w:r>
+      <w:r>
+        <w:t>.</w:t>
+      </w:r>
+    </w:p>
+    <w:p>
+      <w:pPr>
+        <w:pStyle w:val="a3"/>
+        <w:numPr>
+          <w:ilvl w:val="0"/>
+          <w:numId w:val="25"/>
+        </w:numPr>
+        <w:ind w:left="426"/>
+      </w:pPr>
+      <w:r>
+        <w:t>Добавить проверку связности графа перед запуском (например, через DFS/BFS</w:t>
+      </w:r>
+      <w:r>
+        <w:t>, посмотрим</w:t>
+      </w:r>
+      <w:r>
+        <w:t>). Если граф несвязный </w:t>
+      </w:r>
+      <w:r>
+        <w:t>–</w:t>
+      </w:r>
+      <w:r>
+        <w:t> вернуть ошибку/предупреждение.</w:t>
+      </w:r>
+    </w:p>
+    <w:p>
+      <w:pPr>
+        <w:pStyle w:val="a3"/>
+        <w:numPr>
+          <w:ilvl w:val="0"/>
+          <w:numId w:val="25"/>
+        </w:numPr>
+        <w:ind w:left="426"/>
+      </w:pPr>
+      <w:r>
+        <w:t>Поддерживать веса как double</w:t>
+      </w:r>
+      <w:r>
+        <w:t>.</w:t>
+      </w:r>
+    </w:p>
+    <w:p>
+      <w:pPr>
+        <w:pStyle w:val="a3"/>
+        <w:ind w:left="426" w:firstLine="0"/>
+      </w:pPr>
+    </w:p>
+    <w:p>
+      <w:pPr>
+        <w:pStyle w:val="2"/>
+        <w:rPr>
+          <w:rFonts w:eastAsia="Times New Roman"/>
+        </w:rPr>
+      </w:pPr>
+      <w:r>
+        <w:rPr>
+          <w:rFonts w:eastAsia="Times New Roman"/>
+        </w:rPr>
+        <w:t>Этап 4. Пользовательский интерфейс и холст (ui)</w:t>
+      </w:r>
+    </w:p>
+    <w:p>
+      <w:pPr>
+        <w:pStyle w:val="a3"/>
+      </w:pPr>
+      <w:r>
+        <w:t xml:space="preserve">Попробуем реализовать через </w:t>
+      </w:r>
+      <w:r>
+        <w:t>JavaFX</w:t>
+      </w:r>
+      <w:r>
+        <w:t>. Можно присвоить разным клавишам различные назначения, например, зум на колесико, схватить и тащить вершину на правую кнопку мыши. Мы считаем, что лучше всего экспериментировать и в процессе выявить лучшие решения и применить их в работе, чем заранее придумывать как все должно выглядеть</w:t>
+      </w:r>
+      <w:r>
+        <w:t xml:space="preserve">, </w:t>
+      </w:r>
+      <w:r>
+        <w:t>опираясь только на теоретическую основу. Референс есть в разделе 3</w:t>
+      </w:r>
+      <w:r>
+        <w:t xml:space="preserve">, дублируем основные идеи </w:t>
+      </w:r>
+      <w:r>
+        <w:rPr>
+          <w:rFonts w:cs="Times New Roman"/>
+          <w:szCs w:val="28"/>
+        </w:rPr>
+        <w:t>в</w:t>
+      </w:r>
+      <w:r>
+        <w:rPr>
+          <w:rFonts w:cs="Times New Roman"/>
+          <w:szCs w:val="28"/>
+        </w:rPr>
+        <w:t>заимодействи</w:t>
+      </w:r>
+      <w:r>
+        <w:rPr>
+          <w:rFonts w:cs="Times New Roman"/>
+          <w:szCs w:val="28"/>
+        </w:rPr>
+        <w:t>я</w:t>
+      </w:r>
+      <w:r>
+        <w:rPr>
+          <w:rFonts w:cs="Times New Roman"/>
+          <w:szCs w:val="28"/>
+        </w:rPr>
+        <w:t xml:space="preserve"> с холстом</w:t>
+      </w:r>
+      <w:r>
+        <w:t>:</w:t>
+      </w:r>
+    </w:p>
+    <w:p>
+      <w:pPr>
+        <w:numPr>
+          <w:ilvl w:val="0"/>
+          <w:numId w:val="7"/>
+        </w:numPr>
+        <w:rPr>
+          <w:rFonts w:ascii="Times New Roman" w:hAnsi="Times New Roman" w:cs="Times New Roman"/>
+          <w:sz w:val="28"/>
+          <w:szCs w:val="28"/>
+        </w:rPr>
+      </w:pPr>
+      <w:r>
+        <w:rPr>
+          <w:rFonts w:ascii="Times New Roman" w:hAnsi="Times New Roman" w:cs="Times New Roman"/>
+          <w:b/>
+          <w:bCs/>
+          <w:sz w:val="28"/>
+          <w:szCs w:val="28"/>
+        </w:rPr>
+        <w:t>Клик по пустому месту</w:t>
+      </w:r>
+      <w:r>
+        <w:rPr>
+          <w:rFonts w:ascii="Times New Roman" w:hAnsi="Times New Roman" w:cs="Times New Roman"/>
+          <w:sz w:val="28"/>
+          <w:szCs w:val="28"/>
+        </w:rPr>
+        <w:t> – создание новой вершины (в режиме редактирования графа).</w:t>
+      </w:r>
+    </w:p>
+    <w:p>
+      <w:pPr>
+        <w:numPr>
+          <w:ilvl w:val="0"/>
+          <w:numId w:val="7"/>
+        </w:numPr>
+        <w:rPr>
+          <w:rFonts w:ascii="Times New Roman" w:hAnsi="Times New Roman" w:cs="Times New Roman"/>
+          <w:sz w:val="28"/>
+          <w:szCs w:val="28"/>
+        </w:rPr>
+      </w:pPr>
+      <w:r>
+        <w:rPr>
+          <w:rFonts w:ascii="Times New Roman" w:hAnsi="Times New Roman" w:cs="Times New Roman"/>
+          <w:b/>
+          <w:bCs/>
+          <w:sz w:val="28"/>
+          <w:szCs w:val="28"/>
+        </w:rPr>
+        <w:t>Последовательный клик по двум вершинам с зажатой клавишей </w:t>
+      </w:r>
+      <w:r>
+        <w:rPr>
+          <w:rFonts w:ascii="Times New Roman" w:hAnsi="Times New Roman" w:cs="Times New Roman"/>
+          <w:sz w:val="28"/>
+          <w:szCs w:val="28"/>
+        </w:rPr>
+        <w:t>Ctrl – создание ребра; после этого открывается диалог ввода веса.</w:t>
+      </w:r>
+    </w:p>
+    <w:p>
+      <w:pPr>
+        <w:numPr>
+          <w:ilvl w:val="0"/>
+          <w:numId w:val="7"/>
+        </w:numPr>
+        <w:rPr>
+          <w:rFonts w:ascii="Times New Roman" w:hAnsi="Times New Roman" w:cs="Times New Roman"/>
+          <w:sz w:val="28"/>
+          <w:szCs w:val="28"/>
+        </w:rPr>
+      </w:pPr>
+      <w:r>
+        <w:rPr>
+          <w:rFonts w:ascii="Times New Roman" w:hAnsi="Times New Roman" w:cs="Times New Roman"/>
+          <w:b/>
+          <w:bCs/>
+          <w:sz w:val="28"/>
+          <w:szCs w:val="28"/>
+        </w:rPr>
+        <w:t>Перетаскивание вершины</w:t>
+      </w:r>
+      <w:r>
+        <w:rPr>
+          <w:rFonts w:ascii="Times New Roman" w:hAnsi="Times New Roman" w:cs="Times New Roman"/>
+          <w:sz w:val="28"/>
+          <w:szCs w:val="28"/>
+        </w:rPr>
+        <w:t> – изменение её положения.</w:t>
+      </w:r>
+    </w:p>
+    <w:p>
+      <w:pPr>
+        <w:numPr>
+          <w:ilvl w:val="0"/>
+          <w:numId w:val="7"/>
+        </w:numPr>
+        <w:rPr>
+          <w:rFonts w:ascii="Times New Roman" w:hAnsi="Times New Roman" w:cs="Times New Roman"/>
+          <w:sz w:val="28"/>
+          <w:szCs w:val="28"/>
+        </w:rPr>
+      </w:pPr>
+      <w:r>
+        <w:rPr>
+          <w:rFonts w:ascii="Times New Roman" w:hAnsi="Times New Roman" w:cs="Times New Roman"/>
+          <w:b/>
+          <w:bCs/>
+          <w:sz w:val="28"/>
+          <w:szCs w:val="28"/>
+        </w:rPr>
+        <w:t>Щелчок правой кнопкой по вершине/ребру</w:t>
+      </w:r>
+      <w:r>
+        <w:rPr>
+          <w:rFonts w:ascii="Times New Roman" w:hAnsi="Times New Roman" w:cs="Times New Roman"/>
+          <w:sz w:val="28"/>
+          <w:szCs w:val="28"/>
+        </w:rPr>
+        <w:t> – контекстное меню с опциями «Удалить», «Изменить вес».</w:t>
+      </w:r>
+    </w:p>
+    <w:p>
+      <w:pPr>
+        <w:numPr>
+          <w:ilvl w:val="0"/>
+          <w:numId w:val="7"/>
+        </w:numPr>
+        <w:rPr>
+          <w:rFonts w:ascii="Times New Roman" w:hAnsi="Times New Roman" w:cs="Times New Roman"/>
+          <w:sz w:val="28"/>
+          <w:szCs w:val="28"/>
+        </w:rPr>
+      </w:pPr>
+      <w:r>
+        <w:rPr>
+          <w:rFonts w:ascii="Times New Roman" w:hAnsi="Times New Roman" w:cs="Times New Roman"/>
+          <w:b/>
+          <w:bCs/>
+          <w:sz w:val="28"/>
+          <w:szCs w:val="28"/>
+        </w:rPr>
+        <w:t>Прокрутка колёсиком мыши</w:t>
+      </w:r>
+      <w:r>
+        <w:rPr>
+          <w:rFonts w:ascii="Times New Roman" w:hAnsi="Times New Roman" w:cs="Times New Roman"/>
+          <w:sz w:val="28"/>
+          <w:szCs w:val="28"/>
+        </w:rPr>
+        <w:t> – масштабирование холста.</w:t>
+      </w:r>
+    </w:p>
+    <w:p>
+      <w:pPr>
+        <w:numPr>
+          <w:ilvl w:val="0"/>
+          <w:numId w:val="7"/>
+        </w:numPr>
+        <w:rPr>
+          <w:rFonts w:ascii="Times New Roman" w:hAnsi="Times New Roman" w:cs="Times New Roman"/>
+          <w:sz w:val="28"/>
+          <w:szCs w:val="28"/>
+        </w:rPr>
+      </w:pPr>
+      <w:r>
+        <w:rPr>
+          <w:rFonts w:ascii="Times New Roman" w:hAnsi="Times New Roman" w:cs="Times New Roman"/>
+          <w:b/>
+          <w:bCs/>
+          <w:sz w:val="28"/>
+          <w:szCs w:val="28"/>
+        </w:rPr>
+        <w:t>Перетаскивание фона (зажатая средняя кнопка / левая кнопка на свободном месте)</w:t>
+      </w:r>
+      <w:r>
+        <w:rPr>
+          <w:rFonts w:ascii="Times New Roman" w:hAnsi="Times New Roman" w:cs="Times New Roman"/>
+          <w:sz w:val="28"/>
+          <w:szCs w:val="28"/>
+        </w:rPr>
+        <w:t> – панорамирование.</w:t>
+      </w:r>
+    </w:p>
+    <w:p>
+      <w:pPr>
+        <w:pStyle w:val="a3"/>
+        <w:ind w:firstLine="0"/>
+      </w:pPr>
+    </w:p>
+    <w:p>
+      <w:pPr>
+        <w:pStyle w:val="2"/>
+        <w:rPr>
+          <w:rFonts w:eastAsia="Times New Roman"/>
+        </w:rPr>
+      </w:pPr>
+      <w:r>
+        <w:rPr>
+          <w:rFonts w:eastAsia="Times New Roman"/>
+        </w:rPr>
+        <w:t>Этап 5. Визуализация шагов алгоритма</w:t>
+      </w:r>
+    </w:p>
+    <w:p>
+      <w:pPr>
+        <w:pStyle w:val="a3"/>
+      </w:pPr>
+      <w:r>
+        <w:t xml:space="preserve">При каждом шаге обновлять цвета элементов согласно спецификации: </w:t>
+      </w:r>
+    </w:p>
+    <w:p>
+      <w:pPr>
+        <w:pStyle w:val="a3"/>
+        <w:numPr>
+          <w:ilvl w:val="0"/>
+          <w:numId w:val="28"/>
+        </w:numPr>
+      </w:pPr>
+      <w:r>
+        <w:t>Посещённые вершины </w:t>
+      </w:r>
+      <w:r>
+        <w:t>–</w:t>
+      </w:r>
+      <w:r>
+        <w:t> зелёный.</w:t>
+      </w:r>
+    </w:p>
+    <w:p>
+      <w:pPr>
+        <w:pStyle w:val="a3"/>
+        <w:numPr>
+          <w:ilvl w:val="0"/>
+          <w:numId w:val="28"/>
+        </w:numPr>
+      </w:pPr>
+      <w:r>
+        <w:t>Кандидаты (рёбра через разрез) </w:t>
+      </w:r>
+      <w:r>
+        <w:t>–</w:t>
+      </w:r>
+      <w:r>
+        <w:t> жёлтый.</w:t>
+      </w:r>
+    </w:p>
+    <w:p>
+      <w:pPr>
+        <w:pStyle w:val="a3"/>
+        <w:numPr>
+          <w:ilvl w:val="0"/>
+          <w:numId w:val="28"/>
+        </w:numPr>
+      </w:pPr>
+      <w:r>
+        <w:t>Минимальное ребро на шаге </w:t>
+      </w:r>
+      <w:r>
+        <w:t>–</w:t>
+      </w:r>
+      <w:r>
+        <w:t> мигающий красный (анимировать</w:t>
+      </w:r>
+      <w:r>
+        <w:t>)</w:t>
+      </w:r>
+    </w:p>
+    <w:p>
+      <w:pPr>
+        <w:pStyle w:val="a3"/>
+        <w:numPr>
+          <w:ilvl w:val="0"/>
+          <w:numId w:val="28"/>
+        </w:numPr>
+      </w:pPr>
+      <w:r>
+        <w:t>Добавленные вершины/рёбра </w:t>
+      </w:r>
+      <w:r>
+        <w:t>–</w:t>
+      </w:r>
+      <w:r>
+        <w:t> синий.</w:t>
+      </w:r>
+    </w:p>
+    <w:p>
+      <w:pPr>
+        <w:pStyle w:val="a3"/>
+        <w:numPr>
+          <w:ilvl w:val="0"/>
+          <w:numId w:val="28"/>
+        </w:numPr>
+      </w:pPr>
+      <w:r>
+        <w:t>В финале: рёбра MST </w:t>
+      </w:r>
+      <w:r>
+        <w:t>–</w:t>
+      </w:r>
+      <w:r>
+        <w:t> жирные синие, остальные </w:t>
+      </w:r>
+      <w:r>
+        <w:t>–</w:t>
+      </w:r>
+      <w:r>
+        <w:t xml:space="preserve"> </w:t>
+      </w:r>
+      <w:r>
+        <w:t>полупрозрачные.</w:t>
+      </w:r>
+    </w:p>
+    <w:p>
+      <w:pPr>
+        <w:pStyle w:val="a3"/>
+      </w:pPr>
+      <w:r>
+        <w:t>Обновлять текстовую панель: текущий вес, номер шага</w:t>
+      </w:r>
+    </w:p>
+    <w:p>
+      <w:pPr>
+        <w:pStyle w:val="a3"/>
+      </w:pPr>
+    </w:p>
+    <w:p>
+      <w:pPr>
+        <w:pStyle w:val="2"/>
+        <w:rPr>
+          <w:rFonts w:eastAsia="Times New Roman"/>
+        </w:rPr>
+      </w:pPr>
+      <w:r>
+        <w:rPr>
+          <w:rFonts w:eastAsia="Times New Roman"/>
+        </w:rPr>
+        <w:t xml:space="preserve">Этап 6. Ввод/вывод и дополнительные функции </w:t>
+      </w:r>
+    </w:p>
+    <w:p>
+      <w:pPr>
+        <w:pStyle w:val="a3"/>
+        <w:numPr>
+          <w:ilvl w:val="0"/>
+          <w:numId w:val="29"/>
+        </w:numPr>
+        <w:ind w:left="284"/>
+      </w:pPr>
+      <w:r>
+        <w:rPr>
+          <w:b/>
+          <w:bCs/>
+        </w:rPr>
+        <w:t>Импорт графа</w:t>
+      </w:r>
+      <w:r>
+        <w:t xml:space="preserve"> из .txt по формату из спецификации (парсинг строк, валидация весов &gt; 0, проверка на петли/кратные рёбра).</w:t>
+      </w:r>
+    </w:p>
+    <w:p>
+      <w:pPr>
+        <w:pStyle w:val="a3"/>
+        <w:numPr>
+          <w:ilvl w:val="0"/>
+          <w:numId w:val="29"/>
+        </w:numPr>
+        <w:ind w:left="284"/>
+      </w:pPr>
+      <w:r>
+        <w:rPr>
+          <w:b/>
+          <w:bCs/>
+        </w:rPr>
+        <w:t>Экспорт результата</w:t>
+      </w:r>
+      <w:r>
+        <w:t xml:space="preserve"> в текстовый файл (вес MST, список рёбер в порядке добавления).</w:t>
+      </w:r>
+    </w:p>
+    <w:p>
+      <w:pPr>
+        <w:pStyle w:val="a3"/>
+        <w:numPr>
+          <w:ilvl w:val="0"/>
+          <w:numId w:val="29"/>
+        </w:numPr>
+        <w:ind w:left="284"/>
+      </w:pPr>
+      <w:r>
+        <w:rPr>
+          <w:b/>
+          <w:bCs/>
+        </w:rPr>
+        <w:t>Генерация случайного графа</w:t>
+      </w:r>
+      <w:r>
+        <w:t>: по числу вершин и плотности (вероятность ребра между парами), веса </w:t>
+      </w:r>
+      <w:r>
+        <w:t>как</w:t>
+      </w:r>
+      <w:r>
+        <w:t> случайные положительные double.</w:t>
+      </w:r>
+    </w:p>
+    <w:p>
+      <w:pPr>
+        <w:pStyle w:val="a3"/>
+        <w:ind w:left="284" w:firstLine="0"/>
+      </w:pPr>
+    </w:p>
+    <w:p>
+      <w:pPr>
+        <w:pStyle w:val="2"/>
+        <w:rPr>
+          <w:rFonts w:eastAsia="Times New Roman"/>
+        </w:rPr>
+      </w:pPr>
+      <w:r>
+        <w:rPr>
+          <w:rFonts w:eastAsia="Times New Roman"/>
+        </w:rPr>
+        <w:t>Этап 7. Тестирование и отладка</w:t>
+      </w:r>
+    </w:p>
+    <w:p>
+      <w:pPr>
+        <w:pStyle w:val="a3"/>
+        <w:numPr>
+          <w:ilvl w:val="0"/>
+          <w:numId w:val="30"/>
+        </w:numPr>
+        <w:ind w:left="142"/>
+      </w:pPr>
+      <w:r>
+        <w:t>Проверить корректность MST на нескольких ручных примерах (сравнить с ручной проверкой или другим алгоритмом, например, Кр</w:t>
+      </w:r>
+      <w:r>
+        <w:t>а</w:t>
+      </w:r>
+      <w:r>
+        <w:t>скала).</w:t>
+      </w:r>
+    </w:p>
+    <w:p>
+      <w:pPr>
+        <w:pStyle w:val="a3"/>
+        <w:numPr>
+          <w:ilvl w:val="0"/>
+          <w:numId w:val="30"/>
+        </w:numPr>
+        <w:ind w:left="142"/>
+      </w:pPr>
+      <w:r>
+        <w:t>Протестировать крайние случаи: 1 вершина, 2 вершины, несвязный граф, граф с одинаковыми весами.</w:t>
+      </w:r>
+    </w:p>
+    <w:p>
+      <w:pPr>
+        <w:pStyle w:val="a3"/>
+        <w:numPr>
+          <w:ilvl w:val="0"/>
+          <w:numId w:val="30"/>
+        </w:numPr>
+        <w:ind w:left="142"/>
+      </w:pPr>
+      <w:r>
+        <w:t>Убедиться, что визуализация корректно отражает каждый шаг (цвета, порядок рёбер).</w:t>
+      </w:r>
+    </w:p>
+    <w:p>
+      <w:pPr>
+        <w:pStyle w:val="a3"/>
+        <w:numPr>
+          <w:ilvl w:val="0"/>
+          <w:numId w:val="30"/>
+        </w:numPr>
+        <w:ind w:left="142"/>
+      </w:pPr>
+      <w:r>
+        <w:t>Проверить обработку ошибок: некорректный формат файла, отрицательные веса, дубли рёбер.</w:t>
+      </w:r>
+    </w:p>
+    <w:p>
+      <w:pPr>
+        <w:pStyle w:val="a3"/>
+        <w:ind w:left="1429" w:firstLine="0"/>
+      </w:pPr>
+    </w:p>
+    <w:p>
+      <w:pPr>
+        <w:pStyle w:val="2"/>
+        <w:rPr>
+          <w:rFonts w:eastAsia="Times New Roman"/>
+        </w:rPr>
+      </w:pPr>
+      <w:r>
+        <w:rPr>
+          <w:rFonts w:eastAsia="Times New Roman"/>
+        </w:rPr>
+        <w:lastRenderedPageBreak/>
+        <w:t>Этап 8. Сборка и публикация</w:t>
+      </w:r>
+    </w:p>
+    <w:p>
+      <w:pPr>
+        <w:pStyle w:val="a3"/>
+        <w:numPr>
+          <w:ilvl w:val="0"/>
+          <w:numId w:val="31"/>
+        </w:numPr>
+        <w:ind w:left="426"/>
+      </w:pPr>
+      <w:r>
+        <w:t xml:space="preserve">Настроить сборку </w:t>
+      </w:r>
+    </w:p>
+    <w:p>
+      <w:pPr>
+        <w:pStyle w:val="a3"/>
+        <w:numPr>
+          <w:ilvl w:val="0"/>
+          <w:numId w:val="31"/>
+        </w:numPr>
+        <w:ind w:left="426"/>
+      </w:pPr>
+      <w:r>
+        <w:t>Собрать JavaFX-приложение (например, как JAR</w:t>
+      </w:r>
+      <w:r>
+        <w:t>)</w:t>
+      </w:r>
+    </w:p>
+    <w:p>
+      <w:pPr>
+        <w:pStyle w:val="a3"/>
+        <w:numPr>
+          <w:ilvl w:val="0"/>
+          <w:numId w:val="31"/>
+        </w:numPr>
+        <w:ind w:left="426"/>
+      </w:pPr>
+      <w:r>
+        <w:t>Составить понятный</w:t>
+      </w:r>
+      <w:r>
+        <w:t xml:space="preserve"> README с инструкцией по запуску и форматами файлов</w:t>
+      </w:r>
+      <w:r>
+        <w:t xml:space="preserve"> для удобства пользователей</w:t>
+      </w:r>
+      <w:r>
+        <w:t>.</w:t>
+      </w:r>
+    </w:p>
+    <w:p>
+      <w:pPr>
+        <w:pStyle w:val="a3"/>
+        <w:numPr>
+          <w:ilvl w:val="0"/>
+          <w:numId w:val="31"/>
+        </w:numPr>
+        <w:ind w:left="426"/>
+      </w:pPr>
+      <w:r>
+        <w:t>Опционально: добавить возможность пользователей отправлять сведения об ошибках или просто выкладывать свои интересные примеры деревьев.</w:t>
+      </w:r>
+    </w:p>
+    <w:p>
+      <w:pPr>
+        <w:pStyle w:val="a3"/>
+      </w:pPr>
+    </w:p>
+    <w:p>
+      <w:pPr>
+        <w:pStyle w:val="2"/>
+        <w:rPr>
+          <w:rFonts w:eastAsia="Times New Roman"/>
+        </w:rPr>
+      </w:pPr>
+      <w:r>
+        <w:rPr>
+          <w:rFonts w:eastAsia="Times New Roman"/>
+        </w:rPr>
+        <w:t>Этап </w:t>
+      </w:r>
+      <w:r>
+        <w:rPr>
+          <w:rFonts w:eastAsia="Times New Roman"/>
+        </w:rPr>
+        <w:t>9</w:t>
+      </w:r>
+      <w:r>
+        <w:rPr>
+          <w:rFonts w:eastAsia="Times New Roman"/>
+        </w:rPr>
+        <w:t xml:space="preserve">. </w:t>
+      </w:r>
+      <w:r>
+        <w:rPr>
+          <w:rFonts w:eastAsia="Times New Roman"/>
+        </w:rPr>
+        <w:t>Наслаждение</w:t>
+      </w:r>
+    </w:p>
+    <w:p>
+      <w:pPr>
+        <w:pStyle w:val="a3"/>
+      </w:pPr>
+      <w:r>
+        <w:t>Радоваться готовому проекту.</w:t>
+      </w:r>
+    </w:p>
+    <w:p>
+      <w:pPr>
+        <w:pStyle w:val="a3"/>
+      </w:pPr>
+    </w:p>
+    <w:p>
+      <w:pPr>
+        <w:pStyle w:val="a5"/>
+        <w:rPr>
+          <w:lang w:val="ru-RU"/>
+        </w:rPr>
+      </w:pPr>
     </w:p>
     <w:sectPr>
       <w:pgSz w:w="11906" w:h="16838"/>
@@ -1469,6 +3291,268 @@
 <file path=word/numbering.xml><?xml version="1.0" encoding="utf-8"?>
 <w:numbering xmlns:wpc="http://schemas.microsoft.com/office/word/2010/wordprocessingCanvas" xmlns:cx="http://schemas.microsoft.com/office/drawing/2014/chartex" xmlns:cx1="http://schemas.microsoft.com/office/drawing/2015/9/8/chartex" xmlns:cx2="http://schemas.microsoft.com/office/drawing/2015/10/21/chartex" xmlns:cx3="http://schemas.microsoft.com/office/drawing/2016/5/9/chartex" xmlns:cx4="http://schemas.microsoft.com/office/drawing/2016/5/10/chartex" xmlns:cx5="http://schemas.microsoft.com/office/drawing/2016/5/11/chartex" xmlns:cx6="http://schemas.microsoft.com/office/drawing/2016/5/12/chartex" xmlns:cx7="http://schemas.microsoft.com/office/drawing/2016/5/13/chartex" xmlns:cx8="http://schemas.microsoft.com/office/drawing/2016/5/14/chartex" xmlns:mc="http://schemas.openxmlformats.org/markup-compatibility/2006" xmlns:aink="http://schemas.microsoft.com/office/drawing/2016/ink" xmlns:am3d="http://schemas.microsoft.com/office/drawing/2017/model3d" xmlns:o="urn:schemas-microsoft-com:office:office" xmlns:oel="http://schemas.microsoft.com/office/2019/extlst" xmlns:r="http://schemas.openxmlformats.org/officeDocument/2006/relationships" xmlns:m="http://schemas.openxmlformats.org/officeDocument/2006/math" xmlns:v="urn:schemas-microsoft-com:vml" xmlns:wp14="http://schemas.microsoft.com/office/word/2010/wordprocessingDrawing" xmlns:wp="http://schemas.openxmlformats.org/drawingml/2006/wordprocessingDrawing" xmlns:w10="urn:schemas-microsoft-com:office:word" xmlns:w="http://schemas.openxmlformats.org/wordprocessingml/2006/main" xmlns:w14="http://schemas.microsoft.com/office/word/2010/wordml" xmlns:w15="http://schemas.microsoft.com/office/word/2012/wordml" xmlns:w16cex="http://schemas.microsoft.com/office/word/2018/wordml/cex" xmlns:w16cid="http://schemas.microsoft.com/office/word/2016/wordml/cid" xmlns:w16="http://schemas.microsoft.com/office/word/2018/wordml" xmlns:w16du="http://schemas.microsoft.com/office/word/2023/wordml/word16du" xmlns:w16sdtdh="http://schemas.microsoft.com/office/word/2020/wordml/sdtdatahash" xmlns:w16sdtfl="http://schemas.microsoft.com/office/word/2024/wordml/sdtformatlock" xmlns:w16se="http://schemas.microsoft.com/office/word/2015/wordml/symex" xmlns:wpg="http://schemas.microsoft.com/office/word/2010/wordprocessingGroup" xmlns:wpi="http://schemas.microsoft.com/office/word/2010/wordprocessingInk" xmlns:wne="http://schemas.microsoft.com/office/word/2006/wordml" xmlns:wps="http://schemas.microsoft.com/office/word/2010/wordprocessingShape" mc:Ignorable="w14 w15 w16se w16cid w16 w16cex w16sdtdh w16sdtfl w16du wp14">
   <w:abstractNum w:abstractNumId="0" w15:restartNumberingAfterBreak="0">
+    <w:nsid w:val="03BE3D29"/>
+    <w:multiLevelType w:val="multilevel"/>
+    <w:tmpl w:val="3656F07C"/>
+    <w:lvl w:ilvl="0">
+      <w:start w:val="1"/>
+      <w:numFmt w:val="bullet"/>
+      <w:lvlText w:val=""/>
+      <w:lvlJc w:val="left"/>
+      <w:pPr>
+        <w:tabs>
+          <w:tab w:val="num" w:pos="720"/>
+        </w:tabs>
+        <w:ind w:left="720" w:hanging="360"/>
+      </w:pPr>
+      <w:rPr>
+        <w:rFonts w:ascii="Symbol" w:hAnsi="Symbol" w:hint="default"/>
+        <w:sz w:val="20"/>
+      </w:rPr>
+    </w:lvl>
+    <w:lvl w:ilvl="1" w:tentative="1">
+      <w:start w:val="1"/>
+      <w:numFmt w:val="bullet"/>
+      <w:lvlText w:val="o"/>
+      <w:lvlJc w:val="left"/>
+      <w:pPr>
+        <w:tabs>
+          <w:tab w:val="num" w:pos="1440"/>
+        </w:tabs>
+        <w:ind w:left="1440" w:hanging="360"/>
+      </w:pPr>
+      <w:rPr>
+        <w:rFonts w:ascii="Courier New" w:hAnsi="Courier New" w:hint="default"/>
+        <w:sz w:val="20"/>
+      </w:rPr>
+    </w:lvl>
+    <w:lvl w:ilvl="2" w:tentative="1">
+      <w:start w:val="1"/>
+      <w:numFmt w:val="bullet"/>
+      <w:lvlText w:val=""/>
+      <w:lvlJc w:val="left"/>
+      <w:pPr>
+        <w:tabs>
+          <w:tab w:val="num" w:pos="2160"/>
+        </w:tabs>
+        <w:ind w:left="2160" w:hanging="360"/>
+      </w:pPr>
+      <w:rPr>
+        <w:rFonts w:ascii="Wingdings" w:hAnsi="Wingdings" w:hint="default"/>
+        <w:sz w:val="20"/>
+      </w:rPr>
+    </w:lvl>
+    <w:lvl w:ilvl="3" w:tentative="1">
+      <w:start w:val="1"/>
+      <w:numFmt w:val="bullet"/>
+      <w:lvlText w:val=""/>
+      <w:lvlJc w:val="left"/>
+      <w:pPr>
+        <w:tabs>
+          <w:tab w:val="num" w:pos="2880"/>
+        </w:tabs>
+        <w:ind w:left="2880" w:hanging="360"/>
+      </w:pPr>
+      <w:rPr>
+        <w:rFonts w:ascii="Wingdings" w:hAnsi="Wingdings" w:hint="default"/>
+        <w:sz w:val="20"/>
+      </w:rPr>
+    </w:lvl>
+    <w:lvl w:ilvl="4" w:tentative="1">
+      <w:start w:val="1"/>
+      <w:numFmt w:val="bullet"/>
+      <w:lvlText w:val=""/>
+      <w:lvlJc w:val="left"/>
+      <w:pPr>
+        <w:tabs>
+          <w:tab w:val="num" w:pos="3600"/>
+        </w:tabs>
+        <w:ind w:left="3600" w:hanging="360"/>
+      </w:pPr>
+      <w:rPr>
+        <w:rFonts w:ascii="Wingdings" w:hAnsi="Wingdings" w:hint="default"/>
+        <w:sz w:val="20"/>
+      </w:rPr>
+    </w:lvl>
+    <w:lvl w:ilvl="5" w:tentative="1">
+      <w:start w:val="1"/>
+      <w:numFmt w:val="bullet"/>
+      <w:lvlText w:val=""/>
+      <w:lvlJc w:val="left"/>
+      <w:pPr>
+        <w:tabs>
+          <w:tab w:val="num" w:pos="4320"/>
+        </w:tabs>
+        <w:ind w:left="4320" w:hanging="360"/>
+      </w:pPr>
+      <w:rPr>
+        <w:rFonts w:ascii="Wingdings" w:hAnsi="Wingdings" w:hint="default"/>
+        <w:sz w:val="20"/>
+      </w:rPr>
+    </w:lvl>
+    <w:lvl w:ilvl="6" w:tentative="1">
+      <w:start w:val="1"/>
+      <w:numFmt w:val="bullet"/>
+      <w:lvlText w:val=""/>
+      <w:lvlJc w:val="left"/>
+      <w:pPr>
+        <w:tabs>
+          <w:tab w:val="num" w:pos="5040"/>
+        </w:tabs>
+        <w:ind w:left="5040" w:hanging="360"/>
+      </w:pPr>
+      <w:rPr>
+        <w:rFonts w:ascii="Wingdings" w:hAnsi="Wingdings" w:hint="default"/>
+        <w:sz w:val="20"/>
+      </w:rPr>
+    </w:lvl>
+    <w:lvl w:ilvl="7" w:tentative="1">
+      <w:start w:val="1"/>
+      <w:numFmt w:val="bullet"/>
+      <w:lvlText w:val=""/>
+      <w:lvlJc w:val="left"/>
+      <w:pPr>
+        <w:tabs>
+          <w:tab w:val="num" w:pos="5760"/>
+        </w:tabs>
+        <w:ind w:left="5760" w:hanging="360"/>
+      </w:pPr>
+      <w:rPr>
+        <w:rFonts w:ascii="Wingdings" w:hAnsi="Wingdings" w:hint="default"/>
+        <w:sz w:val="20"/>
+      </w:rPr>
+    </w:lvl>
+    <w:lvl w:ilvl="8" w:tentative="1">
+      <w:start w:val="1"/>
+      <w:numFmt w:val="bullet"/>
+      <w:lvlText w:val=""/>
+      <w:lvlJc w:val="left"/>
+      <w:pPr>
+        <w:tabs>
+          <w:tab w:val="num" w:pos="6480"/>
+        </w:tabs>
+        <w:ind w:left="6480" w:hanging="360"/>
+      </w:pPr>
+      <w:rPr>
+        <w:rFonts w:ascii="Wingdings" w:hAnsi="Wingdings" w:hint="default"/>
+        <w:sz w:val="20"/>
+      </w:rPr>
+    </w:lvl>
+  </w:abstractNum>
+  <w:abstractNum w:abstractNumId="1" w15:restartNumberingAfterBreak="0">
+    <w:nsid w:val="03F278F8"/>
+    <w:multiLevelType w:val="hybridMultilevel"/>
+    <w:tmpl w:val="4B8E0D98"/>
+    <w:lvl w:ilvl="0" w:tplc="04190001">
+      <w:start w:val="1"/>
+      <w:numFmt w:val="bullet"/>
+      <w:lvlText w:val=""/>
+      <w:lvlJc w:val="left"/>
+      <w:pPr>
+        <w:ind w:left="1429" w:hanging="360"/>
+      </w:pPr>
+      <w:rPr>
+        <w:rFonts w:ascii="Symbol" w:hAnsi="Symbol" w:hint="default"/>
+      </w:rPr>
+    </w:lvl>
+    <w:lvl w:ilvl="1" w:tplc="04190003" w:tentative="1">
+      <w:start w:val="1"/>
+      <w:numFmt w:val="bullet"/>
+      <w:lvlText w:val="o"/>
+      <w:lvlJc w:val="left"/>
+      <w:pPr>
+        <w:ind w:left="2149" w:hanging="360"/>
+      </w:pPr>
+      <w:rPr>
+        <w:rFonts w:ascii="Courier New" w:hAnsi="Courier New" w:cs="Courier New" w:hint="default"/>
+      </w:rPr>
+    </w:lvl>
+    <w:lvl w:ilvl="2" w:tplc="04190005" w:tentative="1">
+      <w:start w:val="1"/>
+      <w:numFmt w:val="bullet"/>
+      <w:lvlText w:val=""/>
+      <w:lvlJc w:val="left"/>
+      <w:pPr>
+        <w:ind w:left="2869" w:hanging="360"/>
+      </w:pPr>
+      <w:rPr>
+        <w:rFonts w:ascii="Wingdings" w:hAnsi="Wingdings" w:hint="default"/>
+      </w:rPr>
+    </w:lvl>
+    <w:lvl w:ilvl="3" w:tplc="04190001" w:tentative="1">
+      <w:start w:val="1"/>
+      <w:numFmt w:val="bullet"/>
+      <w:lvlText w:val=""/>
+      <w:lvlJc w:val="left"/>
+      <w:pPr>
+        <w:ind w:left="3589" w:hanging="360"/>
+      </w:pPr>
+      <w:rPr>
+        <w:rFonts w:ascii="Symbol" w:hAnsi="Symbol" w:hint="default"/>
+      </w:rPr>
+    </w:lvl>
+    <w:lvl w:ilvl="4" w:tplc="04190003" w:tentative="1">
+      <w:start w:val="1"/>
+      <w:numFmt w:val="bullet"/>
+      <w:lvlText w:val="o"/>
+      <w:lvlJc w:val="left"/>
+      <w:pPr>
+        <w:ind w:left="4309" w:hanging="360"/>
+      </w:pPr>
+      <w:rPr>
+        <w:rFonts w:ascii="Courier New" w:hAnsi="Courier New" w:cs="Courier New" w:hint="default"/>
+      </w:rPr>
+    </w:lvl>
+    <w:lvl w:ilvl="5" w:tplc="04190005" w:tentative="1">
+      <w:start w:val="1"/>
+      <w:numFmt w:val="bullet"/>
+      <w:lvlText w:val=""/>
+      <w:lvlJc w:val="left"/>
+      <w:pPr>
+        <w:ind w:left="5029" w:hanging="360"/>
+      </w:pPr>
+      <w:rPr>
+        <w:rFonts w:ascii="Wingdings" w:hAnsi="Wingdings" w:hint="default"/>
+      </w:rPr>
+    </w:lvl>
+    <w:lvl w:ilvl="6" w:tplc="04190001" w:tentative="1">
+      <w:start w:val="1"/>
+      <w:numFmt w:val="bullet"/>
+      <w:lvlText w:val=""/>
+      <w:lvlJc w:val="left"/>
+      <w:pPr>
+        <w:ind w:left="5749" w:hanging="360"/>
+      </w:pPr>
+      <w:rPr>
+        <w:rFonts w:ascii="Symbol" w:hAnsi="Symbol" w:hint="default"/>
+      </w:rPr>
+    </w:lvl>
+    <w:lvl w:ilvl="7" w:tplc="04190003" w:tentative="1">
+      <w:start w:val="1"/>
+      <w:numFmt w:val="bullet"/>
+      <w:lvlText w:val="o"/>
+      <w:lvlJc w:val="left"/>
+      <w:pPr>
+        <w:ind w:left="6469" w:hanging="360"/>
+      </w:pPr>
+      <w:rPr>
+        <w:rFonts w:ascii="Courier New" w:hAnsi="Courier New" w:cs="Courier New" w:hint="default"/>
+      </w:rPr>
+    </w:lvl>
+    <w:lvl w:ilvl="8" w:tplc="04190005" w:tentative="1">
+      <w:start w:val="1"/>
+      <w:numFmt w:val="bullet"/>
+      <w:lvlText w:val=""/>
+      <w:lvlJc w:val="left"/>
+      <w:pPr>
+        <w:ind w:left="7189" w:hanging="360"/>
+      </w:pPr>
+      <w:rPr>
+        <w:rFonts w:ascii="Wingdings" w:hAnsi="Wingdings" w:hint="default"/>
+      </w:rPr>
+    </w:lvl>
+  </w:abstractNum>
+  <w:abstractNum w:abstractNumId="2" w15:restartNumberingAfterBreak="0">
     <w:nsid w:val="0A9A660C"/>
     <w:multiLevelType w:val="multilevel"/>
     <w:tmpl w:val="52B090F2"/>
@@ -1617,7 +3701,685 @@
       </w:rPr>
     </w:lvl>
   </w:abstractNum>
-  <w:abstractNum w:abstractNumId="1" w15:restartNumberingAfterBreak="0">
+  <w:abstractNum w:abstractNumId="3" w15:restartNumberingAfterBreak="0">
+    <w:nsid w:val="10331B69"/>
+    <w:multiLevelType w:val="multilevel"/>
+    <w:tmpl w:val="5E7E5DC6"/>
+    <w:lvl w:ilvl="0">
+      <w:start w:val="1"/>
+      <w:numFmt w:val="decimal"/>
+      <w:lvlText w:val="%1."/>
+      <w:lvlJc w:val="left"/>
+      <w:pPr>
+        <w:tabs>
+          <w:tab w:val="num" w:pos="502"/>
+        </w:tabs>
+        <w:ind w:left="502" w:hanging="360"/>
+      </w:pPr>
+    </w:lvl>
+    <w:lvl w:ilvl="1" w:tentative="1">
+      <w:start w:val="1"/>
+      <w:numFmt w:val="decimal"/>
+      <w:lvlText w:val="%2."/>
+      <w:lvlJc w:val="left"/>
+      <w:pPr>
+        <w:tabs>
+          <w:tab w:val="num" w:pos="1222"/>
+        </w:tabs>
+        <w:ind w:left="1222" w:hanging="360"/>
+      </w:pPr>
+    </w:lvl>
+    <w:lvl w:ilvl="2" w:tentative="1">
+      <w:start w:val="1"/>
+      <w:numFmt w:val="decimal"/>
+      <w:lvlText w:val="%3."/>
+      <w:lvlJc w:val="left"/>
+      <w:pPr>
+        <w:tabs>
+          <w:tab w:val="num" w:pos="1942"/>
+        </w:tabs>
+        <w:ind w:left="1942" w:hanging="360"/>
+      </w:pPr>
+    </w:lvl>
+    <w:lvl w:ilvl="3" w:tentative="1">
+      <w:start w:val="1"/>
+      <w:numFmt w:val="decimal"/>
+      <w:lvlText w:val="%4."/>
+      <w:lvlJc w:val="left"/>
+      <w:pPr>
+        <w:tabs>
+          <w:tab w:val="num" w:pos="2662"/>
+        </w:tabs>
+        <w:ind w:left="2662" w:hanging="360"/>
+      </w:pPr>
+    </w:lvl>
+    <w:lvl w:ilvl="4" w:tentative="1">
+      <w:start w:val="1"/>
+      <w:numFmt w:val="decimal"/>
+      <w:lvlText w:val="%5."/>
+      <w:lvlJc w:val="left"/>
+      <w:pPr>
+        <w:tabs>
+          <w:tab w:val="num" w:pos="3382"/>
+        </w:tabs>
+        <w:ind w:left="3382" w:hanging="360"/>
+      </w:pPr>
+    </w:lvl>
+    <w:lvl w:ilvl="5" w:tentative="1">
+      <w:start w:val="1"/>
+      <w:numFmt w:val="decimal"/>
+      <w:lvlText w:val="%6."/>
+      <w:lvlJc w:val="left"/>
+      <w:pPr>
+        <w:tabs>
+          <w:tab w:val="num" w:pos="4102"/>
+        </w:tabs>
+        <w:ind w:left="4102" w:hanging="360"/>
+      </w:pPr>
+    </w:lvl>
+    <w:lvl w:ilvl="6" w:tentative="1">
+      <w:start w:val="1"/>
+      <w:numFmt w:val="decimal"/>
+      <w:lvlText w:val="%7."/>
+      <w:lvlJc w:val="left"/>
+      <w:pPr>
+        <w:tabs>
+          <w:tab w:val="num" w:pos="4822"/>
+        </w:tabs>
+        <w:ind w:left="4822" w:hanging="360"/>
+      </w:pPr>
+    </w:lvl>
+    <w:lvl w:ilvl="7" w:tentative="1">
+      <w:start w:val="1"/>
+      <w:numFmt w:val="decimal"/>
+      <w:lvlText w:val="%8."/>
+      <w:lvlJc w:val="left"/>
+      <w:pPr>
+        <w:tabs>
+          <w:tab w:val="num" w:pos="5542"/>
+        </w:tabs>
+        <w:ind w:left="5542" w:hanging="360"/>
+      </w:pPr>
+    </w:lvl>
+    <w:lvl w:ilvl="8" w:tentative="1">
+      <w:start w:val="1"/>
+      <w:numFmt w:val="decimal"/>
+      <w:lvlText w:val="%9."/>
+      <w:lvlJc w:val="left"/>
+      <w:pPr>
+        <w:tabs>
+          <w:tab w:val="num" w:pos="6262"/>
+        </w:tabs>
+        <w:ind w:left="6262" w:hanging="360"/>
+      </w:pPr>
+    </w:lvl>
+  </w:abstractNum>
+  <w:abstractNum w:abstractNumId="4" w15:restartNumberingAfterBreak="0">
+    <w:nsid w:val="11FB0B68"/>
+    <w:multiLevelType w:val="hybridMultilevel"/>
+    <w:tmpl w:val="75385146"/>
+    <w:lvl w:ilvl="0" w:tplc="04190001">
+      <w:start w:val="1"/>
+      <w:numFmt w:val="bullet"/>
+      <w:lvlText w:val=""/>
+      <w:lvlJc w:val="left"/>
+      <w:pPr>
+        <w:ind w:left="1429" w:hanging="360"/>
+      </w:pPr>
+      <w:rPr>
+        <w:rFonts w:ascii="Symbol" w:hAnsi="Symbol" w:hint="default"/>
+      </w:rPr>
+    </w:lvl>
+    <w:lvl w:ilvl="1" w:tplc="04190003" w:tentative="1">
+      <w:start w:val="1"/>
+      <w:numFmt w:val="bullet"/>
+      <w:lvlText w:val="o"/>
+      <w:lvlJc w:val="left"/>
+      <w:pPr>
+        <w:ind w:left="2149" w:hanging="360"/>
+      </w:pPr>
+      <w:rPr>
+        <w:rFonts w:ascii="Courier New" w:hAnsi="Courier New" w:cs="Courier New" w:hint="default"/>
+      </w:rPr>
+    </w:lvl>
+    <w:lvl w:ilvl="2" w:tplc="04190005" w:tentative="1">
+      <w:start w:val="1"/>
+      <w:numFmt w:val="bullet"/>
+      <w:lvlText w:val=""/>
+      <w:lvlJc w:val="left"/>
+      <w:pPr>
+        <w:ind w:left="2869" w:hanging="360"/>
+      </w:pPr>
+      <w:rPr>
+        <w:rFonts w:ascii="Wingdings" w:hAnsi="Wingdings" w:hint="default"/>
+      </w:rPr>
+    </w:lvl>
+    <w:lvl w:ilvl="3" w:tplc="04190001" w:tentative="1">
+      <w:start w:val="1"/>
+      <w:numFmt w:val="bullet"/>
+      <w:lvlText w:val=""/>
+      <w:lvlJc w:val="left"/>
+      <w:pPr>
+        <w:ind w:left="3589" w:hanging="360"/>
+      </w:pPr>
+      <w:rPr>
+        <w:rFonts w:ascii="Symbol" w:hAnsi="Symbol" w:hint="default"/>
+      </w:rPr>
+    </w:lvl>
+    <w:lvl w:ilvl="4" w:tplc="04190003" w:tentative="1">
+      <w:start w:val="1"/>
+      <w:numFmt w:val="bullet"/>
+      <w:lvlText w:val="o"/>
+      <w:lvlJc w:val="left"/>
+      <w:pPr>
+        <w:ind w:left="4309" w:hanging="360"/>
+      </w:pPr>
+      <w:rPr>
+        <w:rFonts w:ascii="Courier New" w:hAnsi="Courier New" w:cs="Courier New" w:hint="default"/>
+      </w:rPr>
+    </w:lvl>
+    <w:lvl w:ilvl="5" w:tplc="04190005" w:tentative="1">
+      <w:start w:val="1"/>
+      <w:numFmt w:val="bullet"/>
+      <w:lvlText w:val=""/>
+      <w:lvlJc w:val="left"/>
+      <w:pPr>
+        <w:ind w:left="5029" w:hanging="360"/>
+      </w:pPr>
+      <w:rPr>
+        <w:rFonts w:ascii="Wingdings" w:hAnsi="Wingdings" w:hint="default"/>
+      </w:rPr>
+    </w:lvl>
+    <w:lvl w:ilvl="6" w:tplc="04190001" w:tentative="1">
+      <w:start w:val="1"/>
+      <w:numFmt w:val="bullet"/>
+      <w:lvlText w:val=""/>
+      <w:lvlJc w:val="left"/>
+      <w:pPr>
+        <w:ind w:left="5749" w:hanging="360"/>
+      </w:pPr>
+      <w:rPr>
+        <w:rFonts w:ascii="Symbol" w:hAnsi="Symbol" w:hint="default"/>
+      </w:rPr>
+    </w:lvl>
+    <w:lvl w:ilvl="7" w:tplc="04190003" w:tentative="1">
+      <w:start w:val="1"/>
+      <w:numFmt w:val="bullet"/>
+      <w:lvlText w:val="o"/>
+      <w:lvlJc w:val="left"/>
+      <w:pPr>
+        <w:ind w:left="6469" w:hanging="360"/>
+      </w:pPr>
+      <w:rPr>
+        <w:rFonts w:ascii="Courier New" w:hAnsi="Courier New" w:cs="Courier New" w:hint="default"/>
+      </w:rPr>
+    </w:lvl>
+    <w:lvl w:ilvl="8" w:tplc="04190005" w:tentative="1">
+      <w:start w:val="1"/>
+      <w:numFmt w:val="bullet"/>
+      <w:lvlText w:val=""/>
+      <w:lvlJc w:val="left"/>
+      <w:pPr>
+        <w:ind w:left="7189" w:hanging="360"/>
+      </w:pPr>
+      <w:rPr>
+        <w:rFonts w:ascii="Wingdings" w:hAnsi="Wingdings" w:hint="default"/>
+      </w:rPr>
+    </w:lvl>
+  </w:abstractNum>
+  <w:abstractNum w:abstractNumId="5" w15:restartNumberingAfterBreak="0">
+    <w:nsid w:val="16DE7530"/>
+    <w:multiLevelType w:val="hybridMultilevel"/>
+    <w:tmpl w:val="F41EAB4A"/>
+    <w:lvl w:ilvl="0" w:tplc="04190001">
+      <w:start w:val="1"/>
+      <w:numFmt w:val="bullet"/>
+      <w:lvlText w:val=""/>
+      <w:lvlJc w:val="left"/>
+      <w:pPr>
+        <w:ind w:left="1429" w:hanging="360"/>
+      </w:pPr>
+      <w:rPr>
+        <w:rFonts w:ascii="Symbol" w:hAnsi="Symbol" w:hint="default"/>
+      </w:rPr>
+    </w:lvl>
+    <w:lvl w:ilvl="1" w:tplc="04190003" w:tentative="1">
+      <w:start w:val="1"/>
+      <w:numFmt w:val="bullet"/>
+      <w:lvlText w:val="o"/>
+      <w:lvlJc w:val="left"/>
+      <w:pPr>
+        <w:ind w:left="2149" w:hanging="360"/>
+      </w:pPr>
+      <w:rPr>
+        <w:rFonts w:ascii="Courier New" w:hAnsi="Courier New" w:cs="Courier New" w:hint="default"/>
+      </w:rPr>
+    </w:lvl>
+    <w:lvl w:ilvl="2" w:tplc="04190005" w:tentative="1">
+      <w:start w:val="1"/>
+      <w:numFmt w:val="bullet"/>
+      <w:lvlText w:val=""/>
+      <w:lvlJc w:val="left"/>
+      <w:pPr>
+        <w:ind w:left="2869" w:hanging="360"/>
+      </w:pPr>
+      <w:rPr>
+        <w:rFonts w:ascii="Wingdings" w:hAnsi="Wingdings" w:hint="default"/>
+      </w:rPr>
+    </w:lvl>
+    <w:lvl w:ilvl="3" w:tplc="04190001" w:tentative="1">
+      <w:start w:val="1"/>
+      <w:numFmt w:val="bullet"/>
+      <w:lvlText w:val=""/>
+      <w:lvlJc w:val="left"/>
+      <w:pPr>
+        <w:ind w:left="3589" w:hanging="360"/>
+      </w:pPr>
+      <w:rPr>
+        <w:rFonts w:ascii="Symbol" w:hAnsi="Symbol" w:hint="default"/>
+      </w:rPr>
+    </w:lvl>
+    <w:lvl w:ilvl="4" w:tplc="04190003" w:tentative="1">
+      <w:start w:val="1"/>
+      <w:numFmt w:val="bullet"/>
+      <w:lvlText w:val="o"/>
+      <w:lvlJc w:val="left"/>
+      <w:pPr>
+        <w:ind w:left="4309" w:hanging="360"/>
+      </w:pPr>
+      <w:rPr>
+        <w:rFonts w:ascii="Courier New" w:hAnsi="Courier New" w:cs="Courier New" w:hint="default"/>
+      </w:rPr>
+    </w:lvl>
+    <w:lvl w:ilvl="5" w:tplc="04190005" w:tentative="1">
+      <w:start w:val="1"/>
+      <w:numFmt w:val="bullet"/>
+      <w:lvlText w:val=""/>
+      <w:lvlJc w:val="left"/>
+      <w:pPr>
+        <w:ind w:left="5029" w:hanging="360"/>
+      </w:pPr>
+      <w:rPr>
+        <w:rFonts w:ascii="Wingdings" w:hAnsi="Wingdings" w:hint="default"/>
+      </w:rPr>
+    </w:lvl>
+    <w:lvl w:ilvl="6" w:tplc="04190001" w:tentative="1">
+      <w:start w:val="1"/>
+      <w:numFmt w:val="bullet"/>
+      <w:lvlText w:val=""/>
+      <w:lvlJc w:val="left"/>
+      <w:pPr>
+        <w:ind w:left="5749" w:hanging="360"/>
+      </w:pPr>
+      <w:rPr>
+        <w:rFonts w:ascii="Symbol" w:hAnsi="Symbol" w:hint="default"/>
+      </w:rPr>
+    </w:lvl>
+    <w:lvl w:ilvl="7" w:tplc="04190003" w:tentative="1">
+      <w:start w:val="1"/>
+      <w:numFmt w:val="bullet"/>
+      <w:lvlText w:val="o"/>
+      <w:lvlJc w:val="left"/>
+      <w:pPr>
+        <w:ind w:left="6469" w:hanging="360"/>
+      </w:pPr>
+      <w:rPr>
+        <w:rFonts w:ascii="Courier New" w:hAnsi="Courier New" w:cs="Courier New" w:hint="default"/>
+      </w:rPr>
+    </w:lvl>
+    <w:lvl w:ilvl="8" w:tplc="04190005" w:tentative="1">
+      <w:start w:val="1"/>
+      <w:numFmt w:val="bullet"/>
+      <w:lvlText w:val=""/>
+      <w:lvlJc w:val="left"/>
+      <w:pPr>
+        <w:ind w:left="7189" w:hanging="360"/>
+      </w:pPr>
+      <w:rPr>
+        <w:rFonts w:ascii="Wingdings" w:hAnsi="Wingdings" w:hint="default"/>
+      </w:rPr>
+    </w:lvl>
+  </w:abstractNum>
+  <w:abstractNum w:abstractNumId="6" w15:restartNumberingAfterBreak="0">
+    <w:nsid w:val="1C2030B0"/>
+    <w:multiLevelType w:val="hybridMultilevel"/>
+    <w:tmpl w:val="0A48B49A"/>
+    <w:lvl w:ilvl="0" w:tplc="04190001">
+      <w:start w:val="1"/>
+      <w:numFmt w:val="bullet"/>
+      <w:lvlText w:val=""/>
+      <w:lvlJc w:val="left"/>
+      <w:pPr>
+        <w:ind w:left="1429" w:hanging="360"/>
+      </w:pPr>
+      <w:rPr>
+        <w:rFonts w:ascii="Symbol" w:hAnsi="Symbol" w:hint="default"/>
+      </w:rPr>
+    </w:lvl>
+    <w:lvl w:ilvl="1" w:tplc="04190003" w:tentative="1">
+      <w:start w:val="1"/>
+      <w:numFmt w:val="bullet"/>
+      <w:lvlText w:val="o"/>
+      <w:lvlJc w:val="left"/>
+      <w:pPr>
+        <w:ind w:left="2149" w:hanging="360"/>
+      </w:pPr>
+      <w:rPr>
+        <w:rFonts w:ascii="Courier New" w:hAnsi="Courier New" w:cs="Courier New" w:hint="default"/>
+      </w:rPr>
+    </w:lvl>
+    <w:lvl w:ilvl="2" w:tplc="04190005" w:tentative="1">
+      <w:start w:val="1"/>
+      <w:numFmt w:val="bullet"/>
+      <w:lvlText w:val=""/>
+      <w:lvlJc w:val="left"/>
+      <w:pPr>
+        <w:ind w:left="2869" w:hanging="360"/>
+      </w:pPr>
+      <w:rPr>
+        <w:rFonts w:ascii="Wingdings" w:hAnsi="Wingdings" w:hint="default"/>
+      </w:rPr>
+    </w:lvl>
+    <w:lvl w:ilvl="3" w:tplc="04190001" w:tentative="1">
+      <w:start w:val="1"/>
+      <w:numFmt w:val="bullet"/>
+      <w:lvlText w:val=""/>
+      <w:lvlJc w:val="left"/>
+      <w:pPr>
+        <w:ind w:left="3589" w:hanging="360"/>
+      </w:pPr>
+      <w:rPr>
+        <w:rFonts w:ascii="Symbol" w:hAnsi="Symbol" w:hint="default"/>
+      </w:rPr>
+    </w:lvl>
+    <w:lvl w:ilvl="4" w:tplc="04190003" w:tentative="1">
+      <w:start w:val="1"/>
+      <w:numFmt w:val="bullet"/>
+      <w:lvlText w:val="o"/>
+      <w:lvlJc w:val="left"/>
+      <w:pPr>
+        <w:ind w:left="4309" w:hanging="360"/>
+      </w:pPr>
+      <w:rPr>
+        <w:rFonts w:ascii="Courier New" w:hAnsi="Courier New" w:cs="Courier New" w:hint="default"/>
+      </w:rPr>
+    </w:lvl>
+    <w:lvl w:ilvl="5" w:tplc="04190005" w:tentative="1">
+      <w:start w:val="1"/>
+      <w:numFmt w:val="bullet"/>
+      <w:lvlText w:val=""/>
+      <w:lvlJc w:val="left"/>
+      <w:pPr>
+        <w:ind w:left="5029" w:hanging="360"/>
+      </w:pPr>
+      <w:rPr>
+        <w:rFonts w:ascii="Wingdings" w:hAnsi="Wingdings" w:hint="default"/>
+      </w:rPr>
+    </w:lvl>
+    <w:lvl w:ilvl="6" w:tplc="04190001" w:tentative="1">
+      <w:start w:val="1"/>
+      <w:numFmt w:val="bullet"/>
+      <w:lvlText w:val=""/>
+      <w:lvlJc w:val="left"/>
+      <w:pPr>
+        <w:ind w:left="5749" w:hanging="360"/>
+      </w:pPr>
+      <w:rPr>
+        <w:rFonts w:ascii="Symbol" w:hAnsi="Symbol" w:hint="default"/>
+      </w:rPr>
+    </w:lvl>
+    <w:lvl w:ilvl="7" w:tplc="04190003" w:tentative="1">
+      <w:start w:val="1"/>
+      <w:numFmt w:val="bullet"/>
+      <w:lvlText w:val="o"/>
+      <w:lvlJc w:val="left"/>
+      <w:pPr>
+        <w:ind w:left="6469" w:hanging="360"/>
+      </w:pPr>
+      <w:rPr>
+        <w:rFonts w:ascii="Courier New" w:hAnsi="Courier New" w:cs="Courier New" w:hint="default"/>
+      </w:rPr>
+    </w:lvl>
+    <w:lvl w:ilvl="8" w:tplc="04190005" w:tentative="1">
+      <w:start w:val="1"/>
+      <w:numFmt w:val="bullet"/>
+      <w:lvlText w:val=""/>
+      <w:lvlJc w:val="left"/>
+      <w:pPr>
+        <w:ind w:left="7189" w:hanging="360"/>
+      </w:pPr>
+      <w:rPr>
+        <w:rFonts w:ascii="Wingdings" w:hAnsi="Wingdings" w:hint="default"/>
+      </w:rPr>
+    </w:lvl>
+  </w:abstractNum>
+  <w:abstractNum w:abstractNumId="7" w15:restartNumberingAfterBreak="0">
+    <w:nsid w:val="239B2B9A"/>
+    <w:multiLevelType w:val="hybridMultilevel"/>
+    <w:tmpl w:val="E4CAB640"/>
+    <w:lvl w:ilvl="0" w:tplc="04190001">
+      <w:start w:val="1"/>
+      <w:numFmt w:val="bullet"/>
+      <w:lvlText w:val=""/>
+      <w:lvlJc w:val="left"/>
+      <w:pPr>
+        <w:ind w:left="1429" w:hanging="360"/>
+      </w:pPr>
+      <w:rPr>
+        <w:rFonts w:ascii="Symbol" w:hAnsi="Symbol" w:hint="default"/>
+      </w:rPr>
+    </w:lvl>
+    <w:lvl w:ilvl="1" w:tplc="04190003" w:tentative="1">
+      <w:start w:val="1"/>
+      <w:numFmt w:val="bullet"/>
+      <w:lvlText w:val="o"/>
+      <w:lvlJc w:val="left"/>
+      <w:pPr>
+        <w:ind w:left="2149" w:hanging="360"/>
+      </w:pPr>
+      <w:rPr>
+        <w:rFonts w:ascii="Courier New" w:hAnsi="Courier New" w:cs="Courier New" w:hint="default"/>
+      </w:rPr>
+    </w:lvl>
+    <w:lvl w:ilvl="2" w:tplc="04190005" w:tentative="1">
+      <w:start w:val="1"/>
+      <w:numFmt w:val="bullet"/>
+      <w:lvlText w:val=""/>
+      <w:lvlJc w:val="left"/>
+      <w:pPr>
+        <w:ind w:left="2869" w:hanging="360"/>
+      </w:pPr>
+      <w:rPr>
+        <w:rFonts w:ascii="Wingdings" w:hAnsi="Wingdings" w:hint="default"/>
+      </w:rPr>
+    </w:lvl>
+    <w:lvl w:ilvl="3" w:tplc="04190001" w:tentative="1">
+      <w:start w:val="1"/>
+      <w:numFmt w:val="bullet"/>
+      <w:lvlText w:val=""/>
+      <w:lvlJc w:val="left"/>
+      <w:pPr>
+        <w:ind w:left="3589" w:hanging="360"/>
+      </w:pPr>
+      <w:rPr>
+        <w:rFonts w:ascii="Symbol" w:hAnsi="Symbol" w:hint="default"/>
+      </w:rPr>
+    </w:lvl>
+    <w:lvl w:ilvl="4" w:tplc="04190003" w:tentative="1">
+      <w:start w:val="1"/>
+      <w:numFmt w:val="bullet"/>
+      <w:lvlText w:val="o"/>
+      <w:lvlJc w:val="left"/>
+      <w:pPr>
+        <w:ind w:left="4309" w:hanging="360"/>
+      </w:pPr>
+      <w:rPr>
+        <w:rFonts w:ascii="Courier New" w:hAnsi="Courier New" w:cs="Courier New" w:hint="default"/>
+      </w:rPr>
+    </w:lvl>
+    <w:lvl w:ilvl="5" w:tplc="04190005" w:tentative="1">
+      <w:start w:val="1"/>
+      <w:numFmt w:val="bullet"/>
+      <w:lvlText w:val=""/>
+      <w:lvlJc w:val="left"/>
+      <w:pPr>
+        <w:ind w:left="5029" w:hanging="360"/>
+      </w:pPr>
+      <w:rPr>
+        <w:rFonts w:ascii="Wingdings" w:hAnsi="Wingdings" w:hint="default"/>
+      </w:rPr>
+    </w:lvl>
+    <w:lvl w:ilvl="6" w:tplc="04190001" w:tentative="1">
+      <w:start w:val="1"/>
+      <w:numFmt w:val="bullet"/>
+      <w:lvlText w:val=""/>
+      <w:lvlJc w:val="left"/>
+      <w:pPr>
+        <w:ind w:left="5749" w:hanging="360"/>
+      </w:pPr>
+      <w:rPr>
+        <w:rFonts w:ascii="Symbol" w:hAnsi="Symbol" w:hint="default"/>
+      </w:rPr>
+    </w:lvl>
+    <w:lvl w:ilvl="7" w:tplc="04190003" w:tentative="1">
+      <w:start w:val="1"/>
+      <w:numFmt w:val="bullet"/>
+      <w:lvlText w:val="o"/>
+      <w:lvlJc w:val="left"/>
+      <w:pPr>
+        <w:ind w:left="6469" w:hanging="360"/>
+      </w:pPr>
+      <w:rPr>
+        <w:rFonts w:ascii="Courier New" w:hAnsi="Courier New" w:cs="Courier New" w:hint="default"/>
+      </w:rPr>
+    </w:lvl>
+    <w:lvl w:ilvl="8" w:tplc="04190005" w:tentative="1">
+      <w:start w:val="1"/>
+      <w:numFmt w:val="bullet"/>
+      <w:lvlText w:val=""/>
+      <w:lvlJc w:val="left"/>
+      <w:pPr>
+        <w:ind w:left="7189" w:hanging="360"/>
+      </w:pPr>
+      <w:rPr>
+        <w:rFonts w:ascii="Wingdings" w:hAnsi="Wingdings" w:hint="default"/>
+      </w:rPr>
+    </w:lvl>
+  </w:abstractNum>
+  <w:abstractNum w:abstractNumId="8" w15:restartNumberingAfterBreak="0">
+    <w:nsid w:val="27DD02EE"/>
+    <w:multiLevelType w:val="hybridMultilevel"/>
+    <w:tmpl w:val="3DEAA604"/>
+    <w:lvl w:ilvl="0" w:tplc="04190001">
+      <w:start w:val="1"/>
+      <w:numFmt w:val="bullet"/>
+      <w:lvlText w:val=""/>
+      <w:lvlJc w:val="left"/>
+      <w:pPr>
+        <w:ind w:left="1429" w:hanging="360"/>
+      </w:pPr>
+      <w:rPr>
+        <w:rFonts w:ascii="Symbol" w:hAnsi="Symbol" w:hint="default"/>
+      </w:rPr>
+    </w:lvl>
+    <w:lvl w:ilvl="1" w:tplc="04190003" w:tentative="1">
+      <w:start w:val="1"/>
+      <w:numFmt w:val="bullet"/>
+      <w:lvlText w:val="o"/>
+      <w:lvlJc w:val="left"/>
+      <w:pPr>
+        <w:ind w:left="2149" w:hanging="360"/>
+      </w:pPr>
+      <w:rPr>
+        <w:rFonts w:ascii="Courier New" w:hAnsi="Courier New" w:cs="Courier New" w:hint="default"/>
+      </w:rPr>
+    </w:lvl>
+    <w:lvl w:ilvl="2" w:tplc="04190005" w:tentative="1">
+      <w:start w:val="1"/>
+      <w:numFmt w:val="bullet"/>
+      <w:lvlText w:val=""/>
+      <w:lvlJc w:val="left"/>
+      <w:pPr>
+        <w:ind w:left="2869" w:hanging="360"/>
+      </w:pPr>
+      <w:rPr>
+        <w:rFonts w:ascii="Wingdings" w:hAnsi="Wingdings" w:hint="default"/>
+      </w:rPr>
+    </w:lvl>
+    <w:lvl w:ilvl="3" w:tplc="04190001" w:tentative="1">
+      <w:start w:val="1"/>
+      <w:numFmt w:val="bullet"/>
+      <w:lvlText w:val=""/>
+      <w:lvlJc w:val="left"/>
+      <w:pPr>
+        <w:ind w:left="3589" w:hanging="360"/>
+      </w:pPr>
+      <w:rPr>
+        <w:rFonts w:ascii="Symbol" w:hAnsi="Symbol" w:hint="default"/>
+      </w:rPr>
+    </w:lvl>
+    <w:lvl w:ilvl="4" w:tplc="04190003" w:tentative="1">
+      <w:start w:val="1"/>
+      <w:numFmt w:val="bullet"/>
+      <w:lvlText w:val="o"/>
+      <w:lvlJc w:val="left"/>
+      <w:pPr>
+        <w:ind w:left="4309" w:hanging="360"/>
+      </w:pPr>
+      <w:rPr>
+        <w:rFonts w:ascii="Courier New" w:hAnsi="Courier New" w:cs="Courier New" w:hint="default"/>
+      </w:rPr>
+    </w:lvl>
+    <w:lvl w:ilvl="5" w:tplc="04190005" w:tentative="1">
+      <w:start w:val="1"/>
+      <w:numFmt w:val="bullet"/>
+      <w:lvlText w:val=""/>
+      <w:lvlJc w:val="left"/>
+      <w:pPr>
+        <w:ind w:left="5029" w:hanging="360"/>
+      </w:pPr>
+      <w:rPr>
+        <w:rFonts w:ascii="Wingdings" w:hAnsi="Wingdings" w:hint="default"/>
+      </w:rPr>
+    </w:lvl>
+    <w:lvl w:ilvl="6" w:tplc="04190001" w:tentative="1">
+      <w:start w:val="1"/>
+      <w:numFmt w:val="bullet"/>
+      <w:lvlText w:val=""/>
+      <w:lvlJc w:val="left"/>
+      <w:pPr>
+        <w:ind w:left="5749" w:hanging="360"/>
+      </w:pPr>
+      <w:rPr>
+        <w:rFonts w:ascii="Symbol" w:hAnsi="Symbol" w:hint="default"/>
+      </w:rPr>
+    </w:lvl>
+    <w:lvl w:ilvl="7" w:tplc="04190003" w:tentative="1">
+      <w:start w:val="1"/>
+      <w:numFmt w:val="bullet"/>
+      <w:lvlText w:val="o"/>
+      <w:lvlJc w:val="left"/>
+      <w:pPr>
+        <w:ind w:left="6469" w:hanging="360"/>
+      </w:pPr>
+      <w:rPr>
+        <w:rFonts w:ascii="Courier New" w:hAnsi="Courier New" w:cs="Courier New" w:hint="default"/>
+      </w:rPr>
+    </w:lvl>
+    <w:lvl w:ilvl="8" w:tplc="04190005" w:tentative="1">
+      <w:start w:val="1"/>
+      <w:numFmt w:val="bullet"/>
+      <w:lvlText w:val=""/>
+      <w:lvlJc w:val="left"/>
+      <w:pPr>
+        <w:ind w:left="7189" w:hanging="360"/>
+      </w:pPr>
+      <w:rPr>
+        <w:rFonts w:ascii="Wingdings" w:hAnsi="Wingdings" w:hint="default"/>
+      </w:rPr>
+    </w:lvl>
+  </w:abstractNum>
+  <w:abstractNum w:abstractNumId="9" w15:restartNumberingAfterBreak="0">
     <w:nsid w:val="2C491D3C"/>
     <w:multiLevelType w:val="multilevel"/>
     <w:tmpl w:val="6C56B1AC"/>
@@ -1766,7 +4528,269 @@
       </w:rPr>
     </w:lvl>
   </w:abstractNum>
-  <w:abstractNum w:abstractNumId="2" w15:restartNumberingAfterBreak="0">
+  <w:abstractNum w:abstractNumId="10" w15:restartNumberingAfterBreak="0">
+    <w:nsid w:val="2F43506B"/>
+    <w:multiLevelType w:val="multilevel"/>
+    <w:tmpl w:val="BE96FEA6"/>
+    <w:lvl w:ilvl="0">
+      <w:start w:val="1"/>
+      <w:numFmt w:val="bullet"/>
+      <w:lvlText w:val=""/>
+      <w:lvlJc w:val="left"/>
+      <w:pPr>
+        <w:tabs>
+          <w:tab w:val="num" w:pos="720"/>
+        </w:tabs>
+        <w:ind w:left="720" w:hanging="360"/>
+      </w:pPr>
+      <w:rPr>
+        <w:rFonts w:ascii="Symbol" w:hAnsi="Symbol" w:hint="default"/>
+        <w:sz w:val="20"/>
+      </w:rPr>
+    </w:lvl>
+    <w:lvl w:ilvl="1" w:tentative="1">
+      <w:start w:val="1"/>
+      <w:numFmt w:val="bullet"/>
+      <w:lvlText w:val="o"/>
+      <w:lvlJc w:val="left"/>
+      <w:pPr>
+        <w:tabs>
+          <w:tab w:val="num" w:pos="1440"/>
+        </w:tabs>
+        <w:ind w:left="1440" w:hanging="360"/>
+      </w:pPr>
+      <w:rPr>
+        <w:rFonts w:ascii="Courier New" w:hAnsi="Courier New" w:hint="default"/>
+        <w:sz w:val="20"/>
+      </w:rPr>
+    </w:lvl>
+    <w:lvl w:ilvl="2" w:tentative="1">
+      <w:start w:val="1"/>
+      <w:numFmt w:val="bullet"/>
+      <w:lvlText w:val=""/>
+      <w:lvlJc w:val="left"/>
+      <w:pPr>
+        <w:tabs>
+          <w:tab w:val="num" w:pos="2160"/>
+        </w:tabs>
+        <w:ind w:left="2160" w:hanging="360"/>
+      </w:pPr>
+      <w:rPr>
+        <w:rFonts w:ascii="Wingdings" w:hAnsi="Wingdings" w:hint="default"/>
+        <w:sz w:val="20"/>
+      </w:rPr>
+    </w:lvl>
+    <w:lvl w:ilvl="3" w:tentative="1">
+      <w:start w:val="1"/>
+      <w:numFmt w:val="bullet"/>
+      <w:lvlText w:val=""/>
+      <w:lvlJc w:val="left"/>
+      <w:pPr>
+        <w:tabs>
+          <w:tab w:val="num" w:pos="2880"/>
+        </w:tabs>
+        <w:ind w:left="2880" w:hanging="360"/>
+      </w:pPr>
+      <w:rPr>
+        <w:rFonts w:ascii="Wingdings" w:hAnsi="Wingdings" w:hint="default"/>
+        <w:sz w:val="20"/>
+      </w:rPr>
+    </w:lvl>
+    <w:lvl w:ilvl="4" w:tentative="1">
+      <w:start w:val="1"/>
+      <w:numFmt w:val="bullet"/>
+      <w:lvlText w:val=""/>
+      <w:lvlJc w:val="left"/>
+      <w:pPr>
+        <w:tabs>
+          <w:tab w:val="num" w:pos="3600"/>
+        </w:tabs>
+        <w:ind w:left="3600" w:hanging="360"/>
+      </w:pPr>
+      <w:rPr>
+        <w:rFonts w:ascii="Wingdings" w:hAnsi="Wingdings" w:hint="default"/>
+        <w:sz w:val="20"/>
+      </w:rPr>
+    </w:lvl>
+    <w:lvl w:ilvl="5" w:tentative="1">
+      <w:start w:val="1"/>
+      <w:numFmt w:val="bullet"/>
+      <w:lvlText w:val=""/>
+      <w:lvlJc w:val="left"/>
+      <w:pPr>
+        <w:tabs>
+          <w:tab w:val="num" w:pos="4320"/>
+        </w:tabs>
+        <w:ind w:left="4320" w:hanging="360"/>
+      </w:pPr>
+      <w:rPr>
+        <w:rFonts w:ascii="Wingdings" w:hAnsi="Wingdings" w:hint="default"/>
+        <w:sz w:val="20"/>
+      </w:rPr>
+    </w:lvl>
+    <w:lvl w:ilvl="6" w:tentative="1">
+      <w:start w:val="1"/>
+      <w:numFmt w:val="bullet"/>
+      <w:lvlText w:val=""/>
+      <w:lvlJc w:val="left"/>
+      <w:pPr>
+        <w:tabs>
+          <w:tab w:val="num" w:pos="5040"/>
+        </w:tabs>
+        <w:ind w:left="5040" w:hanging="360"/>
+      </w:pPr>
+      <w:rPr>
+        <w:rFonts w:ascii="Wingdings" w:hAnsi="Wingdings" w:hint="default"/>
+        <w:sz w:val="20"/>
+      </w:rPr>
+    </w:lvl>
+    <w:lvl w:ilvl="7" w:tentative="1">
+      <w:start w:val="1"/>
+      <w:numFmt w:val="bullet"/>
+      <w:lvlText w:val=""/>
+      <w:lvlJc w:val="left"/>
+      <w:pPr>
+        <w:tabs>
+          <w:tab w:val="num" w:pos="5760"/>
+        </w:tabs>
+        <w:ind w:left="5760" w:hanging="360"/>
+      </w:pPr>
+      <w:rPr>
+        <w:rFonts w:ascii="Wingdings" w:hAnsi="Wingdings" w:hint="default"/>
+        <w:sz w:val="20"/>
+      </w:rPr>
+    </w:lvl>
+    <w:lvl w:ilvl="8" w:tentative="1">
+      <w:start w:val="1"/>
+      <w:numFmt w:val="bullet"/>
+      <w:lvlText w:val=""/>
+      <w:lvlJc w:val="left"/>
+      <w:pPr>
+        <w:tabs>
+          <w:tab w:val="num" w:pos="6480"/>
+        </w:tabs>
+        <w:ind w:left="6480" w:hanging="360"/>
+      </w:pPr>
+      <w:rPr>
+        <w:rFonts w:ascii="Wingdings" w:hAnsi="Wingdings" w:hint="default"/>
+        <w:sz w:val="20"/>
+      </w:rPr>
+    </w:lvl>
+  </w:abstractNum>
+  <w:abstractNum w:abstractNumId="11" w15:restartNumberingAfterBreak="0">
+    <w:nsid w:val="316B249F"/>
+    <w:multiLevelType w:val="hybridMultilevel"/>
+    <w:tmpl w:val="4E00C0C6"/>
+    <w:lvl w:ilvl="0" w:tplc="04190001">
+      <w:start w:val="1"/>
+      <w:numFmt w:val="bullet"/>
+      <w:lvlText w:val=""/>
+      <w:lvlJc w:val="left"/>
+      <w:pPr>
+        <w:ind w:left="1429" w:hanging="360"/>
+      </w:pPr>
+      <w:rPr>
+        <w:rFonts w:ascii="Symbol" w:hAnsi="Symbol" w:hint="default"/>
+      </w:rPr>
+    </w:lvl>
+    <w:lvl w:ilvl="1" w:tplc="04190003" w:tentative="1">
+      <w:start w:val="1"/>
+      <w:numFmt w:val="bullet"/>
+      <w:lvlText w:val="o"/>
+      <w:lvlJc w:val="left"/>
+      <w:pPr>
+        <w:ind w:left="2149" w:hanging="360"/>
+      </w:pPr>
+      <w:rPr>
+        <w:rFonts w:ascii="Courier New" w:hAnsi="Courier New" w:cs="Courier New" w:hint="default"/>
+      </w:rPr>
+    </w:lvl>
+    <w:lvl w:ilvl="2" w:tplc="04190005" w:tentative="1">
+      <w:start w:val="1"/>
+      <w:numFmt w:val="bullet"/>
+      <w:lvlText w:val=""/>
+      <w:lvlJc w:val="left"/>
+      <w:pPr>
+        <w:ind w:left="2869" w:hanging="360"/>
+      </w:pPr>
+      <w:rPr>
+        <w:rFonts w:ascii="Wingdings" w:hAnsi="Wingdings" w:hint="default"/>
+      </w:rPr>
+    </w:lvl>
+    <w:lvl w:ilvl="3" w:tplc="04190001" w:tentative="1">
+      <w:start w:val="1"/>
+      <w:numFmt w:val="bullet"/>
+      <w:lvlText w:val=""/>
+      <w:lvlJc w:val="left"/>
+      <w:pPr>
+        <w:ind w:left="3589" w:hanging="360"/>
+      </w:pPr>
+      <w:rPr>
+        <w:rFonts w:ascii="Symbol" w:hAnsi="Symbol" w:hint="default"/>
+      </w:rPr>
+    </w:lvl>
+    <w:lvl w:ilvl="4" w:tplc="04190003" w:tentative="1">
+      <w:start w:val="1"/>
+      <w:numFmt w:val="bullet"/>
+      <w:lvlText w:val="o"/>
+      <w:lvlJc w:val="left"/>
+      <w:pPr>
+        <w:ind w:left="4309" w:hanging="360"/>
+      </w:pPr>
+      <w:rPr>
+        <w:rFonts w:ascii="Courier New" w:hAnsi="Courier New" w:cs="Courier New" w:hint="default"/>
+      </w:rPr>
+    </w:lvl>
+    <w:lvl w:ilvl="5" w:tplc="04190005" w:tentative="1">
+      <w:start w:val="1"/>
+      <w:numFmt w:val="bullet"/>
+      <w:lvlText w:val=""/>
+      <w:lvlJc w:val="left"/>
+      <w:pPr>
+        <w:ind w:left="5029" w:hanging="360"/>
+      </w:pPr>
+      <w:rPr>
+        <w:rFonts w:ascii="Wingdings" w:hAnsi="Wingdings" w:hint="default"/>
+      </w:rPr>
+    </w:lvl>
+    <w:lvl w:ilvl="6" w:tplc="04190001" w:tentative="1">
+      <w:start w:val="1"/>
+      <w:numFmt w:val="bullet"/>
+      <w:lvlText w:val=""/>
+      <w:lvlJc w:val="left"/>
+      <w:pPr>
+        <w:ind w:left="5749" w:hanging="360"/>
+      </w:pPr>
+      <w:rPr>
+        <w:rFonts w:ascii="Symbol" w:hAnsi="Symbol" w:hint="default"/>
+      </w:rPr>
+    </w:lvl>
+    <w:lvl w:ilvl="7" w:tplc="04190003" w:tentative="1">
+      <w:start w:val="1"/>
+      <w:numFmt w:val="bullet"/>
+      <w:lvlText w:val="o"/>
+      <w:lvlJc w:val="left"/>
+      <w:pPr>
+        <w:ind w:left="6469" w:hanging="360"/>
+      </w:pPr>
+      <w:rPr>
+        <w:rFonts w:ascii="Courier New" w:hAnsi="Courier New" w:cs="Courier New" w:hint="default"/>
+      </w:rPr>
+    </w:lvl>
+    <w:lvl w:ilvl="8" w:tplc="04190005" w:tentative="1">
+      <w:start w:val="1"/>
+      <w:numFmt w:val="bullet"/>
+      <w:lvlText w:val=""/>
+      <w:lvlJc w:val="left"/>
+      <w:pPr>
+        <w:ind w:left="7189" w:hanging="360"/>
+      </w:pPr>
+      <w:rPr>
+        <w:rFonts w:ascii="Wingdings" w:hAnsi="Wingdings" w:hint="default"/>
+      </w:rPr>
+    </w:lvl>
+  </w:abstractNum>
+  <w:abstractNum w:abstractNumId="12" w15:restartNumberingAfterBreak="0">
     <w:nsid w:val="3F76418B"/>
     <w:multiLevelType w:val="multilevel"/>
     <w:tmpl w:val="5D32BC98"/>
@@ -1879,7 +4903,156 @@
       </w:pPr>
     </w:lvl>
   </w:abstractNum>
-  <w:abstractNum w:abstractNumId="3" w15:restartNumberingAfterBreak="0">
+  <w:abstractNum w:abstractNumId="13" w15:restartNumberingAfterBreak="0">
+    <w:nsid w:val="4D644603"/>
+    <w:multiLevelType w:val="multilevel"/>
+    <w:tmpl w:val="4CA0E338"/>
+    <w:lvl w:ilvl="0">
+      <w:start w:val="1"/>
+      <w:numFmt w:val="bullet"/>
+      <w:lvlText w:val=""/>
+      <w:lvlJc w:val="left"/>
+      <w:pPr>
+        <w:tabs>
+          <w:tab w:val="num" w:pos="720"/>
+        </w:tabs>
+        <w:ind w:left="720" w:hanging="360"/>
+      </w:pPr>
+      <w:rPr>
+        <w:rFonts w:ascii="Symbol" w:hAnsi="Symbol" w:hint="default"/>
+        <w:sz w:val="20"/>
+      </w:rPr>
+    </w:lvl>
+    <w:lvl w:ilvl="1" w:tentative="1">
+      <w:start w:val="1"/>
+      <w:numFmt w:val="bullet"/>
+      <w:lvlText w:val="o"/>
+      <w:lvlJc w:val="left"/>
+      <w:pPr>
+        <w:tabs>
+          <w:tab w:val="num" w:pos="1440"/>
+        </w:tabs>
+        <w:ind w:left="1440" w:hanging="360"/>
+      </w:pPr>
+      <w:rPr>
+        <w:rFonts w:ascii="Courier New" w:hAnsi="Courier New" w:hint="default"/>
+        <w:sz w:val="20"/>
+      </w:rPr>
+    </w:lvl>
+    <w:lvl w:ilvl="2" w:tentative="1">
+      <w:start w:val="1"/>
+      <w:numFmt w:val="bullet"/>
+      <w:lvlText w:val=""/>
+      <w:lvlJc w:val="left"/>
+      <w:pPr>
+        <w:tabs>
+          <w:tab w:val="num" w:pos="2160"/>
+        </w:tabs>
+        <w:ind w:left="2160" w:hanging="360"/>
+      </w:pPr>
+      <w:rPr>
+        <w:rFonts w:ascii="Wingdings" w:hAnsi="Wingdings" w:hint="default"/>
+        <w:sz w:val="20"/>
+      </w:rPr>
+    </w:lvl>
+    <w:lvl w:ilvl="3" w:tentative="1">
+      <w:start w:val="1"/>
+      <w:numFmt w:val="bullet"/>
+      <w:lvlText w:val=""/>
+      <w:lvlJc w:val="left"/>
+      <w:pPr>
+        <w:tabs>
+          <w:tab w:val="num" w:pos="2880"/>
+        </w:tabs>
+        <w:ind w:left="2880" w:hanging="360"/>
+      </w:pPr>
+      <w:rPr>
+        <w:rFonts w:ascii="Wingdings" w:hAnsi="Wingdings" w:hint="default"/>
+        <w:sz w:val="20"/>
+      </w:rPr>
+    </w:lvl>
+    <w:lvl w:ilvl="4" w:tentative="1">
+      <w:start w:val="1"/>
+      <w:numFmt w:val="bullet"/>
+      <w:lvlText w:val=""/>
+      <w:lvlJc w:val="left"/>
+      <w:pPr>
+        <w:tabs>
+          <w:tab w:val="num" w:pos="3600"/>
+        </w:tabs>
+        <w:ind w:left="3600" w:hanging="360"/>
+      </w:pPr>
+      <w:rPr>
+        <w:rFonts w:ascii="Wingdings" w:hAnsi="Wingdings" w:hint="default"/>
+        <w:sz w:val="20"/>
+      </w:rPr>
+    </w:lvl>
+    <w:lvl w:ilvl="5" w:tentative="1">
+      <w:start w:val="1"/>
+      <w:numFmt w:val="bullet"/>
+      <w:lvlText w:val=""/>
+      <w:lvlJc w:val="left"/>
+      <w:pPr>
+        <w:tabs>
+          <w:tab w:val="num" w:pos="4320"/>
+        </w:tabs>
+        <w:ind w:left="4320" w:hanging="360"/>
+      </w:pPr>
+      <w:rPr>
+        <w:rFonts w:ascii="Wingdings" w:hAnsi="Wingdings" w:hint="default"/>
+        <w:sz w:val="20"/>
+      </w:rPr>
+    </w:lvl>
+    <w:lvl w:ilvl="6" w:tentative="1">
+      <w:start w:val="1"/>
+      <w:numFmt w:val="bullet"/>
+      <w:lvlText w:val=""/>
+      <w:lvlJc w:val="left"/>
+      <w:pPr>
+        <w:tabs>
+          <w:tab w:val="num" w:pos="5040"/>
+        </w:tabs>
+        <w:ind w:left="5040" w:hanging="360"/>
+      </w:pPr>
+      <w:rPr>
+        <w:rFonts w:ascii="Wingdings" w:hAnsi="Wingdings" w:hint="default"/>
+        <w:sz w:val="20"/>
+      </w:rPr>
+    </w:lvl>
+    <w:lvl w:ilvl="7" w:tentative="1">
+      <w:start w:val="1"/>
+      <w:numFmt w:val="bullet"/>
+      <w:lvlText w:val=""/>
+      <w:lvlJc w:val="left"/>
+      <w:pPr>
+        <w:tabs>
+          <w:tab w:val="num" w:pos="5760"/>
+        </w:tabs>
+        <w:ind w:left="5760" w:hanging="360"/>
+      </w:pPr>
+      <w:rPr>
+        <w:rFonts w:ascii="Wingdings" w:hAnsi="Wingdings" w:hint="default"/>
+        <w:sz w:val="20"/>
+      </w:rPr>
+    </w:lvl>
+    <w:lvl w:ilvl="8" w:tentative="1">
+      <w:start w:val="1"/>
+      <w:numFmt w:val="bullet"/>
+      <w:lvlText w:val=""/>
+      <w:lvlJc w:val="left"/>
+      <w:pPr>
+        <w:tabs>
+          <w:tab w:val="num" w:pos="6480"/>
+        </w:tabs>
+        <w:ind w:left="6480" w:hanging="360"/>
+      </w:pPr>
+      <w:rPr>
+        <w:rFonts w:ascii="Wingdings" w:hAnsi="Wingdings" w:hint="default"/>
+        <w:sz w:val="20"/>
+      </w:rPr>
+    </w:lvl>
+  </w:abstractNum>
+  <w:abstractNum w:abstractNumId="14" w15:restartNumberingAfterBreak="0">
     <w:nsid w:val="55555AC5"/>
     <w:multiLevelType w:val="multilevel"/>
     <w:tmpl w:val="FEAA76A2"/>
@@ -2028,7 +5201,1168 @@
       </w:rPr>
     </w:lvl>
   </w:abstractNum>
-  <w:abstractNum w:abstractNumId="4" w15:restartNumberingAfterBreak="0">
+  <w:abstractNum w:abstractNumId="15" w15:restartNumberingAfterBreak="0">
+    <w:nsid w:val="5677567A"/>
+    <w:multiLevelType w:val="hybridMultilevel"/>
+    <w:tmpl w:val="39B06822"/>
+    <w:lvl w:ilvl="0" w:tplc="04190001">
+      <w:start w:val="1"/>
+      <w:numFmt w:val="bullet"/>
+      <w:lvlText w:val=""/>
+      <w:lvlJc w:val="left"/>
+      <w:pPr>
+        <w:ind w:left="1429" w:hanging="360"/>
+      </w:pPr>
+      <w:rPr>
+        <w:rFonts w:ascii="Symbol" w:hAnsi="Symbol" w:hint="default"/>
+      </w:rPr>
+    </w:lvl>
+    <w:lvl w:ilvl="1" w:tplc="FFFFFFFF" w:tentative="1">
+      <w:start w:val="1"/>
+      <w:numFmt w:val="bullet"/>
+      <w:lvlText w:val="o"/>
+      <w:lvlJc w:val="left"/>
+      <w:pPr>
+        <w:ind w:left="2149" w:hanging="360"/>
+      </w:pPr>
+      <w:rPr>
+        <w:rFonts w:ascii="Courier New" w:hAnsi="Courier New" w:cs="Courier New" w:hint="default"/>
+      </w:rPr>
+    </w:lvl>
+    <w:lvl w:ilvl="2" w:tplc="FFFFFFFF" w:tentative="1">
+      <w:start w:val="1"/>
+      <w:numFmt w:val="bullet"/>
+      <w:lvlText w:val=""/>
+      <w:lvlJc w:val="left"/>
+      <w:pPr>
+        <w:ind w:left="2869" w:hanging="360"/>
+      </w:pPr>
+      <w:rPr>
+        <w:rFonts w:ascii="Wingdings" w:hAnsi="Wingdings" w:hint="default"/>
+      </w:rPr>
+    </w:lvl>
+    <w:lvl w:ilvl="3" w:tplc="FFFFFFFF" w:tentative="1">
+      <w:start w:val="1"/>
+      <w:numFmt w:val="bullet"/>
+      <w:lvlText w:val=""/>
+      <w:lvlJc w:val="left"/>
+      <w:pPr>
+        <w:ind w:left="3589" w:hanging="360"/>
+      </w:pPr>
+      <w:rPr>
+        <w:rFonts w:ascii="Symbol" w:hAnsi="Symbol" w:hint="default"/>
+      </w:rPr>
+    </w:lvl>
+    <w:lvl w:ilvl="4" w:tplc="FFFFFFFF" w:tentative="1">
+      <w:start w:val="1"/>
+      <w:numFmt w:val="bullet"/>
+      <w:lvlText w:val="o"/>
+      <w:lvlJc w:val="left"/>
+      <w:pPr>
+        <w:ind w:left="4309" w:hanging="360"/>
+      </w:pPr>
+      <w:rPr>
+        <w:rFonts w:ascii="Courier New" w:hAnsi="Courier New" w:cs="Courier New" w:hint="default"/>
+      </w:rPr>
+    </w:lvl>
+    <w:lvl w:ilvl="5" w:tplc="FFFFFFFF" w:tentative="1">
+      <w:start w:val="1"/>
+      <w:numFmt w:val="bullet"/>
+      <w:lvlText w:val=""/>
+      <w:lvlJc w:val="left"/>
+      <w:pPr>
+        <w:ind w:left="5029" w:hanging="360"/>
+      </w:pPr>
+      <w:rPr>
+        <w:rFonts w:ascii="Wingdings" w:hAnsi="Wingdings" w:hint="default"/>
+      </w:rPr>
+    </w:lvl>
+    <w:lvl w:ilvl="6" w:tplc="FFFFFFFF" w:tentative="1">
+      <w:start w:val="1"/>
+      <w:numFmt w:val="bullet"/>
+      <w:lvlText w:val=""/>
+      <w:lvlJc w:val="left"/>
+      <w:pPr>
+        <w:ind w:left="5749" w:hanging="360"/>
+      </w:pPr>
+      <w:rPr>
+        <w:rFonts w:ascii="Symbol" w:hAnsi="Symbol" w:hint="default"/>
+      </w:rPr>
+    </w:lvl>
+    <w:lvl w:ilvl="7" w:tplc="FFFFFFFF" w:tentative="1">
+      <w:start w:val="1"/>
+      <w:numFmt w:val="bullet"/>
+      <w:lvlText w:val="o"/>
+      <w:lvlJc w:val="left"/>
+      <w:pPr>
+        <w:ind w:left="6469" w:hanging="360"/>
+      </w:pPr>
+      <w:rPr>
+        <w:rFonts w:ascii="Courier New" w:hAnsi="Courier New" w:cs="Courier New" w:hint="default"/>
+      </w:rPr>
+    </w:lvl>
+    <w:lvl w:ilvl="8" w:tplc="FFFFFFFF" w:tentative="1">
+      <w:start w:val="1"/>
+      <w:numFmt w:val="bullet"/>
+      <w:lvlText w:val=""/>
+      <w:lvlJc w:val="left"/>
+      <w:pPr>
+        <w:ind w:left="7189" w:hanging="360"/>
+      </w:pPr>
+      <w:rPr>
+        <w:rFonts w:ascii="Wingdings" w:hAnsi="Wingdings" w:hint="default"/>
+      </w:rPr>
+    </w:lvl>
+  </w:abstractNum>
+  <w:abstractNum w:abstractNumId="16" w15:restartNumberingAfterBreak="0">
+    <w:nsid w:val="5839521F"/>
+    <w:multiLevelType w:val="hybridMultilevel"/>
+    <w:tmpl w:val="802A4C44"/>
+    <w:lvl w:ilvl="0" w:tplc="04190001">
+      <w:start w:val="1"/>
+      <w:numFmt w:val="bullet"/>
+      <w:lvlText w:val=""/>
+      <w:lvlJc w:val="left"/>
+      <w:pPr>
+        <w:ind w:left="1429" w:hanging="360"/>
+      </w:pPr>
+      <w:rPr>
+        <w:rFonts w:ascii="Symbol" w:hAnsi="Symbol" w:hint="default"/>
+      </w:rPr>
+    </w:lvl>
+    <w:lvl w:ilvl="1" w:tplc="04190003" w:tentative="1">
+      <w:start w:val="1"/>
+      <w:numFmt w:val="bullet"/>
+      <w:lvlText w:val="o"/>
+      <w:lvlJc w:val="left"/>
+      <w:pPr>
+        <w:ind w:left="2149" w:hanging="360"/>
+      </w:pPr>
+      <w:rPr>
+        <w:rFonts w:ascii="Courier New" w:hAnsi="Courier New" w:cs="Courier New" w:hint="default"/>
+      </w:rPr>
+    </w:lvl>
+    <w:lvl w:ilvl="2" w:tplc="04190005" w:tentative="1">
+      <w:start w:val="1"/>
+      <w:numFmt w:val="bullet"/>
+      <w:lvlText w:val=""/>
+      <w:lvlJc w:val="left"/>
+      <w:pPr>
+        <w:ind w:left="2869" w:hanging="360"/>
+      </w:pPr>
+      <w:rPr>
+        <w:rFonts w:ascii="Wingdings" w:hAnsi="Wingdings" w:hint="default"/>
+      </w:rPr>
+    </w:lvl>
+    <w:lvl w:ilvl="3" w:tplc="04190001" w:tentative="1">
+      <w:start w:val="1"/>
+      <w:numFmt w:val="bullet"/>
+      <w:lvlText w:val=""/>
+      <w:lvlJc w:val="left"/>
+      <w:pPr>
+        <w:ind w:left="3589" w:hanging="360"/>
+      </w:pPr>
+      <w:rPr>
+        <w:rFonts w:ascii="Symbol" w:hAnsi="Symbol" w:hint="default"/>
+      </w:rPr>
+    </w:lvl>
+    <w:lvl w:ilvl="4" w:tplc="04190003" w:tentative="1">
+      <w:start w:val="1"/>
+      <w:numFmt w:val="bullet"/>
+      <w:lvlText w:val="o"/>
+      <w:lvlJc w:val="left"/>
+      <w:pPr>
+        <w:ind w:left="4309" w:hanging="360"/>
+      </w:pPr>
+      <w:rPr>
+        <w:rFonts w:ascii="Courier New" w:hAnsi="Courier New" w:cs="Courier New" w:hint="default"/>
+      </w:rPr>
+    </w:lvl>
+    <w:lvl w:ilvl="5" w:tplc="04190005" w:tentative="1">
+      <w:start w:val="1"/>
+      <w:numFmt w:val="bullet"/>
+      <w:lvlText w:val=""/>
+      <w:lvlJc w:val="left"/>
+      <w:pPr>
+        <w:ind w:left="5029" w:hanging="360"/>
+      </w:pPr>
+      <w:rPr>
+        <w:rFonts w:ascii="Wingdings" w:hAnsi="Wingdings" w:hint="default"/>
+      </w:rPr>
+    </w:lvl>
+    <w:lvl w:ilvl="6" w:tplc="04190001" w:tentative="1">
+      <w:start w:val="1"/>
+      <w:numFmt w:val="bullet"/>
+      <w:lvlText w:val=""/>
+      <w:lvlJc w:val="left"/>
+      <w:pPr>
+        <w:ind w:left="5749" w:hanging="360"/>
+      </w:pPr>
+      <w:rPr>
+        <w:rFonts w:ascii="Symbol" w:hAnsi="Symbol" w:hint="default"/>
+      </w:rPr>
+    </w:lvl>
+    <w:lvl w:ilvl="7" w:tplc="04190003" w:tentative="1">
+      <w:start w:val="1"/>
+      <w:numFmt w:val="bullet"/>
+      <w:lvlText w:val="o"/>
+      <w:lvlJc w:val="left"/>
+      <w:pPr>
+        <w:ind w:left="6469" w:hanging="360"/>
+      </w:pPr>
+      <w:rPr>
+        <w:rFonts w:ascii="Courier New" w:hAnsi="Courier New" w:cs="Courier New" w:hint="default"/>
+      </w:rPr>
+    </w:lvl>
+    <w:lvl w:ilvl="8" w:tplc="04190005" w:tentative="1">
+      <w:start w:val="1"/>
+      <w:numFmt w:val="bullet"/>
+      <w:lvlText w:val=""/>
+      <w:lvlJc w:val="left"/>
+      <w:pPr>
+        <w:ind w:left="7189" w:hanging="360"/>
+      </w:pPr>
+      <w:rPr>
+        <w:rFonts w:ascii="Wingdings" w:hAnsi="Wingdings" w:hint="default"/>
+      </w:rPr>
+    </w:lvl>
+  </w:abstractNum>
+  <w:abstractNum w:abstractNumId="17" w15:restartNumberingAfterBreak="0">
+    <w:nsid w:val="59212064"/>
+    <w:multiLevelType w:val="multilevel"/>
+    <w:tmpl w:val="9AE6EEDE"/>
+    <w:lvl w:ilvl="0">
+      <w:start w:val="1"/>
+      <w:numFmt w:val="bullet"/>
+      <w:lvlText w:val=""/>
+      <w:lvlJc w:val="left"/>
+      <w:pPr>
+        <w:tabs>
+          <w:tab w:val="num" w:pos="720"/>
+        </w:tabs>
+        <w:ind w:left="720" w:hanging="360"/>
+      </w:pPr>
+      <w:rPr>
+        <w:rFonts w:ascii="Symbol" w:hAnsi="Symbol" w:hint="default"/>
+        <w:sz w:val="20"/>
+      </w:rPr>
+    </w:lvl>
+    <w:lvl w:ilvl="1">
+      <w:start w:val="1"/>
+      <w:numFmt w:val="bullet"/>
+      <w:lvlText w:val="o"/>
+      <w:lvlJc w:val="left"/>
+      <w:pPr>
+        <w:tabs>
+          <w:tab w:val="num" w:pos="1440"/>
+        </w:tabs>
+        <w:ind w:left="1440" w:hanging="360"/>
+      </w:pPr>
+      <w:rPr>
+        <w:rFonts w:ascii="Courier New" w:hAnsi="Courier New" w:hint="default"/>
+        <w:sz w:val="20"/>
+      </w:rPr>
+    </w:lvl>
+    <w:lvl w:ilvl="2" w:tentative="1">
+      <w:start w:val="1"/>
+      <w:numFmt w:val="bullet"/>
+      <w:lvlText w:val=""/>
+      <w:lvlJc w:val="left"/>
+      <w:pPr>
+        <w:tabs>
+          <w:tab w:val="num" w:pos="2160"/>
+        </w:tabs>
+        <w:ind w:left="2160" w:hanging="360"/>
+      </w:pPr>
+      <w:rPr>
+        <w:rFonts w:ascii="Wingdings" w:hAnsi="Wingdings" w:hint="default"/>
+        <w:sz w:val="20"/>
+      </w:rPr>
+    </w:lvl>
+    <w:lvl w:ilvl="3" w:tentative="1">
+      <w:start w:val="1"/>
+      <w:numFmt w:val="bullet"/>
+      <w:lvlText w:val=""/>
+      <w:lvlJc w:val="left"/>
+      <w:pPr>
+        <w:tabs>
+          <w:tab w:val="num" w:pos="2880"/>
+        </w:tabs>
+        <w:ind w:left="2880" w:hanging="360"/>
+      </w:pPr>
+      <w:rPr>
+        <w:rFonts w:ascii="Wingdings" w:hAnsi="Wingdings" w:hint="default"/>
+        <w:sz w:val="20"/>
+      </w:rPr>
+    </w:lvl>
+    <w:lvl w:ilvl="4" w:tentative="1">
+      <w:start w:val="1"/>
+      <w:numFmt w:val="bullet"/>
+      <w:lvlText w:val=""/>
+      <w:lvlJc w:val="left"/>
+      <w:pPr>
+        <w:tabs>
+          <w:tab w:val="num" w:pos="3600"/>
+        </w:tabs>
+        <w:ind w:left="3600" w:hanging="360"/>
+      </w:pPr>
+      <w:rPr>
+        <w:rFonts w:ascii="Wingdings" w:hAnsi="Wingdings" w:hint="default"/>
+        <w:sz w:val="20"/>
+      </w:rPr>
+    </w:lvl>
+    <w:lvl w:ilvl="5" w:tentative="1">
+      <w:start w:val="1"/>
+      <w:numFmt w:val="bullet"/>
+      <w:lvlText w:val=""/>
+      <w:lvlJc w:val="left"/>
+      <w:pPr>
+        <w:tabs>
+          <w:tab w:val="num" w:pos="4320"/>
+        </w:tabs>
+        <w:ind w:left="4320" w:hanging="360"/>
+      </w:pPr>
+      <w:rPr>
+        <w:rFonts w:ascii="Wingdings" w:hAnsi="Wingdings" w:hint="default"/>
+        <w:sz w:val="20"/>
+      </w:rPr>
+    </w:lvl>
+    <w:lvl w:ilvl="6" w:tentative="1">
+      <w:start w:val="1"/>
+      <w:numFmt w:val="bullet"/>
+      <w:lvlText w:val=""/>
+      <w:lvlJc w:val="left"/>
+      <w:pPr>
+        <w:tabs>
+          <w:tab w:val="num" w:pos="5040"/>
+        </w:tabs>
+        <w:ind w:left="5040" w:hanging="360"/>
+      </w:pPr>
+      <w:rPr>
+        <w:rFonts w:ascii="Wingdings" w:hAnsi="Wingdings" w:hint="default"/>
+        <w:sz w:val="20"/>
+      </w:rPr>
+    </w:lvl>
+    <w:lvl w:ilvl="7" w:tentative="1">
+      <w:start w:val="1"/>
+      <w:numFmt w:val="bullet"/>
+      <w:lvlText w:val=""/>
+      <w:lvlJc w:val="left"/>
+      <w:pPr>
+        <w:tabs>
+          <w:tab w:val="num" w:pos="5760"/>
+        </w:tabs>
+        <w:ind w:left="5760" w:hanging="360"/>
+      </w:pPr>
+      <w:rPr>
+        <w:rFonts w:ascii="Wingdings" w:hAnsi="Wingdings" w:hint="default"/>
+        <w:sz w:val="20"/>
+      </w:rPr>
+    </w:lvl>
+    <w:lvl w:ilvl="8" w:tentative="1">
+      <w:start w:val="1"/>
+      <w:numFmt w:val="bullet"/>
+      <w:lvlText w:val=""/>
+      <w:lvlJc w:val="left"/>
+      <w:pPr>
+        <w:tabs>
+          <w:tab w:val="num" w:pos="6480"/>
+        </w:tabs>
+        <w:ind w:left="6480" w:hanging="360"/>
+      </w:pPr>
+      <w:rPr>
+        <w:rFonts w:ascii="Wingdings" w:hAnsi="Wingdings" w:hint="default"/>
+        <w:sz w:val="20"/>
+      </w:rPr>
+    </w:lvl>
+  </w:abstractNum>
+  <w:abstractNum w:abstractNumId="18" w15:restartNumberingAfterBreak="0">
+    <w:nsid w:val="59F84121"/>
+    <w:multiLevelType w:val="multilevel"/>
+    <w:tmpl w:val="BCF234E8"/>
+    <w:lvl w:ilvl="0">
+      <w:start w:val="1"/>
+      <w:numFmt w:val="bullet"/>
+      <w:lvlText w:val=""/>
+      <w:lvlJc w:val="left"/>
+      <w:pPr>
+        <w:tabs>
+          <w:tab w:val="num" w:pos="720"/>
+        </w:tabs>
+        <w:ind w:left="720" w:hanging="360"/>
+      </w:pPr>
+      <w:rPr>
+        <w:rFonts w:ascii="Symbol" w:hAnsi="Symbol" w:hint="default"/>
+        <w:sz w:val="20"/>
+      </w:rPr>
+    </w:lvl>
+    <w:lvl w:ilvl="1" w:tentative="1">
+      <w:start w:val="1"/>
+      <w:numFmt w:val="bullet"/>
+      <w:lvlText w:val="o"/>
+      <w:lvlJc w:val="left"/>
+      <w:pPr>
+        <w:tabs>
+          <w:tab w:val="num" w:pos="1440"/>
+        </w:tabs>
+        <w:ind w:left="1440" w:hanging="360"/>
+      </w:pPr>
+      <w:rPr>
+        <w:rFonts w:ascii="Courier New" w:hAnsi="Courier New" w:hint="default"/>
+        <w:sz w:val="20"/>
+      </w:rPr>
+    </w:lvl>
+    <w:lvl w:ilvl="2" w:tentative="1">
+      <w:start w:val="1"/>
+      <w:numFmt w:val="bullet"/>
+      <w:lvlText w:val=""/>
+      <w:lvlJc w:val="left"/>
+      <w:pPr>
+        <w:tabs>
+          <w:tab w:val="num" w:pos="2160"/>
+        </w:tabs>
+        <w:ind w:left="2160" w:hanging="360"/>
+      </w:pPr>
+      <w:rPr>
+        <w:rFonts w:ascii="Wingdings" w:hAnsi="Wingdings" w:hint="default"/>
+        <w:sz w:val="20"/>
+      </w:rPr>
+    </w:lvl>
+    <w:lvl w:ilvl="3" w:tentative="1">
+      <w:start w:val="1"/>
+      <w:numFmt w:val="bullet"/>
+      <w:lvlText w:val=""/>
+      <w:lvlJc w:val="left"/>
+      <w:pPr>
+        <w:tabs>
+          <w:tab w:val="num" w:pos="2880"/>
+        </w:tabs>
+        <w:ind w:left="2880" w:hanging="360"/>
+      </w:pPr>
+      <w:rPr>
+        <w:rFonts w:ascii="Wingdings" w:hAnsi="Wingdings" w:hint="default"/>
+        <w:sz w:val="20"/>
+      </w:rPr>
+    </w:lvl>
+    <w:lvl w:ilvl="4" w:tentative="1">
+      <w:start w:val="1"/>
+      <w:numFmt w:val="bullet"/>
+      <w:lvlText w:val=""/>
+      <w:lvlJc w:val="left"/>
+      <w:pPr>
+        <w:tabs>
+          <w:tab w:val="num" w:pos="3600"/>
+        </w:tabs>
+        <w:ind w:left="3600" w:hanging="360"/>
+      </w:pPr>
+      <w:rPr>
+        <w:rFonts w:ascii="Wingdings" w:hAnsi="Wingdings" w:hint="default"/>
+        <w:sz w:val="20"/>
+      </w:rPr>
+    </w:lvl>
+    <w:lvl w:ilvl="5" w:tentative="1">
+      <w:start w:val="1"/>
+      <w:numFmt w:val="bullet"/>
+      <w:lvlText w:val=""/>
+      <w:lvlJc w:val="left"/>
+      <w:pPr>
+        <w:tabs>
+          <w:tab w:val="num" w:pos="4320"/>
+        </w:tabs>
+        <w:ind w:left="4320" w:hanging="360"/>
+      </w:pPr>
+      <w:rPr>
+        <w:rFonts w:ascii="Wingdings" w:hAnsi="Wingdings" w:hint="default"/>
+        <w:sz w:val="20"/>
+      </w:rPr>
+    </w:lvl>
+    <w:lvl w:ilvl="6" w:tentative="1">
+      <w:start w:val="1"/>
+      <w:numFmt w:val="bullet"/>
+      <w:lvlText w:val=""/>
+      <w:lvlJc w:val="left"/>
+      <w:pPr>
+        <w:tabs>
+          <w:tab w:val="num" w:pos="5040"/>
+        </w:tabs>
+        <w:ind w:left="5040" w:hanging="360"/>
+      </w:pPr>
+      <w:rPr>
+        <w:rFonts w:ascii="Wingdings" w:hAnsi="Wingdings" w:hint="default"/>
+        <w:sz w:val="20"/>
+      </w:rPr>
+    </w:lvl>
+    <w:lvl w:ilvl="7" w:tentative="1">
+      <w:start w:val="1"/>
+      <w:numFmt w:val="bullet"/>
+      <w:lvlText w:val=""/>
+      <w:lvlJc w:val="left"/>
+      <w:pPr>
+        <w:tabs>
+          <w:tab w:val="num" w:pos="5760"/>
+        </w:tabs>
+        <w:ind w:left="5760" w:hanging="360"/>
+      </w:pPr>
+      <w:rPr>
+        <w:rFonts w:ascii="Wingdings" w:hAnsi="Wingdings" w:hint="default"/>
+        <w:sz w:val="20"/>
+      </w:rPr>
+    </w:lvl>
+    <w:lvl w:ilvl="8" w:tentative="1">
+      <w:start w:val="1"/>
+      <w:numFmt w:val="bullet"/>
+      <w:lvlText w:val=""/>
+      <w:lvlJc w:val="left"/>
+      <w:pPr>
+        <w:tabs>
+          <w:tab w:val="num" w:pos="6480"/>
+        </w:tabs>
+        <w:ind w:left="6480" w:hanging="360"/>
+      </w:pPr>
+      <w:rPr>
+        <w:rFonts w:ascii="Wingdings" w:hAnsi="Wingdings" w:hint="default"/>
+        <w:sz w:val="20"/>
+      </w:rPr>
+    </w:lvl>
+  </w:abstractNum>
+  <w:abstractNum w:abstractNumId="19" w15:restartNumberingAfterBreak="0">
+    <w:nsid w:val="5CDB02B6"/>
+    <w:multiLevelType w:val="multilevel"/>
+    <w:tmpl w:val="39BAE820"/>
+    <w:lvl w:ilvl="0">
+      <w:start w:val="1"/>
+      <w:numFmt w:val="bullet"/>
+      <w:lvlText w:val=""/>
+      <w:lvlJc w:val="left"/>
+      <w:pPr>
+        <w:tabs>
+          <w:tab w:val="num" w:pos="720"/>
+        </w:tabs>
+        <w:ind w:left="720" w:hanging="360"/>
+      </w:pPr>
+      <w:rPr>
+        <w:rFonts w:ascii="Symbol" w:hAnsi="Symbol" w:hint="default"/>
+        <w:sz w:val="20"/>
+      </w:rPr>
+    </w:lvl>
+    <w:lvl w:ilvl="1" w:tentative="1">
+      <w:start w:val="1"/>
+      <w:numFmt w:val="bullet"/>
+      <w:lvlText w:val="o"/>
+      <w:lvlJc w:val="left"/>
+      <w:pPr>
+        <w:tabs>
+          <w:tab w:val="num" w:pos="1440"/>
+        </w:tabs>
+        <w:ind w:left="1440" w:hanging="360"/>
+      </w:pPr>
+      <w:rPr>
+        <w:rFonts w:ascii="Courier New" w:hAnsi="Courier New" w:hint="default"/>
+        <w:sz w:val="20"/>
+      </w:rPr>
+    </w:lvl>
+    <w:lvl w:ilvl="2" w:tentative="1">
+      <w:start w:val="1"/>
+      <w:numFmt w:val="bullet"/>
+      <w:lvlText w:val=""/>
+      <w:lvlJc w:val="left"/>
+      <w:pPr>
+        <w:tabs>
+          <w:tab w:val="num" w:pos="2160"/>
+        </w:tabs>
+        <w:ind w:left="2160" w:hanging="360"/>
+      </w:pPr>
+      <w:rPr>
+        <w:rFonts w:ascii="Wingdings" w:hAnsi="Wingdings" w:hint="default"/>
+        <w:sz w:val="20"/>
+      </w:rPr>
+    </w:lvl>
+    <w:lvl w:ilvl="3" w:tentative="1">
+      <w:start w:val="1"/>
+      <w:numFmt w:val="bullet"/>
+      <w:lvlText w:val=""/>
+      <w:lvlJc w:val="left"/>
+      <w:pPr>
+        <w:tabs>
+          <w:tab w:val="num" w:pos="2880"/>
+        </w:tabs>
+        <w:ind w:left="2880" w:hanging="360"/>
+      </w:pPr>
+      <w:rPr>
+        <w:rFonts w:ascii="Wingdings" w:hAnsi="Wingdings" w:hint="default"/>
+        <w:sz w:val="20"/>
+      </w:rPr>
+    </w:lvl>
+    <w:lvl w:ilvl="4" w:tentative="1">
+      <w:start w:val="1"/>
+      <w:numFmt w:val="bullet"/>
+      <w:lvlText w:val=""/>
+      <w:lvlJc w:val="left"/>
+      <w:pPr>
+        <w:tabs>
+          <w:tab w:val="num" w:pos="3600"/>
+        </w:tabs>
+        <w:ind w:left="3600" w:hanging="360"/>
+      </w:pPr>
+      <w:rPr>
+        <w:rFonts w:ascii="Wingdings" w:hAnsi="Wingdings" w:hint="default"/>
+        <w:sz w:val="20"/>
+      </w:rPr>
+    </w:lvl>
+    <w:lvl w:ilvl="5" w:tentative="1">
+      <w:start w:val="1"/>
+      <w:numFmt w:val="bullet"/>
+      <w:lvlText w:val=""/>
+      <w:lvlJc w:val="left"/>
+      <w:pPr>
+        <w:tabs>
+          <w:tab w:val="num" w:pos="4320"/>
+        </w:tabs>
+        <w:ind w:left="4320" w:hanging="360"/>
+      </w:pPr>
+      <w:rPr>
+        <w:rFonts w:ascii="Wingdings" w:hAnsi="Wingdings" w:hint="default"/>
+        <w:sz w:val="20"/>
+      </w:rPr>
+    </w:lvl>
+    <w:lvl w:ilvl="6" w:tentative="1">
+      <w:start w:val="1"/>
+      <w:numFmt w:val="bullet"/>
+      <w:lvlText w:val=""/>
+      <w:lvlJc w:val="left"/>
+      <w:pPr>
+        <w:tabs>
+          <w:tab w:val="num" w:pos="5040"/>
+        </w:tabs>
+        <w:ind w:left="5040" w:hanging="360"/>
+      </w:pPr>
+      <w:rPr>
+        <w:rFonts w:ascii="Wingdings" w:hAnsi="Wingdings" w:hint="default"/>
+        <w:sz w:val="20"/>
+      </w:rPr>
+    </w:lvl>
+    <w:lvl w:ilvl="7" w:tentative="1">
+      <w:start w:val="1"/>
+      <w:numFmt w:val="bullet"/>
+      <w:lvlText w:val=""/>
+      <w:lvlJc w:val="left"/>
+      <w:pPr>
+        <w:tabs>
+          <w:tab w:val="num" w:pos="5760"/>
+        </w:tabs>
+        <w:ind w:left="5760" w:hanging="360"/>
+      </w:pPr>
+      <w:rPr>
+        <w:rFonts w:ascii="Wingdings" w:hAnsi="Wingdings" w:hint="default"/>
+        <w:sz w:val="20"/>
+      </w:rPr>
+    </w:lvl>
+    <w:lvl w:ilvl="8" w:tentative="1">
+      <w:start w:val="1"/>
+      <w:numFmt w:val="bullet"/>
+      <w:lvlText w:val=""/>
+      <w:lvlJc w:val="left"/>
+      <w:pPr>
+        <w:tabs>
+          <w:tab w:val="num" w:pos="6480"/>
+        </w:tabs>
+        <w:ind w:left="6480" w:hanging="360"/>
+      </w:pPr>
+      <w:rPr>
+        <w:rFonts w:ascii="Wingdings" w:hAnsi="Wingdings" w:hint="default"/>
+        <w:sz w:val="20"/>
+      </w:rPr>
+    </w:lvl>
+  </w:abstractNum>
+  <w:abstractNum w:abstractNumId="20" w15:restartNumberingAfterBreak="0">
+    <w:nsid w:val="5E330FA1"/>
+    <w:multiLevelType w:val="multilevel"/>
+    <w:tmpl w:val="8EE0C91A"/>
+    <w:lvl w:ilvl="0">
+      <w:start w:val="1"/>
+      <w:numFmt w:val="bullet"/>
+      <w:lvlText w:val=""/>
+      <w:lvlJc w:val="left"/>
+      <w:pPr>
+        <w:tabs>
+          <w:tab w:val="num" w:pos="720"/>
+        </w:tabs>
+        <w:ind w:left="720" w:hanging="360"/>
+      </w:pPr>
+      <w:rPr>
+        <w:rFonts w:ascii="Symbol" w:hAnsi="Symbol" w:hint="default"/>
+        <w:sz w:val="20"/>
+      </w:rPr>
+    </w:lvl>
+    <w:lvl w:ilvl="1" w:tentative="1">
+      <w:start w:val="1"/>
+      <w:numFmt w:val="bullet"/>
+      <w:lvlText w:val="o"/>
+      <w:lvlJc w:val="left"/>
+      <w:pPr>
+        <w:tabs>
+          <w:tab w:val="num" w:pos="1440"/>
+        </w:tabs>
+        <w:ind w:left="1440" w:hanging="360"/>
+      </w:pPr>
+      <w:rPr>
+        <w:rFonts w:ascii="Courier New" w:hAnsi="Courier New" w:hint="default"/>
+        <w:sz w:val="20"/>
+      </w:rPr>
+    </w:lvl>
+    <w:lvl w:ilvl="2" w:tentative="1">
+      <w:start w:val="1"/>
+      <w:numFmt w:val="bullet"/>
+      <w:lvlText w:val=""/>
+      <w:lvlJc w:val="left"/>
+      <w:pPr>
+        <w:tabs>
+          <w:tab w:val="num" w:pos="2160"/>
+        </w:tabs>
+        <w:ind w:left="2160" w:hanging="360"/>
+      </w:pPr>
+      <w:rPr>
+        <w:rFonts w:ascii="Wingdings" w:hAnsi="Wingdings" w:hint="default"/>
+        <w:sz w:val="20"/>
+      </w:rPr>
+    </w:lvl>
+    <w:lvl w:ilvl="3" w:tentative="1">
+      <w:start w:val="1"/>
+      <w:numFmt w:val="bullet"/>
+      <w:lvlText w:val=""/>
+      <w:lvlJc w:val="left"/>
+      <w:pPr>
+        <w:tabs>
+          <w:tab w:val="num" w:pos="2880"/>
+        </w:tabs>
+        <w:ind w:left="2880" w:hanging="360"/>
+      </w:pPr>
+      <w:rPr>
+        <w:rFonts w:ascii="Wingdings" w:hAnsi="Wingdings" w:hint="default"/>
+        <w:sz w:val="20"/>
+      </w:rPr>
+    </w:lvl>
+    <w:lvl w:ilvl="4" w:tentative="1">
+      <w:start w:val="1"/>
+      <w:numFmt w:val="bullet"/>
+      <w:lvlText w:val=""/>
+      <w:lvlJc w:val="left"/>
+      <w:pPr>
+        <w:tabs>
+          <w:tab w:val="num" w:pos="3600"/>
+        </w:tabs>
+        <w:ind w:left="3600" w:hanging="360"/>
+      </w:pPr>
+      <w:rPr>
+        <w:rFonts w:ascii="Wingdings" w:hAnsi="Wingdings" w:hint="default"/>
+        <w:sz w:val="20"/>
+      </w:rPr>
+    </w:lvl>
+    <w:lvl w:ilvl="5" w:tentative="1">
+      <w:start w:val="1"/>
+      <w:numFmt w:val="bullet"/>
+      <w:lvlText w:val=""/>
+      <w:lvlJc w:val="left"/>
+      <w:pPr>
+        <w:tabs>
+          <w:tab w:val="num" w:pos="4320"/>
+        </w:tabs>
+        <w:ind w:left="4320" w:hanging="360"/>
+      </w:pPr>
+      <w:rPr>
+        <w:rFonts w:ascii="Wingdings" w:hAnsi="Wingdings" w:hint="default"/>
+        <w:sz w:val="20"/>
+      </w:rPr>
+    </w:lvl>
+    <w:lvl w:ilvl="6" w:tentative="1">
+      <w:start w:val="1"/>
+      <w:numFmt w:val="bullet"/>
+      <w:lvlText w:val=""/>
+      <w:lvlJc w:val="left"/>
+      <w:pPr>
+        <w:tabs>
+          <w:tab w:val="num" w:pos="5040"/>
+        </w:tabs>
+        <w:ind w:left="5040" w:hanging="360"/>
+      </w:pPr>
+      <w:rPr>
+        <w:rFonts w:ascii="Wingdings" w:hAnsi="Wingdings" w:hint="default"/>
+        <w:sz w:val="20"/>
+      </w:rPr>
+    </w:lvl>
+    <w:lvl w:ilvl="7" w:tentative="1">
+      <w:start w:val="1"/>
+      <w:numFmt w:val="bullet"/>
+      <w:lvlText w:val=""/>
+      <w:lvlJc w:val="left"/>
+      <w:pPr>
+        <w:tabs>
+          <w:tab w:val="num" w:pos="5760"/>
+        </w:tabs>
+        <w:ind w:left="5760" w:hanging="360"/>
+      </w:pPr>
+      <w:rPr>
+        <w:rFonts w:ascii="Wingdings" w:hAnsi="Wingdings" w:hint="default"/>
+        <w:sz w:val="20"/>
+      </w:rPr>
+    </w:lvl>
+    <w:lvl w:ilvl="8" w:tentative="1">
+      <w:start w:val="1"/>
+      <w:numFmt w:val="bullet"/>
+      <w:lvlText w:val=""/>
+      <w:lvlJc w:val="left"/>
+      <w:pPr>
+        <w:tabs>
+          <w:tab w:val="num" w:pos="6480"/>
+        </w:tabs>
+        <w:ind w:left="6480" w:hanging="360"/>
+      </w:pPr>
+      <w:rPr>
+        <w:rFonts w:ascii="Wingdings" w:hAnsi="Wingdings" w:hint="default"/>
+        <w:sz w:val="20"/>
+      </w:rPr>
+    </w:lvl>
+  </w:abstractNum>
+  <w:abstractNum w:abstractNumId="21" w15:restartNumberingAfterBreak="0">
+    <w:nsid w:val="5F5F0BB9"/>
+    <w:multiLevelType w:val="hybridMultilevel"/>
+    <w:tmpl w:val="C3B0AAD4"/>
+    <w:lvl w:ilvl="0" w:tplc="04190001">
+      <w:start w:val="1"/>
+      <w:numFmt w:val="bullet"/>
+      <w:lvlText w:val=""/>
+      <w:lvlJc w:val="left"/>
+      <w:pPr>
+        <w:ind w:left="1429" w:hanging="360"/>
+      </w:pPr>
+      <w:rPr>
+        <w:rFonts w:ascii="Symbol" w:hAnsi="Symbol" w:hint="default"/>
+      </w:rPr>
+    </w:lvl>
+    <w:lvl w:ilvl="1" w:tplc="04190003" w:tentative="1">
+      <w:start w:val="1"/>
+      <w:numFmt w:val="bullet"/>
+      <w:lvlText w:val="o"/>
+      <w:lvlJc w:val="left"/>
+      <w:pPr>
+        <w:ind w:left="2149" w:hanging="360"/>
+      </w:pPr>
+      <w:rPr>
+        <w:rFonts w:ascii="Courier New" w:hAnsi="Courier New" w:cs="Courier New" w:hint="default"/>
+      </w:rPr>
+    </w:lvl>
+    <w:lvl w:ilvl="2" w:tplc="04190005" w:tentative="1">
+      <w:start w:val="1"/>
+      <w:numFmt w:val="bullet"/>
+      <w:lvlText w:val=""/>
+      <w:lvlJc w:val="left"/>
+      <w:pPr>
+        <w:ind w:left="2869" w:hanging="360"/>
+      </w:pPr>
+      <w:rPr>
+        <w:rFonts w:ascii="Wingdings" w:hAnsi="Wingdings" w:hint="default"/>
+      </w:rPr>
+    </w:lvl>
+    <w:lvl w:ilvl="3" w:tplc="04190001" w:tentative="1">
+      <w:start w:val="1"/>
+      <w:numFmt w:val="bullet"/>
+      <w:lvlText w:val=""/>
+      <w:lvlJc w:val="left"/>
+      <w:pPr>
+        <w:ind w:left="3589" w:hanging="360"/>
+      </w:pPr>
+      <w:rPr>
+        <w:rFonts w:ascii="Symbol" w:hAnsi="Symbol" w:hint="default"/>
+      </w:rPr>
+    </w:lvl>
+    <w:lvl w:ilvl="4" w:tplc="04190003" w:tentative="1">
+      <w:start w:val="1"/>
+      <w:numFmt w:val="bullet"/>
+      <w:lvlText w:val="o"/>
+      <w:lvlJc w:val="left"/>
+      <w:pPr>
+        <w:ind w:left="4309" w:hanging="360"/>
+      </w:pPr>
+      <w:rPr>
+        <w:rFonts w:ascii="Courier New" w:hAnsi="Courier New" w:cs="Courier New" w:hint="default"/>
+      </w:rPr>
+    </w:lvl>
+    <w:lvl w:ilvl="5" w:tplc="04190005" w:tentative="1">
+      <w:start w:val="1"/>
+      <w:numFmt w:val="bullet"/>
+      <w:lvlText w:val=""/>
+      <w:lvlJc w:val="left"/>
+      <w:pPr>
+        <w:ind w:left="5029" w:hanging="360"/>
+      </w:pPr>
+      <w:rPr>
+        <w:rFonts w:ascii="Wingdings" w:hAnsi="Wingdings" w:hint="default"/>
+      </w:rPr>
+    </w:lvl>
+    <w:lvl w:ilvl="6" w:tplc="04190001" w:tentative="1">
+      <w:start w:val="1"/>
+      <w:numFmt w:val="bullet"/>
+      <w:lvlText w:val=""/>
+      <w:lvlJc w:val="left"/>
+      <w:pPr>
+        <w:ind w:left="5749" w:hanging="360"/>
+      </w:pPr>
+      <w:rPr>
+        <w:rFonts w:ascii="Symbol" w:hAnsi="Symbol" w:hint="default"/>
+      </w:rPr>
+    </w:lvl>
+    <w:lvl w:ilvl="7" w:tplc="04190003" w:tentative="1">
+      <w:start w:val="1"/>
+      <w:numFmt w:val="bullet"/>
+      <w:lvlText w:val="o"/>
+      <w:lvlJc w:val="left"/>
+      <w:pPr>
+        <w:ind w:left="6469" w:hanging="360"/>
+      </w:pPr>
+      <w:rPr>
+        <w:rFonts w:ascii="Courier New" w:hAnsi="Courier New" w:cs="Courier New" w:hint="default"/>
+      </w:rPr>
+    </w:lvl>
+    <w:lvl w:ilvl="8" w:tplc="04190005" w:tentative="1">
+      <w:start w:val="1"/>
+      <w:numFmt w:val="bullet"/>
+      <w:lvlText w:val=""/>
+      <w:lvlJc w:val="left"/>
+      <w:pPr>
+        <w:ind w:left="7189" w:hanging="360"/>
+      </w:pPr>
+      <w:rPr>
+        <w:rFonts w:ascii="Wingdings" w:hAnsi="Wingdings" w:hint="default"/>
+      </w:rPr>
+    </w:lvl>
+  </w:abstractNum>
+  <w:abstractNum w:abstractNumId="22" w15:restartNumberingAfterBreak="0">
+    <w:nsid w:val="604E6BBA"/>
+    <w:multiLevelType w:val="hybridMultilevel"/>
+    <w:tmpl w:val="255A3AF8"/>
+    <w:lvl w:ilvl="0" w:tplc="04190001">
+      <w:start w:val="1"/>
+      <w:numFmt w:val="bullet"/>
+      <w:lvlText w:val=""/>
+      <w:lvlJc w:val="left"/>
+      <w:pPr>
+        <w:ind w:left="1429" w:hanging="360"/>
+      </w:pPr>
+      <w:rPr>
+        <w:rFonts w:ascii="Symbol" w:hAnsi="Symbol" w:hint="default"/>
+      </w:rPr>
+    </w:lvl>
+    <w:lvl w:ilvl="1" w:tplc="04190003" w:tentative="1">
+      <w:start w:val="1"/>
+      <w:numFmt w:val="bullet"/>
+      <w:lvlText w:val="o"/>
+      <w:lvlJc w:val="left"/>
+      <w:pPr>
+        <w:ind w:left="2149" w:hanging="360"/>
+      </w:pPr>
+      <w:rPr>
+        <w:rFonts w:ascii="Courier New" w:hAnsi="Courier New" w:cs="Courier New" w:hint="default"/>
+      </w:rPr>
+    </w:lvl>
+    <w:lvl w:ilvl="2" w:tplc="04190005" w:tentative="1">
+      <w:start w:val="1"/>
+      <w:numFmt w:val="bullet"/>
+      <w:lvlText w:val=""/>
+      <w:lvlJc w:val="left"/>
+      <w:pPr>
+        <w:ind w:left="2869" w:hanging="360"/>
+      </w:pPr>
+      <w:rPr>
+        <w:rFonts w:ascii="Wingdings" w:hAnsi="Wingdings" w:hint="default"/>
+      </w:rPr>
+    </w:lvl>
+    <w:lvl w:ilvl="3" w:tplc="04190001" w:tentative="1">
+      <w:start w:val="1"/>
+      <w:numFmt w:val="bullet"/>
+      <w:lvlText w:val=""/>
+      <w:lvlJc w:val="left"/>
+      <w:pPr>
+        <w:ind w:left="3589" w:hanging="360"/>
+      </w:pPr>
+      <w:rPr>
+        <w:rFonts w:ascii="Symbol" w:hAnsi="Symbol" w:hint="default"/>
+      </w:rPr>
+    </w:lvl>
+    <w:lvl w:ilvl="4" w:tplc="04190003" w:tentative="1">
+      <w:start w:val="1"/>
+      <w:numFmt w:val="bullet"/>
+      <w:lvlText w:val="o"/>
+      <w:lvlJc w:val="left"/>
+      <w:pPr>
+        <w:ind w:left="4309" w:hanging="360"/>
+      </w:pPr>
+      <w:rPr>
+        <w:rFonts w:ascii="Courier New" w:hAnsi="Courier New" w:cs="Courier New" w:hint="default"/>
+      </w:rPr>
+    </w:lvl>
+    <w:lvl w:ilvl="5" w:tplc="04190005" w:tentative="1">
+      <w:start w:val="1"/>
+      <w:numFmt w:val="bullet"/>
+      <w:lvlText w:val=""/>
+      <w:lvlJc w:val="left"/>
+      <w:pPr>
+        <w:ind w:left="5029" w:hanging="360"/>
+      </w:pPr>
+      <w:rPr>
+        <w:rFonts w:ascii="Wingdings" w:hAnsi="Wingdings" w:hint="default"/>
+      </w:rPr>
+    </w:lvl>
+    <w:lvl w:ilvl="6" w:tplc="04190001" w:tentative="1">
+      <w:start w:val="1"/>
+      <w:numFmt w:val="bullet"/>
+      <w:lvlText w:val=""/>
+      <w:lvlJc w:val="left"/>
+      <w:pPr>
+        <w:ind w:left="5749" w:hanging="360"/>
+      </w:pPr>
+      <w:rPr>
+        <w:rFonts w:ascii="Symbol" w:hAnsi="Symbol" w:hint="default"/>
+      </w:rPr>
+    </w:lvl>
+    <w:lvl w:ilvl="7" w:tplc="04190003" w:tentative="1">
+      <w:start w:val="1"/>
+      <w:numFmt w:val="bullet"/>
+      <w:lvlText w:val="o"/>
+      <w:lvlJc w:val="left"/>
+      <w:pPr>
+        <w:ind w:left="6469" w:hanging="360"/>
+      </w:pPr>
+      <w:rPr>
+        <w:rFonts w:ascii="Courier New" w:hAnsi="Courier New" w:cs="Courier New" w:hint="default"/>
+      </w:rPr>
+    </w:lvl>
+    <w:lvl w:ilvl="8" w:tplc="04190005" w:tentative="1">
+      <w:start w:val="1"/>
+      <w:numFmt w:val="bullet"/>
+      <w:lvlText w:val=""/>
+      <w:lvlJc w:val="left"/>
+      <w:pPr>
+        <w:ind w:left="7189" w:hanging="360"/>
+      </w:pPr>
+      <w:rPr>
+        <w:rFonts w:ascii="Wingdings" w:hAnsi="Wingdings" w:hint="default"/>
+      </w:rPr>
+    </w:lvl>
+  </w:abstractNum>
+  <w:abstractNum w:abstractNumId="23" w15:restartNumberingAfterBreak="0">
+    <w:nsid w:val="62953543"/>
+    <w:multiLevelType w:val="hybridMultilevel"/>
+    <w:tmpl w:val="EE745AD2"/>
+    <w:lvl w:ilvl="0" w:tplc="04190001">
+      <w:start w:val="1"/>
+      <w:numFmt w:val="bullet"/>
+      <w:lvlText w:val=""/>
+      <w:lvlJc w:val="left"/>
+      <w:pPr>
+        <w:ind w:left="720" w:hanging="360"/>
+      </w:pPr>
+      <w:rPr>
+        <w:rFonts w:ascii="Symbol" w:hAnsi="Symbol" w:hint="default"/>
+      </w:rPr>
+    </w:lvl>
+    <w:lvl w:ilvl="1" w:tplc="04190003" w:tentative="1">
+      <w:start w:val="1"/>
+      <w:numFmt w:val="bullet"/>
+      <w:lvlText w:val="o"/>
+      <w:lvlJc w:val="left"/>
+      <w:pPr>
+        <w:ind w:left="1440" w:hanging="360"/>
+      </w:pPr>
+      <w:rPr>
+        <w:rFonts w:ascii="Courier New" w:hAnsi="Courier New" w:cs="Courier New" w:hint="default"/>
+      </w:rPr>
+    </w:lvl>
+    <w:lvl w:ilvl="2" w:tplc="04190005" w:tentative="1">
+      <w:start w:val="1"/>
+      <w:numFmt w:val="bullet"/>
+      <w:lvlText w:val=""/>
+      <w:lvlJc w:val="left"/>
+      <w:pPr>
+        <w:ind w:left="2160" w:hanging="360"/>
+      </w:pPr>
+      <w:rPr>
+        <w:rFonts w:ascii="Wingdings" w:hAnsi="Wingdings" w:hint="default"/>
+      </w:rPr>
+    </w:lvl>
+    <w:lvl w:ilvl="3" w:tplc="04190001" w:tentative="1">
+      <w:start w:val="1"/>
+      <w:numFmt w:val="bullet"/>
+      <w:lvlText w:val=""/>
+      <w:lvlJc w:val="left"/>
+      <w:pPr>
+        <w:ind w:left="2880" w:hanging="360"/>
+      </w:pPr>
+      <w:rPr>
+        <w:rFonts w:ascii="Symbol" w:hAnsi="Symbol" w:hint="default"/>
+      </w:rPr>
+    </w:lvl>
+    <w:lvl w:ilvl="4" w:tplc="04190003" w:tentative="1">
+      <w:start w:val="1"/>
+      <w:numFmt w:val="bullet"/>
+      <w:lvlText w:val="o"/>
+      <w:lvlJc w:val="left"/>
+      <w:pPr>
+        <w:ind w:left="3600" w:hanging="360"/>
+      </w:pPr>
+      <w:rPr>
+        <w:rFonts w:ascii="Courier New" w:hAnsi="Courier New" w:cs="Courier New" w:hint="default"/>
+      </w:rPr>
+    </w:lvl>
+    <w:lvl w:ilvl="5" w:tplc="04190005" w:tentative="1">
+      <w:start w:val="1"/>
+      <w:numFmt w:val="bullet"/>
+      <w:lvlText w:val=""/>
+      <w:lvlJc w:val="left"/>
+      <w:pPr>
+        <w:ind w:left="4320" w:hanging="360"/>
+      </w:pPr>
+      <w:rPr>
+        <w:rFonts w:ascii="Wingdings" w:hAnsi="Wingdings" w:hint="default"/>
+      </w:rPr>
+    </w:lvl>
+    <w:lvl w:ilvl="6" w:tplc="04190001" w:tentative="1">
+      <w:start w:val="1"/>
+      <w:numFmt w:val="bullet"/>
+      <w:lvlText w:val=""/>
+      <w:lvlJc w:val="left"/>
+      <w:pPr>
+        <w:ind w:left="5040" w:hanging="360"/>
+      </w:pPr>
+      <w:rPr>
+        <w:rFonts w:ascii="Symbol" w:hAnsi="Symbol" w:hint="default"/>
+      </w:rPr>
+    </w:lvl>
+    <w:lvl w:ilvl="7" w:tplc="04190003" w:tentative="1">
+      <w:start w:val="1"/>
+      <w:numFmt w:val="bullet"/>
+      <w:lvlText w:val="o"/>
+      <w:lvlJc w:val="left"/>
+      <w:pPr>
+        <w:ind w:left="5760" w:hanging="360"/>
+      </w:pPr>
+      <w:rPr>
+        <w:rFonts w:ascii="Courier New" w:hAnsi="Courier New" w:cs="Courier New" w:hint="default"/>
+      </w:rPr>
+    </w:lvl>
+    <w:lvl w:ilvl="8" w:tplc="04190005" w:tentative="1">
+      <w:start w:val="1"/>
+      <w:numFmt w:val="bullet"/>
+      <w:lvlText w:val=""/>
+      <w:lvlJc w:val="left"/>
+      <w:pPr>
+        <w:ind w:left="6480" w:hanging="360"/>
+      </w:pPr>
+      <w:rPr>
+        <w:rFonts w:ascii="Wingdings" w:hAnsi="Wingdings" w:hint="default"/>
+      </w:rPr>
+    </w:lvl>
+  </w:abstractNum>
+  <w:abstractNum w:abstractNumId="24" w15:restartNumberingAfterBreak="0">
     <w:nsid w:val="6CF54461"/>
     <w:multiLevelType w:val="multilevel"/>
     <w:tmpl w:val="E356EAD6"/>
@@ -2177,10 +6511,10 @@
       </w:rPr>
     </w:lvl>
   </w:abstractNum>
-  <w:abstractNum w:abstractNumId="5" w15:restartNumberingAfterBreak="0">
-    <w:nsid w:val="713B2D93"/>
+  <w:abstractNum w:abstractNumId="25" w15:restartNumberingAfterBreak="0">
+    <w:nsid w:val="758545AB"/>
     <w:multiLevelType w:val="multilevel"/>
-    <w:tmpl w:val="421CBAB2"/>
+    <w:tmpl w:val="F84ABAE4"/>
     <w:lvl w:ilvl="0">
       <w:start w:val="1"/>
       <w:numFmt w:val="bullet"/>
@@ -2323,26 +6657,747 @@
       <w:rPr>
         <w:rFonts w:ascii="Wingdings" w:hAnsi="Wingdings" w:hint="default"/>
         <w:sz w:val="20"/>
+      </w:rPr>
+    </w:lvl>
+  </w:abstractNum>
+  <w:abstractNum w:abstractNumId="26" w15:restartNumberingAfterBreak="0">
+    <w:nsid w:val="764E5060"/>
+    <w:multiLevelType w:val="multilevel"/>
+    <w:tmpl w:val="5E3EDD1E"/>
+    <w:lvl w:ilvl="0">
+      <w:start w:val="1"/>
+      <w:numFmt w:val="bullet"/>
+      <w:lvlText w:val=""/>
+      <w:lvlJc w:val="left"/>
+      <w:pPr>
+        <w:tabs>
+          <w:tab w:val="num" w:pos="720"/>
+        </w:tabs>
+        <w:ind w:left="720" w:hanging="360"/>
+      </w:pPr>
+      <w:rPr>
+        <w:rFonts w:ascii="Symbol" w:hAnsi="Symbol" w:hint="default"/>
+        <w:sz w:val="20"/>
+      </w:rPr>
+    </w:lvl>
+    <w:lvl w:ilvl="1">
+      <w:start w:val="1"/>
+      <w:numFmt w:val="bullet"/>
+      <w:lvlText w:val="o"/>
+      <w:lvlJc w:val="left"/>
+      <w:pPr>
+        <w:tabs>
+          <w:tab w:val="num" w:pos="1440"/>
+        </w:tabs>
+        <w:ind w:left="1440" w:hanging="360"/>
+      </w:pPr>
+      <w:rPr>
+        <w:rFonts w:ascii="Courier New" w:hAnsi="Courier New" w:hint="default"/>
+        <w:sz w:val="20"/>
+      </w:rPr>
+    </w:lvl>
+    <w:lvl w:ilvl="2" w:tentative="1">
+      <w:start w:val="1"/>
+      <w:numFmt w:val="bullet"/>
+      <w:lvlText w:val=""/>
+      <w:lvlJc w:val="left"/>
+      <w:pPr>
+        <w:tabs>
+          <w:tab w:val="num" w:pos="2160"/>
+        </w:tabs>
+        <w:ind w:left="2160" w:hanging="360"/>
+      </w:pPr>
+      <w:rPr>
+        <w:rFonts w:ascii="Wingdings" w:hAnsi="Wingdings" w:hint="default"/>
+        <w:sz w:val="20"/>
+      </w:rPr>
+    </w:lvl>
+    <w:lvl w:ilvl="3" w:tentative="1">
+      <w:start w:val="1"/>
+      <w:numFmt w:val="bullet"/>
+      <w:lvlText w:val=""/>
+      <w:lvlJc w:val="left"/>
+      <w:pPr>
+        <w:tabs>
+          <w:tab w:val="num" w:pos="2880"/>
+        </w:tabs>
+        <w:ind w:left="2880" w:hanging="360"/>
+      </w:pPr>
+      <w:rPr>
+        <w:rFonts w:ascii="Wingdings" w:hAnsi="Wingdings" w:hint="default"/>
+        <w:sz w:val="20"/>
+      </w:rPr>
+    </w:lvl>
+    <w:lvl w:ilvl="4" w:tentative="1">
+      <w:start w:val="1"/>
+      <w:numFmt w:val="bullet"/>
+      <w:lvlText w:val=""/>
+      <w:lvlJc w:val="left"/>
+      <w:pPr>
+        <w:tabs>
+          <w:tab w:val="num" w:pos="3600"/>
+        </w:tabs>
+        <w:ind w:left="3600" w:hanging="360"/>
+      </w:pPr>
+      <w:rPr>
+        <w:rFonts w:ascii="Wingdings" w:hAnsi="Wingdings" w:hint="default"/>
+        <w:sz w:val="20"/>
+      </w:rPr>
+    </w:lvl>
+    <w:lvl w:ilvl="5" w:tentative="1">
+      <w:start w:val="1"/>
+      <w:numFmt w:val="bullet"/>
+      <w:lvlText w:val=""/>
+      <w:lvlJc w:val="left"/>
+      <w:pPr>
+        <w:tabs>
+          <w:tab w:val="num" w:pos="4320"/>
+        </w:tabs>
+        <w:ind w:left="4320" w:hanging="360"/>
+      </w:pPr>
+      <w:rPr>
+        <w:rFonts w:ascii="Wingdings" w:hAnsi="Wingdings" w:hint="default"/>
+        <w:sz w:val="20"/>
+      </w:rPr>
+    </w:lvl>
+    <w:lvl w:ilvl="6" w:tentative="1">
+      <w:start w:val="1"/>
+      <w:numFmt w:val="bullet"/>
+      <w:lvlText w:val=""/>
+      <w:lvlJc w:val="left"/>
+      <w:pPr>
+        <w:tabs>
+          <w:tab w:val="num" w:pos="5040"/>
+        </w:tabs>
+        <w:ind w:left="5040" w:hanging="360"/>
+      </w:pPr>
+      <w:rPr>
+        <w:rFonts w:ascii="Wingdings" w:hAnsi="Wingdings" w:hint="default"/>
+        <w:sz w:val="20"/>
+      </w:rPr>
+    </w:lvl>
+    <w:lvl w:ilvl="7" w:tentative="1">
+      <w:start w:val="1"/>
+      <w:numFmt w:val="bullet"/>
+      <w:lvlText w:val=""/>
+      <w:lvlJc w:val="left"/>
+      <w:pPr>
+        <w:tabs>
+          <w:tab w:val="num" w:pos="5760"/>
+        </w:tabs>
+        <w:ind w:left="5760" w:hanging="360"/>
+      </w:pPr>
+      <w:rPr>
+        <w:rFonts w:ascii="Wingdings" w:hAnsi="Wingdings" w:hint="default"/>
+        <w:sz w:val="20"/>
+      </w:rPr>
+    </w:lvl>
+    <w:lvl w:ilvl="8" w:tentative="1">
+      <w:start w:val="1"/>
+      <w:numFmt w:val="bullet"/>
+      <w:lvlText w:val=""/>
+      <w:lvlJc w:val="left"/>
+      <w:pPr>
+        <w:tabs>
+          <w:tab w:val="num" w:pos="6480"/>
+        </w:tabs>
+        <w:ind w:left="6480" w:hanging="360"/>
+      </w:pPr>
+      <w:rPr>
+        <w:rFonts w:ascii="Wingdings" w:hAnsi="Wingdings" w:hint="default"/>
+        <w:sz w:val="20"/>
+      </w:rPr>
+    </w:lvl>
+  </w:abstractNum>
+  <w:abstractNum w:abstractNumId="27" w15:restartNumberingAfterBreak="0">
+    <w:nsid w:val="79D077CC"/>
+    <w:multiLevelType w:val="hybridMultilevel"/>
+    <w:tmpl w:val="50646E54"/>
+    <w:lvl w:ilvl="0" w:tplc="0419000F">
+      <w:start w:val="1"/>
+      <w:numFmt w:val="decimal"/>
+      <w:lvlText w:val="%1."/>
+      <w:lvlJc w:val="left"/>
+      <w:pPr>
+        <w:ind w:left="1429" w:hanging="360"/>
+      </w:pPr>
+    </w:lvl>
+    <w:lvl w:ilvl="1" w:tplc="04190019" w:tentative="1">
+      <w:start w:val="1"/>
+      <w:numFmt w:val="lowerLetter"/>
+      <w:lvlText w:val="%2."/>
+      <w:lvlJc w:val="left"/>
+      <w:pPr>
+        <w:ind w:left="2149" w:hanging="360"/>
+      </w:pPr>
+    </w:lvl>
+    <w:lvl w:ilvl="2" w:tplc="0419001B" w:tentative="1">
+      <w:start w:val="1"/>
+      <w:numFmt w:val="lowerRoman"/>
+      <w:lvlText w:val="%3."/>
+      <w:lvlJc w:val="right"/>
+      <w:pPr>
+        <w:ind w:left="2869" w:hanging="180"/>
+      </w:pPr>
+    </w:lvl>
+    <w:lvl w:ilvl="3" w:tplc="0419000F" w:tentative="1">
+      <w:start w:val="1"/>
+      <w:numFmt w:val="decimal"/>
+      <w:lvlText w:val="%4."/>
+      <w:lvlJc w:val="left"/>
+      <w:pPr>
+        <w:ind w:left="3589" w:hanging="360"/>
+      </w:pPr>
+    </w:lvl>
+    <w:lvl w:ilvl="4" w:tplc="04190019" w:tentative="1">
+      <w:start w:val="1"/>
+      <w:numFmt w:val="lowerLetter"/>
+      <w:lvlText w:val="%5."/>
+      <w:lvlJc w:val="left"/>
+      <w:pPr>
+        <w:ind w:left="4309" w:hanging="360"/>
+      </w:pPr>
+    </w:lvl>
+    <w:lvl w:ilvl="5" w:tplc="0419001B" w:tentative="1">
+      <w:start w:val="1"/>
+      <w:numFmt w:val="lowerRoman"/>
+      <w:lvlText w:val="%6."/>
+      <w:lvlJc w:val="right"/>
+      <w:pPr>
+        <w:ind w:left="5029" w:hanging="180"/>
+      </w:pPr>
+    </w:lvl>
+    <w:lvl w:ilvl="6" w:tplc="0419000F" w:tentative="1">
+      <w:start w:val="1"/>
+      <w:numFmt w:val="decimal"/>
+      <w:lvlText w:val="%7."/>
+      <w:lvlJc w:val="left"/>
+      <w:pPr>
+        <w:ind w:left="5749" w:hanging="360"/>
+      </w:pPr>
+    </w:lvl>
+    <w:lvl w:ilvl="7" w:tplc="04190019" w:tentative="1">
+      <w:start w:val="1"/>
+      <w:numFmt w:val="lowerLetter"/>
+      <w:lvlText w:val="%8."/>
+      <w:lvlJc w:val="left"/>
+      <w:pPr>
+        <w:ind w:left="6469" w:hanging="360"/>
+      </w:pPr>
+    </w:lvl>
+    <w:lvl w:ilvl="8" w:tplc="0419001B" w:tentative="1">
+      <w:start w:val="1"/>
+      <w:numFmt w:val="lowerRoman"/>
+      <w:lvlText w:val="%9."/>
+      <w:lvlJc w:val="right"/>
+      <w:pPr>
+        <w:ind w:left="7189" w:hanging="180"/>
+      </w:pPr>
+    </w:lvl>
+  </w:abstractNum>
+  <w:abstractNum w:abstractNumId="28" w15:restartNumberingAfterBreak="0">
+    <w:nsid w:val="7A932B30"/>
+    <w:multiLevelType w:val="multilevel"/>
+    <w:tmpl w:val="2A149202"/>
+    <w:lvl w:ilvl="0">
+      <w:start w:val="1"/>
+      <w:numFmt w:val="bullet"/>
+      <w:lvlText w:val=""/>
+      <w:lvlJc w:val="left"/>
+      <w:pPr>
+        <w:tabs>
+          <w:tab w:val="num" w:pos="720"/>
+        </w:tabs>
+        <w:ind w:left="720" w:hanging="360"/>
+      </w:pPr>
+      <w:rPr>
+        <w:rFonts w:ascii="Symbol" w:hAnsi="Symbol" w:hint="default"/>
+        <w:sz w:val="20"/>
+      </w:rPr>
+    </w:lvl>
+    <w:lvl w:ilvl="1" w:tentative="1">
+      <w:start w:val="1"/>
+      <w:numFmt w:val="bullet"/>
+      <w:lvlText w:val="o"/>
+      <w:lvlJc w:val="left"/>
+      <w:pPr>
+        <w:tabs>
+          <w:tab w:val="num" w:pos="1440"/>
+        </w:tabs>
+        <w:ind w:left="1440" w:hanging="360"/>
+      </w:pPr>
+      <w:rPr>
+        <w:rFonts w:ascii="Courier New" w:hAnsi="Courier New" w:hint="default"/>
+        <w:sz w:val="20"/>
+      </w:rPr>
+    </w:lvl>
+    <w:lvl w:ilvl="2" w:tentative="1">
+      <w:start w:val="1"/>
+      <w:numFmt w:val="bullet"/>
+      <w:lvlText w:val=""/>
+      <w:lvlJc w:val="left"/>
+      <w:pPr>
+        <w:tabs>
+          <w:tab w:val="num" w:pos="2160"/>
+        </w:tabs>
+        <w:ind w:left="2160" w:hanging="360"/>
+      </w:pPr>
+      <w:rPr>
+        <w:rFonts w:ascii="Wingdings" w:hAnsi="Wingdings" w:hint="default"/>
+        <w:sz w:val="20"/>
+      </w:rPr>
+    </w:lvl>
+    <w:lvl w:ilvl="3" w:tentative="1">
+      <w:start w:val="1"/>
+      <w:numFmt w:val="bullet"/>
+      <w:lvlText w:val=""/>
+      <w:lvlJc w:val="left"/>
+      <w:pPr>
+        <w:tabs>
+          <w:tab w:val="num" w:pos="2880"/>
+        </w:tabs>
+        <w:ind w:left="2880" w:hanging="360"/>
+      </w:pPr>
+      <w:rPr>
+        <w:rFonts w:ascii="Wingdings" w:hAnsi="Wingdings" w:hint="default"/>
+        <w:sz w:val="20"/>
+      </w:rPr>
+    </w:lvl>
+    <w:lvl w:ilvl="4" w:tentative="1">
+      <w:start w:val="1"/>
+      <w:numFmt w:val="bullet"/>
+      <w:lvlText w:val=""/>
+      <w:lvlJc w:val="left"/>
+      <w:pPr>
+        <w:tabs>
+          <w:tab w:val="num" w:pos="3600"/>
+        </w:tabs>
+        <w:ind w:left="3600" w:hanging="360"/>
+      </w:pPr>
+      <w:rPr>
+        <w:rFonts w:ascii="Wingdings" w:hAnsi="Wingdings" w:hint="default"/>
+        <w:sz w:val="20"/>
+      </w:rPr>
+    </w:lvl>
+    <w:lvl w:ilvl="5" w:tentative="1">
+      <w:start w:val="1"/>
+      <w:numFmt w:val="bullet"/>
+      <w:lvlText w:val=""/>
+      <w:lvlJc w:val="left"/>
+      <w:pPr>
+        <w:tabs>
+          <w:tab w:val="num" w:pos="4320"/>
+        </w:tabs>
+        <w:ind w:left="4320" w:hanging="360"/>
+      </w:pPr>
+      <w:rPr>
+        <w:rFonts w:ascii="Wingdings" w:hAnsi="Wingdings" w:hint="default"/>
+        <w:sz w:val="20"/>
+      </w:rPr>
+    </w:lvl>
+    <w:lvl w:ilvl="6" w:tentative="1">
+      <w:start w:val="1"/>
+      <w:numFmt w:val="bullet"/>
+      <w:lvlText w:val=""/>
+      <w:lvlJc w:val="left"/>
+      <w:pPr>
+        <w:tabs>
+          <w:tab w:val="num" w:pos="5040"/>
+        </w:tabs>
+        <w:ind w:left="5040" w:hanging="360"/>
+      </w:pPr>
+      <w:rPr>
+        <w:rFonts w:ascii="Wingdings" w:hAnsi="Wingdings" w:hint="default"/>
+        <w:sz w:val="20"/>
+      </w:rPr>
+    </w:lvl>
+    <w:lvl w:ilvl="7" w:tentative="1">
+      <w:start w:val="1"/>
+      <w:numFmt w:val="bullet"/>
+      <w:lvlText w:val=""/>
+      <w:lvlJc w:val="left"/>
+      <w:pPr>
+        <w:tabs>
+          <w:tab w:val="num" w:pos="5760"/>
+        </w:tabs>
+        <w:ind w:left="5760" w:hanging="360"/>
+      </w:pPr>
+      <w:rPr>
+        <w:rFonts w:ascii="Wingdings" w:hAnsi="Wingdings" w:hint="default"/>
+        <w:sz w:val="20"/>
+      </w:rPr>
+    </w:lvl>
+    <w:lvl w:ilvl="8" w:tentative="1">
+      <w:start w:val="1"/>
+      <w:numFmt w:val="bullet"/>
+      <w:lvlText w:val=""/>
+      <w:lvlJc w:val="left"/>
+      <w:pPr>
+        <w:tabs>
+          <w:tab w:val="num" w:pos="6480"/>
+        </w:tabs>
+        <w:ind w:left="6480" w:hanging="360"/>
+      </w:pPr>
+      <w:rPr>
+        <w:rFonts w:ascii="Wingdings" w:hAnsi="Wingdings" w:hint="default"/>
+        <w:sz w:val="20"/>
+      </w:rPr>
+    </w:lvl>
+  </w:abstractNum>
+  <w:abstractNum w:abstractNumId="29" w15:restartNumberingAfterBreak="0">
+    <w:nsid w:val="7AE90D5F"/>
+    <w:multiLevelType w:val="multilevel"/>
+    <w:tmpl w:val="3356F106"/>
+    <w:lvl w:ilvl="0">
+      <w:start w:val="1"/>
+      <w:numFmt w:val="bullet"/>
+      <w:lvlText w:val=""/>
+      <w:lvlJc w:val="left"/>
+      <w:pPr>
+        <w:tabs>
+          <w:tab w:val="num" w:pos="720"/>
+        </w:tabs>
+        <w:ind w:left="720" w:hanging="360"/>
+      </w:pPr>
+      <w:rPr>
+        <w:rFonts w:ascii="Symbol" w:hAnsi="Symbol" w:hint="default"/>
+        <w:sz w:val="20"/>
+      </w:rPr>
+    </w:lvl>
+    <w:lvl w:ilvl="1">
+      <w:start w:val="1"/>
+      <w:numFmt w:val="bullet"/>
+      <w:lvlText w:val="o"/>
+      <w:lvlJc w:val="left"/>
+      <w:pPr>
+        <w:tabs>
+          <w:tab w:val="num" w:pos="1440"/>
+        </w:tabs>
+        <w:ind w:left="1440" w:hanging="360"/>
+      </w:pPr>
+      <w:rPr>
+        <w:rFonts w:ascii="Courier New" w:hAnsi="Courier New" w:hint="default"/>
+        <w:sz w:val="20"/>
+      </w:rPr>
+    </w:lvl>
+    <w:lvl w:ilvl="2" w:tentative="1">
+      <w:start w:val="1"/>
+      <w:numFmt w:val="bullet"/>
+      <w:lvlText w:val=""/>
+      <w:lvlJc w:val="left"/>
+      <w:pPr>
+        <w:tabs>
+          <w:tab w:val="num" w:pos="2160"/>
+        </w:tabs>
+        <w:ind w:left="2160" w:hanging="360"/>
+      </w:pPr>
+      <w:rPr>
+        <w:rFonts w:ascii="Wingdings" w:hAnsi="Wingdings" w:hint="default"/>
+        <w:sz w:val="20"/>
+      </w:rPr>
+    </w:lvl>
+    <w:lvl w:ilvl="3" w:tentative="1">
+      <w:start w:val="1"/>
+      <w:numFmt w:val="bullet"/>
+      <w:lvlText w:val=""/>
+      <w:lvlJc w:val="left"/>
+      <w:pPr>
+        <w:tabs>
+          <w:tab w:val="num" w:pos="2880"/>
+        </w:tabs>
+        <w:ind w:left="2880" w:hanging="360"/>
+      </w:pPr>
+      <w:rPr>
+        <w:rFonts w:ascii="Wingdings" w:hAnsi="Wingdings" w:hint="default"/>
+        <w:sz w:val="20"/>
+      </w:rPr>
+    </w:lvl>
+    <w:lvl w:ilvl="4" w:tentative="1">
+      <w:start w:val="1"/>
+      <w:numFmt w:val="bullet"/>
+      <w:lvlText w:val=""/>
+      <w:lvlJc w:val="left"/>
+      <w:pPr>
+        <w:tabs>
+          <w:tab w:val="num" w:pos="3600"/>
+        </w:tabs>
+        <w:ind w:left="3600" w:hanging="360"/>
+      </w:pPr>
+      <w:rPr>
+        <w:rFonts w:ascii="Wingdings" w:hAnsi="Wingdings" w:hint="default"/>
+        <w:sz w:val="20"/>
+      </w:rPr>
+    </w:lvl>
+    <w:lvl w:ilvl="5" w:tentative="1">
+      <w:start w:val="1"/>
+      <w:numFmt w:val="bullet"/>
+      <w:lvlText w:val=""/>
+      <w:lvlJc w:val="left"/>
+      <w:pPr>
+        <w:tabs>
+          <w:tab w:val="num" w:pos="4320"/>
+        </w:tabs>
+        <w:ind w:left="4320" w:hanging="360"/>
+      </w:pPr>
+      <w:rPr>
+        <w:rFonts w:ascii="Wingdings" w:hAnsi="Wingdings" w:hint="default"/>
+        <w:sz w:val="20"/>
+      </w:rPr>
+    </w:lvl>
+    <w:lvl w:ilvl="6" w:tentative="1">
+      <w:start w:val="1"/>
+      <w:numFmt w:val="bullet"/>
+      <w:lvlText w:val=""/>
+      <w:lvlJc w:val="left"/>
+      <w:pPr>
+        <w:tabs>
+          <w:tab w:val="num" w:pos="5040"/>
+        </w:tabs>
+        <w:ind w:left="5040" w:hanging="360"/>
+      </w:pPr>
+      <w:rPr>
+        <w:rFonts w:ascii="Wingdings" w:hAnsi="Wingdings" w:hint="default"/>
+        <w:sz w:val="20"/>
+      </w:rPr>
+    </w:lvl>
+    <w:lvl w:ilvl="7" w:tentative="1">
+      <w:start w:val="1"/>
+      <w:numFmt w:val="bullet"/>
+      <w:lvlText w:val=""/>
+      <w:lvlJc w:val="left"/>
+      <w:pPr>
+        <w:tabs>
+          <w:tab w:val="num" w:pos="5760"/>
+        </w:tabs>
+        <w:ind w:left="5760" w:hanging="360"/>
+      </w:pPr>
+      <w:rPr>
+        <w:rFonts w:ascii="Wingdings" w:hAnsi="Wingdings" w:hint="default"/>
+        <w:sz w:val="20"/>
+      </w:rPr>
+    </w:lvl>
+    <w:lvl w:ilvl="8" w:tentative="1">
+      <w:start w:val="1"/>
+      <w:numFmt w:val="bullet"/>
+      <w:lvlText w:val=""/>
+      <w:lvlJc w:val="left"/>
+      <w:pPr>
+        <w:tabs>
+          <w:tab w:val="num" w:pos="6480"/>
+        </w:tabs>
+        <w:ind w:left="6480" w:hanging="360"/>
+      </w:pPr>
+      <w:rPr>
+        <w:rFonts w:ascii="Wingdings" w:hAnsi="Wingdings" w:hint="default"/>
+        <w:sz w:val="20"/>
+      </w:rPr>
+    </w:lvl>
+  </w:abstractNum>
+  <w:abstractNum w:abstractNumId="30" w15:restartNumberingAfterBreak="0">
+    <w:nsid w:val="7E78219D"/>
+    <w:multiLevelType w:val="hybridMultilevel"/>
+    <w:tmpl w:val="85825592"/>
+    <w:lvl w:ilvl="0" w:tplc="04190001">
+      <w:start w:val="1"/>
+      <w:numFmt w:val="bullet"/>
+      <w:lvlText w:val=""/>
+      <w:lvlJc w:val="left"/>
+      <w:pPr>
+        <w:ind w:left="1429" w:hanging="360"/>
+      </w:pPr>
+      <w:rPr>
+        <w:rFonts w:ascii="Symbol" w:hAnsi="Symbol" w:hint="default"/>
+      </w:rPr>
+    </w:lvl>
+    <w:lvl w:ilvl="1" w:tplc="04190003" w:tentative="1">
+      <w:start w:val="1"/>
+      <w:numFmt w:val="bullet"/>
+      <w:lvlText w:val="o"/>
+      <w:lvlJc w:val="left"/>
+      <w:pPr>
+        <w:ind w:left="2149" w:hanging="360"/>
+      </w:pPr>
+      <w:rPr>
+        <w:rFonts w:ascii="Courier New" w:hAnsi="Courier New" w:cs="Courier New" w:hint="default"/>
+      </w:rPr>
+    </w:lvl>
+    <w:lvl w:ilvl="2" w:tplc="04190005" w:tentative="1">
+      <w:start w:val="1"/>
+      <w:numFmt w:val="bullet"/>
+      <w:lvlText w:val=""/>
+      <w:lvlJc w:val="left"/>
+      <w:pPr>
+        <w:ind w:left="2869" w:hanging="360"/>
+      </w:pPr>
+      <w:rPr>
+        <w:rFonts w:ascii="Wingdings" w:hAnsi="Wingdings" w:hint="default"/>
+      </w:rPr>
+    </w:lvl>
+    <w:lvl w:ilvl="3" w:tplc="04190001" w:tentative="1">
+      <w:start w:val="1"/>
+      <w:numFmt w:val="bullet"/>
+      <w:lvlText w:val=""/>
+      <w:lvlJc w:val="left"/>
+      <w:pPr>
+        <w:ind w:left="3589" w:hanging="360"/>
+      </w:pPr>
+      <w:rPr>
+        <w:rFonts w:ascii="Symbol" w:hAnsi="Symbol" w:hint="default"/>
+      </w:rPr>
+    </w:lvl>
+    <w:lvl w:ilvl="4" w:tplc="04190003" w:tentative="1">
+      <w:start w:val="1"/>
+      <w:numFmt w:val="bullet"/>
+      <w:lvlText w:val="o"/>
+      <w:lvlJc w:val="left"/>
+      <w:pPr>
+        <w:ind w:left="4309" w:hanging="360"/>
+      </w:pPr>
+      <w:rPr>
+        <w:rFonts w:ascii="Courier New" w:hAnsi="Courier New" w:cs="Courier New" w:hint="default"/>
+      </w:rPr>
+    </w:lvl>
+    <w:lvl w:ilvl="5" w:tplc="04190005" w:tentative="1">
+      <w:start w:val="1"/>
+      <w:numFmt w:val="bullet"/>
+      <w:lvlText w:val=""/>
+      <w:lvlJc w:val="left"/>
+      <w:pPr>
+        <w:ind w:left="5029" w:hanging="360"/>
+      </w:pPr>
+      <w:rPr>
+        <w:rFonts w:ascii="Wingdings" w:hAnsi="Wingdings" w:hint="default"/>
+      </w:rPr>
+    </w:lvl>
+    <w:lvl w:ilvl="6" w:tplc="04190001" w:tentative="1">
+      <w:start w:val="1"/>
+      <w:numFmt w:val="bullet"/>
+      <w:lvlText w:val=""/>
+      <w:lvlJc w:val="left"/>
+      <w:pPr>
+        <w:ind w:left="5749" w:hanging="360"/>
+      </w:pPr>
+      <w:rPr>
+        <w:rFonts w:ascii="Symbol" w:hAnsi="Symbol" w:hint="default"/>
+      </w:rPr>
+    </w:lvl>
+    <w:lvl w:ilvl="7" w:tplc="04190003" w:tentative="1">
+      <w:start w:val="1"/>
+      <w:numFmt w:val="bullet"/>
+      <w:lvlText w:val="o"/>
+      <w:lvlJc w:val="left"/>
+      <w:pPr>
+        <w:ind w:left="6469" w:hanging="360"/>
+      </w:pPr>
+      <w:rPr>
+        <w:rFonts w:ascii="Courier New" w:hAnsi="Courier New" w:cs="Courier New" w:hint="default"/>
+      </w:rPr>
+    </w:lvl>
+    <w:lvl w:ilvl="8" w:tplc="04190005" w:tentative="1">
+      <w:start w:val="1"/>
+      <w:numFmt w:val="bullet"/>
+      <w:lvlText w:val=""/>
+      <w:lvlJc w:val="left"/>
+      <w:pPr>
+        <w:ind w:left="7189" w:hanging="360"/>
+      </w:pPr>
+      <w:rPr>
+        <w:rFonts w:ascii="Wingdings" w:hAnsi="Wingdings" w:hint="default"/>
       </w:rPr>
     </w:lvl>
   </w:abstractNum>
   <w:num w:numId="1" w16cid:durableId="1244100221">
+    <w:abstractNumId w:val="14"/>
+  </w:num>
+  <w:num w:numId="2" w16cid:durableId="1201743730">
+    <w:abstractNumId w:val="9"/>
+  </w:num>
+  <w:num w:numId="3" w16cid:durableId="1768497347">
+    <w:abstractNumId w:val="24"/>
+  </w:num>
+  <w:num w:numId="4" w16cid:durableId="49109640">
+    <w:abstractNumId w:val="2"/>
+  </w:num>
+  <w:num w:numId="5" w16cid:durableId="1459374562">
+    <w:abstractNumId w:val="12"/>
+  </w:num>
+  <w:num w:numId="6" w16cid:durableId="683091282">
+    <w:abstractNumId w:val="25"/>
+  </w:num>
+  <w:num w:numId="7" w16cid:durableId="976488808">
+    <w:abstractNumId w:val="0"/>
+  </w:num>
+  <w:num w:numId="8" w16cid:durableId="1845972569">
     <w:abstractNumId w:val="3"/>
   </w:num>
-  <w:num w:numId="2" w16cid:durableId="1586188504">
+  <w:num w:numId="9" w16cid:durableId="497775447">
+    <w:abstractNumId w:val="4"/>
+  </w:num>
+  <w:num w:numId="10" w16cid:durableId="524363474">
+    <w:abstractNumId w:val="27"/>
+  </w:num>
+  <w:num w:numId="11" w16cid:durableId="1659844372">
+    <w:abstractNumId w:val="19"/>
+  </w:num>
+  <w:num w:numId="12" w16cid:durableId="667026605">
+    <w:abstractNumId w:val="30"/>
+  </w:num>
+  <w:num w:numId="13" w16cid:durableId="1828784775">
+    <w:abstractNumId w:val="6"/>
+  </w:num>
+  <w:num w:numId="14" w16cid:durableId="400493470">
+    <w:abstractNumId w:val="29"/>
+  </w:num>
+  <w:num w:numId="15" w16cid:durableId="1284969678">
+    <w:abstractNumId w:val="20"/>
+  </w:num>
+  <w:num w:numId="16" w16cid:durableId="1031299484">
+    <w:abstractNumId w:val="13"/>
+  </w:num>
+  <w:num w:numId="17" w16cid:durableId="729500943">
+    <w:abstractNumId w:val="17"/>
+  </w:num>
+  <w:num w:numId="18" w16cid:durableId="709647455">
+    <w:abstractNumId w:val="26"/>
+  </w:num>
+  <w:num w:numId="19" w16cid:durableId="2050950336">
+    <w:abstractNumId w:val="28"/>
+  </w:num>
+  <w:num w:numId="20" w16cid:durableId="254172540">
+    <w:abstractNumId w:val="18"/>
+  </w:num>
+  <w:num w:numId="21" w16cid:durableId="1589772672">
+    <w:abstractNumId w:val="10"/>
+  </w:num>
+  <w:num w:numId="22" w16cid:durableId="1008673426">
+    <w:abstractNumId w:val="1"/>
+  </w:num>
+  <w:num w:numId="23" w16cid:durableId="1324504176">
+    <w:abstractNumId w:val="15"/>
+  </w:num>
+  <w:num w:numId="24" w16cid:durableId="332489341">
+    <w:abstractNumId w:val="8"/>
+  </w:num>
+  <w:num w:numId="25" w16cid:durableId="1771390972">
+    <w:abstractNumId w:val="16"/>
+  </w:num>
+  <w:num w:numId="26" w16cid:durableId="102967067">
+    <w:abstractNumId w:val="22"/>
+  </w:num>
+  <w:num w:numId="27" w16cid:durableId="482426034">
+    <w:abstractNumId w:val="11"/>
+  </w:num>
+  <w:num w:numId="28" w16cid:durableId="241990362">
+    <w:abstractNumId w:val="23"/>
+  </w:num>
+  <w:num w:numId="29" w16cid:durableId="961572316">
+    <w:abstractNumId w:val="21"/>
+  </w:num>
+  <w:num w:numId="30" w16cid:durableId="2041978818">
     <w:abstractNumId w:val="5"/>
   </w:num>
-  <w:num w:numId="3" w16cid:durableId="1201743730">
-    <w:abstractNumId w:val="1"/>
-  </w:num>
-  <w:num w:numId="4" w16cid:durableId="1768497347">
-    <w:abstractNumId w:val="4"/>
-  </w:num>
-  <w:num w:numId="5" w16cid:durableId="49109640">
-    <w:abstractNumId w:val="0"/>
-  </w:num>
-  <w:num w:numId="6" w16cid:durableId="1459374562">
-    <w:abstractNumId w:val="2"/>
+  <w:num w:numId="31" w16cid:durableId="640891704">
+    <w:abstractNumId w:val="7"/>
   </w:num>
 </w:numbering>
 </file>
@@ -2747,6 +7802,7 @@
   <w:style w:type="paragraph" w:default="1" w:styleId="a">
     <w:name w:val="Normal"/>
     <w:qFormat/>
+    <w:rsid w:val="008D2450"/>
   </w:style>
   <w:style w:type="paragraph" w:styleId="1">
     <w:name w:val="heading 1"/>
@@ -2755,18 +7811,22 @@
     <w:link w:val="10"/>
     <w:uiPriority w:val="9"/>
     <w:qFormat/>
-    <w:rsid w:val="00E752C1"/>
+    <w:rsid w:val="003A0FD5"/>
     <w:pPr>
       <w:keepNext/>
       <w:keepLines/>
-      <w:spacing w:before="360" w:after="80"/>
+      <w:spacing w:before="240" w:after="0" w:line="360" w:lineRule="auto"/>
+      <w:jc w:val="center"/>
       <w:outlineLvl w:val="0"/>
     </w:pPr>
     <w:rPr>
-      <w:rFonts w:asciiTheme="majorHAnsi" w:eastAsiaTheme="majorEastAsia" w:hAnsiTheme="majorHAnsi" w:cstheme="majorBidi"/>
-      <w:color w:val="2F5496" w:themeColor="accent1" w:themeShade="BF"/>
-      <w:sz w:val="40"/>
-      <w:szCs w:val="40"/>
+      <w:rFonts w:ascii="Times New Roman" w:eastAsiaTheme="majorEastAsia" w:hAnsi="Times New Roman" w:cstheme="majorBidi"/>
+      <w:b/>
+      <w:color w:val="000000" w:themeColor="text1"/>
+      <w:kern w:val="0"/>
+      <w:sz w:val="28"/>
+      <w:szCs w:val="32"/>
+      <w14:ligatures w14:val="none"/>
     </w:rPr>
   </w:style>
   <w:style w:type="paragraph" w:styleId="2">
@@ -2775,21 +7835,25 @@
     <w:next w:val="a"/>
     <w:link w:val="20"/>
     <w:uiPriority w:val="9"/>
-    <w:semiHidden/>
     <w:unhideWhenUsed/>
     <w:qFormat/>
-    <w:rsid w:val="00E752C1"/>
+    <w:rsid w:val="003A0FD5"/>
     <w:pPr>
       <w:keepNext/>
       <w:keepLines/>
-      <w:spacing w:before="160" w:after="80"/>
+      <w:spacing w:before="40" w:after="0" w:line="360" w:lineRule="auto"/>
+      <w:ind w:firstLine="709"/>
+      <w:jc w:val="both"/>
       <w:outlineLvl w:val="1"/>
     </w:pPr>
     <w:rPr>
-      <w:rFonts w:asciiTheme="majorHAnsi" w:eastAsiaTheme="majorEastAsia" w:hAnsiTheme="majorHAnsi" w:cstheme="majorBidi"/>
-      <w:color w:val="2F5496" w:themeColor="accent1" w:themeShade="BF"/>
-      <w:sz w:val="32"/>
-      <w:szCs w:val="32"/>
+      <w:rFonts w:ascii="Times New Roman" w:eastAsiaTheme="majorEastAsia" w:hAnsi="Times New Roman" w:cstheme="majorBidi"/>
+      <w:b/>
+      <w:color w:val="000000" w:themeColor="text1"/>
+      <w:kern w:val="0"/>
+      <w:sz w:val="28"/>
+      <w:szCs w:val="26"/>
+      <w14:ligatures w14:val="none"/>
     </w:rPr>
   </w:style>
   <w:style w:type="paragraph" w:styleId="3">
@@ -2801,7 +7865,7 @@
     <w:semiHidden/>
     <w:unhideWhenUsed/>
     <w:qFormat/>
-    <w:rsid w:val="00E752C1"/>
+    <w:rsid w:val="007E581A"/>
     <w:pPr>
       <w:keepNext/>
       <w:keepLines/>
@@ -2810,7 +7874,7 @@
     </w:pPr>
     <w:rPr>
       <w:rFonts w:eastAsiaTheme="majorEastAsia" w:cstheme="majorBidi"/>
-      <w:color w:val="2F5496" w:themeColor="accent1" w:themeShade="BF"/>
+      <w:color w:val="0F4761" w:themeColor="accent1" w:themeShade="BF"/>
       <w:sz w:val="28"/>
       <w:szCs w:val="28"/>
     </w:rPr>
@@ -2824,7 +7888,7 @@
     <w:semiHidden/>
     <w:unhideWhenUsed/>
     <w:qFormat/>
-    <w:rsid w:val="00E752C1"/>
+    <w:rsid w:val="007E581A"/>
     <w:pPr>
       <w:keepNext/>
       <w:keepLines/>
@@ -2835,7 +7899,7 @@
       <w:rFonts w:eastAsiaTheme="majorEastAsia" w:cstheme="majorBidi"/>
       <w:i/>
       <w:iCs/>
-      <w:color w:val="2F5496" w:themeColor="accent1" w:themeShade="BF"/>
+      <w:color w:val="0F4761" w:themeColor="accent1" w:themeShade="BF"/>
     </w:rPr>
   </w:style>
   <w:style w:type="paragraph" w:styleId="5">
@@ -2847,7 +7911,7 @@
     <w:semiHidden/>
     <w:unhideWhenUsed/>
     <w:qFormat/>
-    <w:rsid w:val="00E752C1"/>
+    <w:rsid w:val="007E581A"/>
     <w:pPr>
       <w:keepNext/>
       <w:keepLines/>
@@ -2856,7 +7920,7 @@
     </w:pPr>
     <w:rPr>
       <w:rFonts w:eastAsiaTheme="majorEastAsia" w:cstheme="majorBidi"/>
-      <w:color w:val="2F5496" w:themeColor="accent1" w:themeShade="BF"/>
+      <w:color w:val="0F4761" w:themeColor="accent1" w:themeShade="BF"/>
     </w:rPr>
   </w:style>
   <w:style w:type="paragraph" w:styleId="6">
@@ -2868,7 +7932,7 @@
     <w:semiHidden/>
     <w:unhideWhenUsed/>
     <w:qFormat/>
-    <w:rsid w:val="00E752C1"/>
+    <w:rsid w:val="007E581A"/>
     <w:pPr>
       <w:keepNext/>
       <w:keepLines/>
@@ -2891,7 +7955,7 @@
     <w:semiHidden/>
     <w:unhideWhenUsed/>
     <w:qFormat/>
-    <w:rsid w:val="00E752C1"/>
+    <w:rsid w:val="007E581A"/>
     <w:pPr>
       <w:keepNext/>
       <w:keepLines/>
@@ -2912,7 +7976,7 @@
     <w:semiHidden/>
     <w:unhideWhenUsed/>
     <w:qFormat/>
-    <w:rsid w:val="00E752C1"/>
+    <w:rsid w:val="007E581A"/>
     <w:pPr>
       <w:keepNext/>
       <w:keepLines/>
@@ -2935,7 +7999,7 @@
     <w:semiHidden/>
     <w:unhideWhenUsed/>
     <w:qFormat/>
-    <w:rsid w:val="00E752C1"/>
+    <w:rsid w:val="007E581A"/>
     <w:pPr>
       <w:keepNext/>
       <w:keepLines/>
@@ -2973,17 +8037,52 @@
     <w:semiHidden/>
     <w:unhideWhenUsed/>
   </w:style>
+  <w:style w:type="paragraph" w:customStyle="1" w:styleId="a3">
+    <w:name w:val="Базовый (основной текст)"/>
+    <w:basedOn w:val="a"/>
+    <w:link w:val="a4"/>
+    <w:qFormat/>
+    <w:rsid w:val="00AA4DB7"/>
+    <w:pPr>
+      <w:spacing w:before="40" w:after="40" w:line="360" w:lineRule="auto"/>
+      <w:ind w:firstLine="709"/>
+      <w:jc w:val="both"/>
+    </w:pPr>
+    <w:rPr>
+      <w:rFonts w:ascii="Times New Roman" w:hAnsi="Times New Roman"/>
+      <w:kern w:val="0"/>
+      <w:sz w:val="28"/>
+      <w:szCs w:val="22"/>
+      <w14:ligatures w14:val="none"/>
+    </w:rPr>
+  </w:style>
+  <w:style w:type="character" w:customStyle="1" w:styleId="a4">
+    <w:name w:val="Базовый (основной текст) Знак"/>
+    <w:basedOn w:val="a0"/>
+    <w:link w:val="a3"/>
+    <w:rsid w:val="00AA4DB7"/>
+    <w:rPr>
+      <w:rFonts w:ascii="Times New Roman" w:hAnsi="Times New Roman"/>
+      <w:kern w:val="0"/>
+      <w:sz w:val="28"/>
+      <w:szCs w:val="22"/>
+      <w14:ligatures w14:val="none"/>
+    </w:rPr>
+  </w:style>
   <w:style w:type="character" w:customStyle="1" w:styleId="10">
     <w:name w:val="Заголовок 1 Знак"/>
     <w:basedOn w:val="a0"/>
     <w:link w:val="1"/>
     <w:uiPriority w:val="9"/>
-    <w:rsid w:val="00E752C1"/>
+    <w:rsid w:val="003A0FD5"/>
     <w:rPr>
-      <w:rFonts w:asciiTheme="majorHAnsi" w:eastAsiaTheme="majorEastAsia" w:hAnsiTheme="majorHAnsi" w:cstheme="majorBidi"/>
-      <w:color w:val="2F5496" w:themeColor="accent1" w:themeShade="BF"/>
-      <w:sz w:val="40"/>
-      <w:szCs w:val="40"/>
+      <w:rFonts w:ascii="Times New Roman" w:eastAsiaTheme="majorEastAsia" w:hAnsi="Times New Roman" w:cstheme="majorBidi"/>
+      <w:b/>
+      <w:color w:val="000000" w:themeColor="text1"/>
+      <w:kern w:val="0"/>
+      <w:sz w:val="28"/>
+      <w:szCs w:val="32"/>
+      <w14:ligatures w14:val="none"/>
     </w:rPr>
   </w:style>
   <w:style w:type="character" w:customStyle="1" w:styleId="20">
@@ -2991,13 +8090,47 @@
     <w:basedOn w:val="a0"/>
     <w:link w:val="2"/>
     <w:uiPriority w:val="9"/>
-    <w:semiHidden/>
-    <w:rsid w:val="00E752C1"/>
+    <w:rsid w:val="003A0FD5"/>
     <w:rPr>
-      <w:rFonts w:asciiTheme="majorHAnsi" w:eastAsiaTheme="majorEastAsia" w:hAnsiTheme="majorHAnsi" w:cstheme="majorBidi"/>
-      <w:color w:val="2F5496" w:themeColor="accent1" w:themeShade="BF"/>
-      <w:sz w:val="32"/>
-      <w:szCs w:val="32"/>
+      <w:rFonts w:ascii="Times New Roman" w:eastAsiaTheme="majorEastAsia" w:hAnsi="Times New Roman" w:cstheme="majorBidi"/>
+      <w:b/>
+      <w:color w:val="000000" w:themeColor="text1"/>
+      <w:kern w:val="0"/>
+      <w:sz w:val="28"/>
+      <w:szCs w:val="26"/>
+      <w14:ligatures w14:val="none"/>
+    </w:rPr>
+  </w:style>
+  <w:style w:type="paragraph" w:customStyle="1" w:styleId="a5">
+    <w:name w:val="Листинг"/>
+    <w:basedOn w:val="a3"/>
+    <w:link w:val="a6"/>
+    <w:qFormat/>
+    <w:rsid w:val="003A0FD5"/>
+    <w:pPr>
+      <w:spacing w:line="240" w:lineRule="auto"/>
+      <w:ind w:firstLine="0"/>
+    </w:pPr>
+    <w:rPr>
+      <w:rFonts w:ascii="Courier New" w:eastAsia="Times New Roman" w:hAnsi="Courier New" w:cs="Times New Roman"/>
+      <w:color w:val="000000" w:themeColor="text1"/>
+      <w:sz w:val="20"/>
+      <w:szCs w:val="24"/>
+      <w:lang w:val="en-US" w:eastAsia="ru-RU"/>
+    </w:rPr>
+  </w:style>
+  <w:style w:type="character" w:customStyle="1" w:styleId="a6">
+    <w:name w:val="Листинг Знак"/>
+    <w:basedOn w:val="a0"/>
+    <w:link w:val="a5"/>
+    <w:rsid w:val="003A0FD5"/>
+    <w:rPr>
+      <w:rFonts w:ascii="Courier New" w:eastAsia="Times New Roman" w:hAnsi="Courier New" w:cs="Times New Roman"/>
+      <w:color w:val="000000" w:themeColor="text1"/>
+      <w:kern w:val="0"/>
+      <w:sz w:val="20"/>
+      <w:lang w:val="en-US" w:eastAsia="ru-RU"/>
+      <w14:ligatures w14:val="none"/>
     </w:rPr>
   </w:style>
   <w:style w:type="character" w:customStyle="1" w:styleId="30">
@@ -3006,10 +8139,10 @@
     <w:link w:val="3"/>
     <w:uiPriority w:val="9"/>
     <w:semiHidden/>
-    <w:rsid w:val="00E752C1"/>
+    <w:rsid w:val="007E581A"/>
     <w:rPr>
       <w:rFonts w:eastAsiaTheme="majorEastAsia" w:cstheme="majorBidi"/>
-      <w:color w:val="2F5496" w:themeColor="accent1" w:themeShade="BF"/>
+      <w:color w:val="0F4761" w:themeColor="accent1" w:themeShade="BF"/>
       <w:sz w:val="28"/>
       <w:szCs w:val="28"/>
     </w:rPr>
@@ -3020,12 +8153,12 @@
     <w:link w:val="4"/>
     <w:uiPriority w:val="9"/>
     <w:semiHidden/>
-    <w:rsid w:val="00E752C1"/>
+    <w:rsid w:val="007E581A"/>
     <w:rPr>
       <w:rFonts w:eastAsiaTheme="majorEastAsia" w:cstheme="majorBidi"/>
       <w:i/>
       <w:iCs/>
-      <w:color w:val="2F5496" w:themeColor="accent1" w:themeShade="BF"/>
+      <w:color w:val="0F4761" w:themeColor="accent1" w:themeShade="BF"/>
     </w:rPr>
   </w:style>
   <w:style w:type="character" w:customStyle="1" w:styleId="50">
@@ -3034,10 +8167,10 @@
     <w:link w:val="5"/>
     <w:uiPriority w:val="9"/>
     <w:semiHidden/>
-    <w:rsid w:val="00E752C1"/>
+    <w:rsid w:val="007E581A"/>
     <w:rPr>
       <w:rFonts w:eastAsiaTheme="majorEastAsia" w:cstheme="majorBidi"/>
-      <w:color w:val="2F5496" w:themeColor="accent1" w:themeShade="BF"/>
+      <w:color w:val="0F4761" w:themeColor="accent1" w:themeShade="BF"/>
     </w:rPr>
   </w:style>
   <w:style w:type="character" w:customStyle="1" w:styleId="60">
@@ -3046,7 +8179,7 @@
     <w:link w:val="6"/>
     <w:uiPriority w:val="9"/>
     <w:semiHidden/>
-    <w:rsid w:val="00E752C1"/>
+    <w:rsid w:val="007E581A"/>
     <w:rPr>
       <w:rFonts w:eastAsiaTheme="majorEastAsia" w:cstheme="majorBidi"/>
       <w:i/>
@@ -3060,7 +8193,7 @@
     <w:link w:val="7"/>
     <w:uiPriority w:val="9"/>
     <w:semiHidden/>
-    <w:rsid w:val="00E752C1"/>
+    <w:rsid w:val="007E581A"/>
     <w:rPr>
       <w:rFonts w:eastAsiaTheme="majorEastAsia" w:cstheme="majorBidi"/>
       <w:color w:val="595959" w:themeColor="text1" w:themeTint="A6"/>
@@ -3072,7 +8205,7 @@
     <w:link w:val="8"/>
     <w:uiPriority w:val="9"/>
     <w:semiHidden/>
-    <w:rsid w:val="00E752C1"/>
+    <w:rsid w:val="007E581A"/>
     <w:rPr>
       <w:rFonts w:eastAsiaTheme="majorEastAsia" w:cstheme="majorBidi"/>
       <w:i/>
@@ -3086,20 +8219,20 @@
     <w:link w:val="9"/>
     <w:uiPriority w:val="9"/>
     <w:semiHidden/>
-    <w:rsid w:val="00E752C1"/>
+    <w:rsid w:val="007E581A"/>
     <w:rPr>
       <w:rFonts w:eastAsiaTheme="majorEastAsia" w:cstheme="majorBidi"/>
       <w:color w:val="272727" w:themeColor="text1" w:themeTint="D8"/>
     </w:rPr>
   </w:style>
-  <w:style w:type="paragraph" w:styleId="a3">
+  <w:style w:type="paragraph" w:styleId="a7">
     <w:name w:val="Title"/>
     <w:basedOn w:val="a"/>
     <w:next w:val="a"/>
-    <w:link w:val="a4"/>
+    <w:link w:val="a8"/>
     <w:uiPriority w:val="10"/>
     <w:qFormat/>
-    <w:rsid w:val="00E752C1"/>
+    <w:rsid w:val="007E581A"/>
     <w:pPr>
       <w:spacing w:after="80" w:line="240" w:lineRule="auto"/>
       <w:contextualSpacing/>
@@ -3112,12 +8245,12 @@
       <w:szCs w:val="56"/>
     </w:rPr>
   </w:style>
-  <w:style w:type="character" w:customStyle="1" w:styleId="a4">
+  <w:style w:type="character" w:customStyle="1" w:styleId="a8">
     <w:name w:val="Заголовок Знак"/>
     <w:basedOn w:val="a0"/>
-    <w:link w:val="a3"/>
+    <w:link w:val="a7"/>
     <w:uiPriority w:val="10"/>
-    <w:rsid w:val="00E752C1"/>
+    <w:rsid w:val="007E581A"/>
     <w:rPr>
       <w:rFonts w:asciiTheme="majorHAnsi" w:eastAsiaTheme="majorEastAsia" w:hAnsiTheme="majorHAnsi" w:cstheme="majorBidi"/>
       <w:spacing w:val="-10"/>
@@ -3126,14 +8259,14 @@
       <w:szCs w:val="56"/>
     </w:rPr>
   </w:style>
-  <w:style w:type="paragraph" w:styleId="a5">
+  <w:style w:type="paragraph" w:styleId="a9">
     <w:name w:val="Subtitle"/>
     <w:basedOn w:val="a"/>
     <w:next w:val="a"/>
-    <w:link w:val="a6"/>
+    <w:link w:val="aa"/>
     <w:uiPriority w:val="11"/>
     <w:qFormat/>
-    <w:rsid w:val="00E752C1"/>
+    <w:rsid w:val="007E581A"/>
     <w:pPr>
       <w:numPr>
         <w:ilvl w:val="1"/>
@@ -3147,12 +8280,12 @@
       <w:szCs w:val="28"/>
     </w:rPr>
   </w:style>
-  <w:style w:type="character" w:customStyle="1" w:styleId="a6">
+  <w:style w:type="character" w:customStyle="1" w:styleId="aa">
     <w:name w:val="Подзаголовок Знак"/>
     <w:basedOn w:val="a0"/>
-    <w:link w:val="a5"/>
+    <w:link w:val="a9"/>
     <w:uiPriority w:val="11"/>
-    <w:rsid w:val="00E752C1"/>
+    <w:rsid w:val="007E581A"/>
     <w:rPr>
       <w:rFonts w:eastAsiaTheme="majorEastAsia" w:cstheme="majorBidi"/>
       <w:color w:val="595959" w:themeColor="text1" w:themeTint="A6"/>
@@ -3168,7 +8301,7 @@
     <w:link w:val="22"/>
     <w:uiPriority w:val="29"/>
     <w:qFormat/>
-    <w:rsid w:val="00E752C1"/>
+    <w:rsid w:val="007E581A"/>
     <w:pPr>
       <w:spacing w:before="160"/>
       <w:jc w:val="center"/>
@@ -3184,48 +8317,48 @@
     <w:basedOn w:val="a0"/>
     <w:link w:val="21"/>
     <w:uiPriority w:val="29"/>
-    <w:rsid w:val="00E752C1"/>
+    <w:rsid w:val="007E581A"/>
     <w:rPr>
       <w:i/>
       <w:iCs/>
       <w:color w:val="404040" w:themeColor="text1" w:themeTint="BF"/>
     </w:rPr>
   </w:style>
-  <w:style w:type="paragraph" w:styleId="a7">
+  <w:style w:type="paragraph" w:styleId="ab">
     <w:name w:val="List Paragraph"/>
     <w:basedOn w:val="a"/>
     <w:uiPriority w:val="34"/>
     <w:qFormat/>
-    <w:rsid w:val="00E752C1"/>
+    <w:rsid w:val="007E581A"/>
     <w:pPr>
       <w:ind w:left="720"/>
       <w:contextualSpacing/>
     </w:pPr>
   </w:style>
-  <w:style w:type="character" w:styleId="a8">
+  <w:style w:type="character" w:styleId="ac">
     <w:name w:val="Intense Emphasis"/>
     <w:basedOn w:val="a0"/>
     <w:uiPriority w:val="21"/>
     <w:qFormat/>
-    <w:rsid w:val="00E752C1"/>
+    <w:rsid w:val="007E581A"/>
     <w:rPr>
       <w:i/>
       <w:iCs/>
-      <w:color w:val="2F5496" w:themeColor="accent1" w:themeShade="BF"/>
+      <w:color w:val="0F4761" w:themeColor="accent1" w:themeShade="BF"/>
     </w:rPr>
   </w:style>
-  <w:style w:type="paragraph" w:styleId="a9">
+  <w:style w:type="paragraph" w:styleId="ad">
     <w:name w:val="Intense Quote"/>
     <w:basedOn w:val="a"/>
     <w:next w:val="a"/>
-    <w:link w:val="aa"/>
+    <w:link w:val="ae"/>
     <w:uiPriority w:val="30"/>
     <w:qFormat/>
-    <w:rsid w:val="00E752C1"/>
+    <w:rsid w:val="007E581A"/>
     <w:pPr>
       <w:pBdr>
-        <w:top w:val="single" w:sz="4" w:space="10" w:color="2F5496" w:themeColor="accent1" w:themeShade="BF"/>
-        <w:bottom w:val="single" w:sz="4" w:space="10" w:color="2F5496" w:themeColor="accent1" w:themeShade="BF"/>
+        <w:top w:val="single" w:sz="4" w:space="10" w:color="0F4761" w:themeColor="accent1" w:themeShade="BF"/>
+        <w:bottom w:val="single" w:sz="4" w:space="10" w:color="0F4761" w:themeColor="accent1" w:themeShade="BF"/>
       </w:pBdr>
       <w:spacing w:before="360" w:after="360"/>
       <w:ind w:left="864" w:right="864"/>
@@ -3234,56 +8367,44 @@
     <w:rPr>
       <w:i/>
       <w:iCs/>
-      <w:color w:val="2F5496" w:themeColor="accent1" w:themeShade="BF"/>
+      <w:color w:val="0F4761" w:themeColor="accent1" w:themeShade="BF"/>
     </w:rPr>
   </w:style>
-  <w:style w:type="character" w:customStyle="1" w:styleId="aa">
+  <w:style w:type="character" w:customStyle="1" w:styleId="ae">
     <w:name w:val="Выделенная цитата Знак"/>
     <w:basedOn w:val="a0"/>
-    <w:link w:val="a9"/>
+    <w:link w:val="ad"/>
     <w:uiPriority w:val="30"/>
-    <w:rsid w:val="00E752C1"/>
+    <w:rsid w:val="007E581A"/>
     <w:rPr>
       <w:i/>
       <w:iCs/>
-      <w:color w:val="2F5496" w:themeColor="accent1" w:themeShade="BF"/>
+      <w:color w:val="0F4761" w:themeColor="accent1" w:themeShade="BF"/>
     </w:rPr>
   </w:style>
-  <w:style w:type="character" w:styleId="ab">
+  <w:style w:type="character" w:styleId="af">
     <w:name w:val="Intense Reference"/>
     <w:basedOn w:val="a0"/>
     <w:uiPriority w:val="32"/>
     <w:qFormat/>
-    <w:rsid w:val="00E752C1"/>
+    <w:rsid w:val="007E581A"/>
     <w:rPr>
       <w:b/>
       <w:bCs/>
       <w:smallCaps/>
-      <w:color w:val="2F5496" w:themeColor="accent1" w:themeShade="BF"/>
+      <w:color w:val="0F4761" w:themeColor="accent1" w:themeShade="BF"/>
       <w:spacing w:val="5"/>
     </w:rPr>
   </w:style>
-  <w:style w:type="character" w:styleId="ac">
+  <w:style w:type="character" w:styleId="af0">
     <w:name w:val="Hyperlink"/>
     <w:basedOn w:val="a0"/>
     <w:uiPriority w:val="99"/>
     <w:unhideWhenUsed/>
-    <w:rsid w:val="00786690"/>
+    <w:rsid w:val="008D2450"/>
     <w:rPr>
-      <w:color w:val="0563C1" w:themeColor="hyperlink"/>
+      <w:color w:val="467886" w:themeColor="hyperlink"/>
       <w:u w:val="single"/>
-    </w:rPr>
-  </w:style>
-  <w:style w:type="character" w:styleId="ad">
-    <w:name w:val="Unresolved Mention"/>
-    <w:basedOn w:val="a0"/>
-    <w:uiPriority w:val="99"/>
-    <w:semiHidden/>
-    <w:unhideWhenUsed/>
-    <w:rsid w:val="00786690"/>
-    <w:rPr>
-      <w:color w:val="605E5C"/>
-      <w:shd w:val="clear" w:color="auto" w:fill="E1DFDD"/>
     </w:rPr>
   </w:style>
 </w:styles>
@@ -3300,39 +8421,39 @@
         <a:sysClr val="window" lastClr="FFFFFF"/>
       </a:lt1>
       <a:dk2>
-        <a:srgbClr val="44546A"/>
+        <a:srgbClr val="0E2841"/>
       </a:dk2>
       <a:lt2>
-        <a:srgbClr val="E7E6E6"/>
+        <a:srgbClr val="E8E8E8"/>
       </a:lt2>
       <a:accent1>
-        <a:srgbClr val="4472C4"/>
+        <a:srgbClr val="156082"/>
       </a:accent1>
       <a:accent2>
-        <a:srgbClr val="ED7D31"/>
+        <a:srgbClr val="E97132"/>
       </a:accent2>
       <a:accent3>
-        <a:srgbClr val="A5A5A5"/>
+        <a:srgbClr val="196B24"/>
       </a:accent3>
       <a:accent4>
-        <a:srgbClr val="FFC000"/>
+        <a:srgbClr val="0F9ED5"/>
       </a:accent4>
       <a:accent5>
-        <a:srgbClr val="5B9BD5"/>
+        <a:srgbClr val="A02B93"/>
       </a:accent5>
       <a:accent6>
-        <a:srgbClr val="70AD47"/>
+        <a:srgbClr val="4EA72E"/>
       </a:accent6>
       <a:hlink>
-        <a:srgbClr val="0563C1"/>
+        <a:srgbClr val="467886"/>
       </a:hlink>
       <a:folHlink>
-        <a:srgbClr val="954F72"/>
+        <a:srgbClr val="96607D"/>
       </a:folHlink>
     </a:clrScheme>
     <a:fontScheme name="Стандартная">
       <a:majorFont>
-        <a:latin typeface="Calibri Light" panose="020F0302020204030204"/>
+        <a:latin typeface="Aptos Display" panose="02110004020202020204"/>
         <a:ea typeface=""/>
         <a:cs typeface=""/>
         <a:font script="Jpan" typeface="游ゴシック Light"/>
@@ -3384,7 +8505,7 @@
         <a:font script="Tfng" typeface="Ebrima"/>
       </a:majorFont>
       <a:minorFont>
-        <a:latin typeface="Calibri" panose="020F0502020204030204"/>
+        <a:latin typeface="Aptos" panose="02110004020202020204"/>
         <a:ea typeface=""/>
         <a:cs typeface=""/>
         <a:font script="Jpan" typeface="游明朝"/>
@@ -3495,13 +8616,6 @@
         </a:gradFill>
       </a:fillStyleLst>
       <a:lnStyleLst>
-        <a:ln w="6350" cap="flat" cmpd="sng" algn="ctr">
-          <a:solidFill>
-            <a:schemeClr val="phClr"/>
-          </a:solidFill>
-          <a:prstDash val="solid"/>
-          <a:miter lim="800000"/>
-        </a:ln>
         <a:ln w="12700" cap="flat" cmpd="sng" algn="ctr">
           <a:solidFill>
             <a:schemeClr val="phClr"/>
@@ -3510,6 +8624,13 @@
           <a:miter lim="800000"/>
         </a:ln>
         <a:ln w="19050" cap="flat" cmpd="sng" algn="ctr">
+          <a:solidFill>
+            <a:schemeClr val="phClr"/>
+          </a:solidFill>
+          <a:prstDash val="solid"/>
+          <a:miter lim="800000"/>
+        </a:ln>
+        <a:ln w="25400" cap="flat" cmpd="sng" algn="ctr">
           <a:solidFill>
             <a:schemeClr val="phClr"/>
           </a:solidFill>
@@ -3574,11 +8695,31 @@
       </a:bgFillStyleLst>
     </a:fmtScheme>
   </a:themeElements>
-  <a:objectDefaults/>
+  <a:objectDefaults>
+    <a:lnDef>
+      <a:spPr/>
+      <a:bodyPr/>
+      <a:lstStyle/>
+      <a:style>
+        <a:lnRef idx="2">
+          <a:schemeClr val="accent1"/>
+        </a:lnRef>
+        <a:fillRef idx="0">
+          <a:schemeClr val="accent1"/>
+        </a:fillRef>
+        <a:effectRef idx="1">
+          <a:schemeClr val="accent1"/>
+        </a:effectRef>
+        <a:fontRef idx="minor">
+          <a:schemeClr val="tx1"/>
+        </a:fontRef>
+      </a:style>
+    </a:lnDef>
+  </a:objectDefaults>
   <a:extraClrSchemeLst/>
   <a:extLst>
     <a:ext uri="{05A4C25C-085E-4340-85A3-A5531E510DB2}">
-      <thm15:themeFamily xmlns:thm15="http://schemas.microsoft.com/office/thememl/2012/main" name="Office Theme" id="{62F939B6-93AF-4DB8-9C6B-D6C7DFDC589F}" vid="{4A3C46E8-61CC-4603-A589-7422A47A8E4A}"/>
+      <thm15:themeFamily xmlns:thm15="http://schemas.microsoft.com/office/thememl/2012/main" name="Office Theme" id="{2E142A2C-CD16-42D6-873A-C26D2A0506FA}" vid="{1BDDFF52-6CD6-40A5-AB3C-68EB2F1E4D0A}"/>
     </a:ext>
   </a:extLst>
 </a:theme>
